--- a/decuongHai.docx
+++ b/decuongHai.docx
@@ -4,994 +4,50 @@
   <w:body>
     <w:p>
       <w:pPr>
-        <w:spacing w:line="240" w:lineRule="auto"/>
+        <w:tabs>
+          <w:tab w:val="left" w:pos="2490"/>
+        </w:tabs>
+        <w:spacing w:after="120"/>
         <w:jc w:val="center"/>
         <w:rPr>
           <w:b/>
-          <w:bCs/>
-        </w:rPr>
-      </w:pPr>
+          <w:sz w:val="32"/>
+          <w:szCs w:val="32"/>
+        </w:rPr>
+      </w:pPr>
+      <w:bookmarkStart w:id="0" w:name="_Hlk199506949"/>
       <w:r>
         <w:rPr>
           <w:b/>
           <w:noProof/>
-          <w:lang w:val="en-GB" w:eastAsia="en-GB"/>
-        </w:rPr>
-        <mc:AlternateContent>
-          <mc:Choice Requires="wps">
-            <w:drawing>
-              <wp:anchor distT="0" distB="0" distL="114300" distR="114300" simplePos="0" relativeHeight="251660288" behindDoc="0" locked="0" layoutInCell="1" allowOverlap="1" wp14:anchorId="5C85E8BB" wp14:editId="183E449F">
-                <wp:simplePos x="0" y="0"/>
-                <wp:positionH relativeFrom="margin">
-                  <wp:posOffset>-145415</wp:posOffset>
-                </wp:positionH>
-                <wp:positionV relativeFrom="paragraph">
-                  <wp:posOffset>16856</wp:posOffset>
-                </wp:positionV>
-                <wp:extent cx="6416386" cy="8612332"/>
-                <wp:effectExtent l="19050" t="19050" r="41910" b="36830"/>
-                <wp:wrapNone/>
-                <wp:docPr id="5" name="Text Box 5"/>
-                <wp:cNvGraphicFramePr>
-                  <a:graphicFrameLocks xmlns:a="http://schemas.openxmlformats.org/drawingml/2006/main"/>
-                </wp:cNvGraphicFramePr>
-                <a:graphic xmlns:a="http://schemas.openxmlformats.org/drawingml/2006/main">
-                  <a:graphicData uri="http://schemas.microsoft.com/office/word/2010/wordprocessingShape">
-                    <wps:wsp>
-                      <wps:cNvSpPr txBox="1">
-                        <a:spLocks noChangeArrowheads="1"/>
-                      </wps:cNvSpPr>
-                      <wps:spPr bwMode="auto">
-                        <a:xfrm>
-                          <a:off x="0" y="0"/>
-                          <a:ext cx="6416386" cy="8612332"/>
-                        </a:xfrm>
-                        <a:prstGeom prst="rect">
-                          <a:avLst/>
-                        </a:prstGeom>
-                        <a:solidFill>
-                          <a:srgbClr val="FFFFFF"/>
-                        </a:solidFill>
-                        <a:ln w="57150" cmpd="thickThin">
-                          <a:solidFill>
-                            <a:srgbClr val="000000"/>
-                          </a:solidFill>
-                          <a:miter lim="800000"/>
-                          <a:headEnd/>
-                          <a:tailEnd/>
-                        </a:ln>
-                      </wps:spPr>
-                      <wps:txbx>
-                        <w:txbxContent>
-                          <w:p>
-                            <w:pPr>
-                              <w:spacing w:line="240" w:lineRule="auto"/>
-                              <w:jc w:val="center"/>
-                              <w:rPr>
-                                <w:b/>
-                                <w:bCs/>
-                              </w:rPr>
-                            </w:pPr>
-                            <w:r>
-                              <w:rPr>
-                                <w:b/>
-                                <w:bCs/>
-                              </w:rPr>
-                              <w:t>TRƯỜNG ĐẠI HỌC QUY NHƠN</w:t>
-                            </w:r>
-                          </w:p>
-                          <w:p>
-                            <w:pPr>
-                              <w:spacing w:line="240" w:lineRule="auto"/>
-                              <w:jc w:val="center"/>
-                            </w:pPr>
-                            <w:r>
-                              <w:t>KHOA CÔNG NGHỆ THÔNG TIN</w:t>
-                            </w:r>
-                          </w:p>
-                          <w:p>
-                            <w:pPr>
-                              <w:spacing w:after="0" w:line="240" w:lineRule="auto"/>
-                              <w:jc w:val="center"/>
-                              <w:rPr>
-                                <w:sz w:val="18"/>
-                              </w:rPr>
-                            </w:pPr>
-                          </w:p>
-                          <w:p>
-                            <w:pPr>
-                              <w:spacing w:after="0" w:line="240" w:lineRule="auto"/>
-                              <w:jc w:val="center"/>
-                              <w:rPr>
-                                <w:b/>
-                                <w:sz w:val="18"/>
-                              </w:rPr>
-                            </w:pPr>
-                          </w:p>
-                          <w:p>
-                            <w:pPr>
-                              <w:spacing w:after="0" w:line="240" w:lineRule="auto"/>
-                              <w:jc w:val="center"/>
-                              <w:rPr>
-                                <w:b/>
-                                <w:sz w:val="18"/>
-                              </w:rPr>
-                            </w:pPr>
-                          </w:p>
-                          <w:p>
-                            <w:pPr>
-                              <w:spacing w:after="0" w:line="240" w:lineRule="auto"/>
-                              <w:jc w:val="center"/>
-                            </w:pPr>
-                            <w:r>
-                              <w:rPr>
-                                <w:noProof/>
-                                <w:lang w:val="en-GB" w:eastAsia="en-GB"/>
-                              </w:rPr>
-                              <w:drawing>
-                                <wp:inline distT="0" distB="0" distL="0" distR="0" wp14:anchorId="1A40AB4D" wp14:editId="3DF87733">
-                                  <wp:extent cx="2120900" cy="2051050"/>
-                                  <wp:effectExtent l="0" t="0" r="0" b="6350"/>
-                                  <wp:docPr id="8" name="Picture 8"/>
-                                  <wp:cNvGraphicFramePr>
-                                    <a:graphicFrameLocks xmlns:a="http://schemas.openxmlformats.org/drawingml/2006/main" noChangeAspect="1"/>
-                                  </wp:cNvGraphicFramePr>
-                                  <a:graphic xmlns:a="http://schemas.openxmlformats.org/drawingml/2006/main">
-                                    <a:graphicData uri="http://schemas.openxmlformats.org/drawingml/2006/picture">
-                                      <pic:pic xmlns:pic="http://schemas.openxmlformats.org/drawingml/2006/picture">
-                                        <pic:nvPicPr>
-                                          <pic:cNvPr id="1" name=""/>
-                                          <pic:cNvPicPr/>
-                                        </pic:nvPicPr>
-                                        <pic:blipFill>
-                                          <a:blip r:embed="rId8"/>
-                                          <a:stretch>
-                                            <a:fillRect/>
-                                          </a:stretch>
-                                        </pic:blipFill>
-                                        <pic:spPr>
-                                          <a:xfrm>
-                                            <a:off x="0" y="0"/>
-                                            <a:ext cx="2120900" cy="2051050"/>
-                                          </a:xfrm>
-                                          <a:prstGeom prst="rect">
-                                            <a:avLst/>
-                                          </a:prstGeom>
-                                        </pic:spPr>
-                                      </pic:pic>
-                                    </a:graphicData>
-                                  </a:graphic>
-                                </wp:inline>
-                              </w:drawing>
-                            </w:r>
-                          </w:p>
-                          <w:p>
-                            <w:pPr>
-                              <w:spacing w:after="0" w:line="240" w:lineRule="auto"/>
-                              <w:jc w:val="center"/>
-                              <w:rPr>
-                                <w:b/>
-                                <w:sz w:val="18"/>
-                                <w:szCs w:val="18"/>
-                              </w:rPr>
-                            </w:pPr>
-                          </w:p>
-                          <w:p>
-                            <w:pPr>
-                              <w:spacing w:after="0" w:line="240" w:lineRule="auto"/>
-                              <w:jc w:val="center"/>
-                              <w:rPr>
-                                <w:sz w:val="18"/>
-                                <w:szCs w:val="18"/>
-                              </w:rPr>
-                            </w:pPr>
-                          </w:p>
-                          <w:p>
-                            <w:pPr>
-                              <w:spacing w:after="0" w:line="240" w:lineRule="auto"/>
-                              <w:jc w:val="center"/>
-                              <w:rPr>
-                                <w:sz w:val="18"/>
-                                <w:szCs w:val="18"/>
-                              </w:rPr>
-                            </w:pPr>
-                          </w:p>
-                          <w:p>
-                            <w:pPr>
-                              <w:spacing w:line="240" w:lineRule="auto"/>
-                              <w:jc w:val="center"/>
-                            </w:pPr>
-                            <w:r>
-                              <w:t>ĐỀ CƯƠNG</w:t>
-                            </w:r>
-                          </w:p>
-                          <w:p>
-                            <w:pPr>
-                              <w:spacing w:line="240" w:lineRule="auto"/>
-                              <w:jc w:val="center"/>
-                            </w:pPr>
-                            <w:r>
-                              <w:t>KHÓA LUẬN TỐT NGHIỆP</w:t>
-                            </w:r>
-                          </w:p>
-                          <w:p>
-                            <w:pPr>
-                              <w:spacing w:line="240" w:lineRule="auto"/>
-                              <w:jc w:val="center"/>
-                            </w:pPr>
-                            <w:r>
-                              <w:t>KORRA – NỀN TẢNG TÌM KIẾM VIỆC LÀM</w:t>
-                            </w:r>
-                          </w:p>
-                          <w:p>
-                            <w:pPr>
-                              <w:spacing w:line="240" w:lineRule="auto"/>
-                              <w:jc w:val="center"/>
-                            </w:pPr>
-                          </w:p>
-                          <w:p>
-                            <w:pPr>
-                              <w:spacing w:line="240" w:lineRule="auto"/>
-                              <w:jc w:val="center"/>
-                            </w:pPr>
-                          </w:p>
-                          <w:p>
-                            <w:pPr>
-                              <w:spacing w:line="240" w:lineRule="auto"/>
-                              <w:jc w:val="center"/>
-                            </w:pPr>
-                          </w:p>
-                          <w:p>
-                            <w:pPr>
-                              <w:spacing w:line="240" w:lineRule="auto"/>
-                              <w:jc w:val="center"/>
-                            </w:pPr>
-                          </w:p>
-                          <w:tbl>
-                            <w:tblPr>
-                              <w:tblStyle w:val="TableGrid"/>
-                              <w:tblW w:w="0" w:type="auto"/>
-                              <w:tblInd w:w="1908" w:type="dxa"/>
-                              <w:tblBorders>
-                                <w:top w:val="none" w:sz="0" w:space="0" w:color="auto"/>
-                                <w:left w:val="none" w:sz="0" w:space="0" w:color="auto"/>
-                                <w:bottom w:val="none" w:sz="0" w:space="0" w:color="auto"/>
-                                <w:right w:val="none" w:sz="0" w:space="0" w:color="auto"/>
-                                <w:insideH w:val="none" w:sz="0" w:space="0" w:color="auto"/>
-                                <w:insideV w:val="none" w:sz="0" w:space="0" w:color="auto"/>
-                              </w:tblBorders>
-                              <w:tblLook w:val="04A0" w:firstRow="1" w:lastRow="0" w:firstColumn="1" w:lastColumn="0" w:noHBand="0" w:noVBand="1"/>
-                            </w:tblPr>
-                            <w:tblGrid>
-                              <w:gridCol w:w="3150"/>
-                              <w:gridCol w:w="3150"/>
-                            </w:tblGrid>
-                            <w:tr>
-                              <w:tc>
-                                <w:tcPr>
-                                  <w:tcW w:w="3150" w:type="dxa"/>
-                                </w:tcPr>
-                                <w:p>
-                                  <w:r>
-                                    <w:t>Sinh viên</w:t>
-                                  </w:r>
-                                </w:p>
-                              </w:tc>
-                              <w:tc>
-                                <w:tcPr>
-                                  <w:tcW w:w="3150" w:type="dxa"/>
-                                </w:tcPr>
-                                <w:p>
-                                  <w:r>
-                                    <w:t>Nguyễn Ngọc Hải</w:t>
-                                  </w:r>
-                                </w:p>
-                              </w:tc>
-                            </w:tr>
-                            <w:tr>
-                              <w:tc>
-                                <w:tcPr>
-                                  <w:tcW w:w="3150" w:type="dxa"/>
-                                </w:tcPr>
-                                <w:p>
-                                  <w:r>
-                                    <w:t>Chuyên ngành</w:t>
-                                  </w:r>
-                                </w:p>
-                              </w:tc>
-                              <w:tc>
-                                <w:tcPr>
-                                  <w:tcW w:w="3150" w:type="dxa"/>
-                                </w:tcPr>
-                                <w:p>
-                                  <w:r>
-                                    <w:t>Hệ thống thông tin</w:t>
-                                  </w:r>
-                                </w:p>
-                              </w:tc>
-                            </w:tr>
-                            <w:tr>
-                              <w:tc>
-                                <w:tcPr>
-                                  <w:tcW w:w="3150" w:type="dxa"/>
-                                </w:tcPr>
-                                <w:p>
-                                  <w:r>
-                                    <w:t>Khóa học</w:t>
-                                  </w:r>
-                                </w:p>
-                                <w:p>
-                                  <w:r>
-                                    <w:t>Người hướng dẫn</w:t>
-                                  </w:r>
-                                </w:p>
-                              </w:tc>
-                              <w:tc>
-                                <w:tcPr>
-                                  <w:tcW w:w="3150" w:type="dxa"/>
-                                </w:tcPr>
-                                <w:p>
-                                  <w:r>
-                                    <w:t>K</w:t>
-                                  </w:r>
-                                  <w:r>
-                                    <w:t>45</w:t>
-                                  </w:r>
-                                </w:p>
-                                <w:p>
-                                  <w:r>
-                                    <w:t>TS Phan Đình Sinh</w:t>
-                                  </w:r>
-                                </w:p>
-                              </w:tc>
-                            </w:tr>
-                            <w:tr>
-                              <w:tc>
-                                <w:tcPr>
-                                  <w:tcW w:w="3150" w:type="dxa"/>
-                                </w:tcPr>
-                                <w:p/>
-                              </w:tc>
-                              <w:tc>
-                                <w:tcPr>
-                                  <w:tcW w:w="3150" w:type="dxa"/>
-                                </w:tcPr>
-                                <w:p/>
-                              </w:tc>
-                            </w:tr>
-                            <w:tr>
-                              <w:tc>
-                                <w:tcPr>
-                                  <w:tcW w:w="3150" w:type="dxa"/>
-                                </w:tcPr>
-                                <w:p/>
-                              </w:tc>
-                              <w:tc>
-                                <w:tcPr>
-                                  <w:tcW w:w="3150" w:type="dxa"/>
-                                </w:tcPr>
-                                <w:p/>
-                              </w:tc>
-                            </w:tr>
-                          </w:tbl>
-                          <w:p>
-                            <w:pPr>
-                              <w:spacing w:after="0" w:line="240" w:lineRule="auto"/>
-                              <w:jc w:val="center"/>
-                              <w:rPr>
-                                <w:b/>
-                                <w:sz w:val="18"/>
-                                <w:szCs w:val="18"/>
-                              </w:rPr>
-                            </w:pPr>
-                          </w:p>
-                          <w:p>
-                            <w:pPr>
-                              <w:spacing w:after="0" w:line="240" w:lineRule="auto"/>
-                              <w:jc w:val="center"/>
-                              <w:rPr>
-                                <w:sz w:val="18"/>
-                                <w:szCs w:val="18"/>
-                              </w:rPr>
-                            </w:pPr>
-                          </w:p>
-                          <w:p>
-                            <w:pPr>
-                              <w:spacing w:after="0" w:line="240" w:lineRule="auto"/>
-                              <w:jc w:val="center"/>
-                              <w:rPr>
-                                <w:sz w:val="18"/>
-                                <w:szCs w:val="18"/>
-                              </w:rPr>
-                            </w:pPr>
-                          </w:p>
-                          <w:p>
-                            <w:pPr>
-                              <w:spacing w:after="0" w:line="240" w:lineRule="auto"/>
-                              <w:jc w:val="center"/>
-                              <w:rPr>
-                                <w:sz w:val="18"/>
-                                <w:szCs w:val="18"/>
-                              </w:rPr>
-                            </w:pPr>
-                          </w:p>
-                          <w:p>
-                            <w:pPr>
-                              <w:spacing w:after="0" w:line="240" w:lineRule="auto"/>
-                              <w:jc w:val="center"/>
-                              <w:rPr>
-                                <w:sz w:val="18"/>
-                                <w:szCs w:val="18"/>
-                              </w:rPr>
-                            </w:pPr>
-                          </w:p>
-                          <w:p>
-                            <w:pPr>
-                              <w:spacing w:after="0" w:line="240" w:lineRule="auto"/>
-                              <w:rPr>
-                                <w:sz w:val="18"/>
-                                <w:szCs w:val="18"/>
-                              </w:rPr>
-                            </w:pPr>
-                          </w:p>
-                          <w:p>
-                            <w:pPr>
-                              <w:spacing w:after="0" w:line="240" w:lineRule="auto"/>
-                              <w:jc w:val="center"/>
-                              <w:rPr>
-                                <w:sz w:val="18"/>
-                                <w:szCs w:val="18"/>
-                              </w:rPr>
-                            </w:pPr>
-                          </w:p>
-                          <w:p>
-                            <w:pPr>
-                              <w:spacing w:line="240" w:lineRule="auto"/>
-                              <w:jc w:val="center"/>
-                            </w:pPr>
-                            <w:r>
-                              <w:t xml:space="preserve">Quy Nhơn, tháng </w:t>
-                            </w:r>
-                            <w:r>
-                              <w:t>11</w:t>
-                            </w:r>
-                            <w:r>
-                              <w:t xml:space="preserve"> năm 20</w:t>
-                            </w:r>
-                            <w:r>
-                              <w:t>25</w:t>
-                            </w:r>
-                          </w:p>
-                          <w:p>
-                            <w:pPr>
-                              <w:spacing w:after="0" w:line="240" w:lineRule="auto"/>
-                              <w:jc w:val="center"/>
-                              <w:rPr>
-                                <w:b/>
-                                <w:sz w:val="18"/>
-                                <w:szCs w:val="18"/>
-                              </w:rPr>
-                            </w:pPr>
-                          </w:p>
-                        </w:txbxContent>
-                      </wps:txbx>
-                      <wps:bodyPr rot="0" vert="horz" wrap="square" lIns="91440" tIns="45720" rIns="91440" bIns="45720" anchor="t" anchorCtr="0" upright="1">
-                        <a:noAutofit/>
-                      </wps:bodyPr>
-                    </wps:wsp>
-                  </a:graphicData>
-                </a:graphic>
-                <wp14:sizeRelH relativeFrom="page">
-                  <wp14:pctWidth>0</wp14:pctWidth>
-                </wp14:sizeRelH>
-                <wp14:sizeRelV relativeFrom="page">
-                  <wp14:pctHeight>0</wp14:pctHeight>
-                </wp14:sizeRelV>
-              </wp:anchor>
-            </w:drawing>
-          </mc:Choice>
-          <mc:Fallback>
-            <w:pict>
-              <v:shapetype w14:anchorId="5C85E8BB" id="_x0000_t202" coordsize="21600,21600" o:spt="202" path="m,l,21600r21600,l21600,xe">
-                <v:stroke joinstyle="miter"/>
-                <v:path gradientshapeok="t" o:connecttype="rect"/>
-              </v:shapetype>
-              <v:shape id="Text Box 5" o:spid="_x0000_s1026" type="#_x0000_t202" style="position:absolute;left:0;text-align:left;margin-left:-11.45pt;margin-top:1.35pt;width:505.25pt;height:678.15pt;z-index:251660288;visibility:visible;mso-wrap-style:square;mso-width-percent:0;mso-height-percent:0;mso-wrap-distance-left:9pt;mso-wrap-distance-top:0;mso-wrap-distance-right:9pt;mso-wrap-distance-bottom:0;mso-position-horizontal:absolute;mso-position-horizontal-relative:margin;mso-position-vertical:absolute;mso-position-vertical-relative:text;mso-width-percent:0;mso-height-percent:0;mso-width-relative:page;mso-height-relative:page;v-text-anchor:top" o:gfxdata="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" strokeweight="4.5pt">
-                <v:stroke linestyle="thickThin"/>
-                <v:textbox>
-                  <w:txbxContent>
-                    <w:p>
-                      <w:pPr>
-                        <w:spacing w:line="240" w:lineRule="auto"/>
-                        <w:jc w:val="center"/>
-                        <w:rPr>
-                          <w:b/>
-                          <w:bCs/>
-                        </w:rPr>
-                      </w:pPr>
-                      <w:r>
-                        <w:rPr>
-                          <w:b/>
-                          <w:bCs/>
-                        </w:rPr>
-                        <w:t>TRƯỜNG ĐẠI HỌC QUY NHƠN</w:t>
-                      </w:r>
-                    </w:p>
-                    <w:p>
-                      <w:pPr>
-                        <w:spacing w:line="240" w:lineRule="auto"/>
-                        <w:jc w:val="center"/>
-                      </w:pPr>
-                      <w:r>
-                        <w:t>KHOA CÔNG NGHỆ THÔNG TIN</w:t>
-                      </w:r>
-                    </w:p>
-                    <w:p>
-                      <w:pPr>
-                        <w:spacing w:after="0" w:line="240" w:lineRule="auto"/>
-                        <w:jc w:val="center"/>
-                        <w:rPr>
-                          <w:sz w:val="18"/>
-                        </w:rPr>
-                      </w:pPr>
-                    </w:p>
-                    <w:p>
-                      <w:pPr>
-                        <w:spacing w:after="0" w:line="240" w:lineRule="auto"/>
-                        <w:jc w:val="center"/>
-                        <w:rPr>
-                          <w:b/>
-                          <w:sz w:val="18"/>
-                        </w:rPr>
-                      </w:pPr>
-                    </w:p>
-                    <w:p>
-                      <w:pPr>
-                        <w:spacing w:after="0" w:line="240" w:lineRule="auto"/>
-                        <w:jc w:val="center"/>
-                        <w:rPr>
-                          <w:b/>
-                          <w:sz w:val="18"/>
-                        </w:rPr>
-                      </w:pPr>
-                    </w:p>
-                    <w:p>
-                      <w:pPr>
-                        <w:spacing w:after="0" w:line="240" w:lineRule="auto"/>
-                        <w:jc w:val="center"/>
-                      </w:pPr>
-                      <w:r>
-                        <w:rPr>
-                          <w:noProof/>
-                          <w:lang w:val="en-GB" w:eastAsia="en-GB"/>
-                        </w:rPr>
-                        <w:drawing>
-                          <wp:inline distT="0" distB="0" distL="0" distR="0" wp14:anchorId="1A40AB4D" wp14:editId="3DF87733">
-                            <wp:extent cx="2120900" cy="2051050"/>
-                            <wp:effectExtent l="0" t="0" r="0" b="6350"/>
-                            <wp:docPr id="8" name="Picture 8"/>
-                            <wp:cNvGraphicFramePr>
-                              <a:graphicFrameLocks xmlns:a="http://schemas.openxmlformats.org/drawingml/2006/main" noChangeAspect="1"/>
-                            </wp:cNvGraphicFramePr>
-                            <a:graphic xmlns:a="http://schemas.openxmlformats.org/drawingml/2006/main">
-                              <a:graphicData uri="http://schemas.openxmlformats.org/drawingml/2006/picture">
-                                <pic:pic xmlns:pic="http://schemas.openxmlformats.org/drawingml/2006/picture">
-                                  <pic:nvPicPr>
-                                    <pic:cNvPr id="1" name=""/>
-                                    <pic:cNvPicPr/>
-                                  </pic:nvPicPr>
-                                  <pic:blipFill>
-                                    <a:blip r:embed="rId8"/>
-                                    <a:stretch>
-                                      <a:fillRect/>
-                                    </a:stretch>
-                                  </pic:blipFill>
-                                  <pic:spPr>
-                                    <a:xfrm>
-                                      <a:off x="0" y="0"/>
-                                      <a:ext cx="2120900" cy="2051050"/>
-                                    </a:xfrm>
-                                    <a:prstGeom prst="rect">
-                                      <a:avLst/>
-                                    </a:prstGeom>
-                                  </pic:spPr>
-                                </pic:pic>
-                              </a:graphicData>
-                            </a:graphic>
-                          </wp:inline>
-                        </w:drawing>
-                      </w:r>
-                    </w:p>
-                    <w:p>
-                      <w:pPr>
-                        <w:spacing w:after="0" w:line="240" w:lineRule="auto"/>
-                        <w:jc w:val="center"/>
-                        <w:rPr>
-                          <w:b/>
-                          <w:sz w:val="18"/>
-                          <w:szCs w:val="18"/>
-                        </w:rPr>
-                      </w:pPr>
-                    </w:p>
-                    <w:p>
-                      <w:pPr>
-                        <w:spacing w:after="0" w:line="240" w:lineRule="auto"/>
-                        <w:jc w:val="center"/>
-                        <w:rPr>
-                          <w:sz w:val="18"/>
-                          <w:szCs w:val="18"/>
-                        </w:rPr>
-                      </w:pPr>
-                    </w:p>
-                    <w:p>
-                      <w:pPr>
-                        <w:spacing w:after="0" w:line="240" w:lineRule="auto"/>
-                        <w:jc w:val="center"/>
-                        <w:rPr>
-                          <w:sz w:val="18"/>
-                          <w:szCs w:val="18"/>
-                        </w:rPr>
-                      </w:pPr>
-                    </w:p>
-                    <w:p>
-                      <w:pPr>
-                        <w:spacing w:line="240" w:lineRule="auto"/>
-                        <w:jc w:val="center"/>
-                      </w:pPr>
-                      <w:r>
-                        <w:t>ĐỀ CƯƠNG</w:t>
-                      </w:r>
-                    </w:p>
-                    <w:p>
-                      <w:pPr>
-                        <w:spacing w:line="240" w:lineRule="auto"/>
-                        <w:jc w:val="center"/>
-                      </w:pPr>
-                      <w:r>
-                        <w:t>KHÓA LUẬN TỐT NGHIỆP</w:t>
-                      </w:r>
-                    </w:p>
-                    <w:p>
-                      <w:pPr>
-                        <w:spacing w:line="240" w:lineRule="auto"/>
-                        <w:jc w:val="center"/>
-                      </w:pPr>
-                      <w:r>
-                        <w:t>KORRA – NỀN TẢNG TÌM KIẾM VIỆC LÀM</w:t>
-                      </w:r>
-                    </w:p>
-                    <w:p>
-                      <w:pPr>
-                        <w:spacing w:line="240" w:lineRule="auto"/>
-                        <w:jc w:val="center"/>
-                      </w:pPr>
-                    </w:p>
-                    <w:p>
-                      <w:pPr>
-                        <w:spacing w:line="240" w:lineRule="auto"/>
-                        <w:jc w:val="center"/>
-                      </w:pPr>
-                    </w:p>
-                    <w:p>
-                      <w:pPr>
-                        <w:spacing w:line="240" w:lineRule="auto"/>
-                        <w:jc w:val="center"/>
-                      </w:pPr>
-                    </w:p>
-                    <w:p>
-                      <w:pPr>
-                        <w:spacing w:line="240" w:lineRule="auto"/>
-                        <w:jc w:val="center"/>
-                      </w:pPr>
-                    </w:p>
-                    <w:tbl>
-                      <w:tblPr>
-                        <w:tblStyle w:val="TableGrid"/>
-                        <w:tblW w:w="0" w:type="auto"/>
-                        <w:tblInd w:w="1908" w:type="dxa"/>
-                        <w:tblBorders>
-                          <w:top w:val="none" w:sz="0" w:space="0" w:color="auto"/>
-                          <w:left w:val="none" w:sz="0" w:space="0" w:color="auto"/>
-                          <w:bottom w:val="none" w:sz="0" w:space="0" w:color="auto"/>
-                          <w:right w:val="none" w:sz="0" w:space="0" w:color="auto"/>
-                          <w:insideH w:val="none" w:sz="0" w:space="0" w:color="auto"/>
-                          <w:insideV w:val="none" w:sz="0" w:space="0" w:color="auto"/>
-                        </w:tblBorders>
-                        <w:tblLook w:val="04A0" w:firstRow="1" w:lastRow="0" w:firstColumn="1" w:lastColumn="0" w:noHBand="0" w:noVBand="1"/>
-                      </w:tblPr>
-                      <w:tblGrid>
-                        <w:gridCol w:w="3150"/>
-                        <w:gridCol w:w="3150"/>
-                      </w:tblGrid>
-                      <w:tr>
-                        <w:tc>
-                          <w:tcPr>
-                            <w:tcW w:w="3150" w:type="dxa"/>
-                          </w:tcPr>
-                          <w:p>
-                            <w:r>
-                              <w:t>Sinh viên</w:t>
-                            </w:r>
-                          </w:p>
-                        </w:tc>
-                        <w:tc>
-                          <w:tcPr>
-                            <w:tcW w:w="3150" w:type="dxa"/>
-                          </w:tcPr>
-                          <w:p>
-                            <w:r>
-                              <w:t>Nguyễn Ngọc Hải</w:t>
-                            </w:r>
-                          </w:p>
-                        </w:tc>
-                      </w:tr>
-                      <w:tr>
-                        <w:tc>
-                          <w:tcPr>
-                            <w:tcW w:w="3150" w:type="dxa"/>
-                          </w:tcPr>
-                          <w:p>
-                            <w:r>
-                              <w:t>Chuyên ngành</w:t>
-                            </w:r>
-                          </w:p>
-                        </w:tc>
-                        <w:tc>
-                          <w:tcPr>
-                            <w:tcW w:w="3150" w:type="dxa"/>
-                          </w:tcPr>
-                          <w:p>
-                            <w:r>
-                              <w:t>Hệ thống thông tin</w:t>
-                            </w:r>
-                          </w:p>
-                        </w:tc>
-                      </w:tr>
-                      <w:tr>
-                        <w:tc>
-                          <w:tcPr>
-                            <w:tcW w:w="3150" w:type="dxa"/>
-                          </w:tcPr>
-                          <w:p>
-                            <w:r>
-                              <w:t>Khóa học</w:t>
-                            </w:r>
-                          </w:p>
-                          <w:p>
-                            <w:r>
-                              <w:t>Người hướng dẫn</w:t>
-                            </w:r>
-                          </w:p>
-                        </w:tc>
-                        <w:tc>
-                          <w:tcPr>
-                            <w:tcW w:w="3150" w:type="dxa"/>
-                          </w:tcPr>
-                          <w:p>
-                            <w:r>
-                              <w:t>K</w:t>
-                            </w:r>
-                            <w:r>
-                              <w:t>45</w:t>
-                            </w:r>
-                          </w:p>
-                          <w:p>
-                            <w:r>
-                              <w:t>TS Phan Đình Sinh</w:t>
-                            </w:r>
-                          </w:p>
-                        </w:tc>
-                      </w:tr>
-                      <w:tr>
-                        <w:tc>
-                          <w:tcPr>
-                            <w:tcW w:w="3150" w:type="dxa"/>
-                          </w:tcPr>
-                          <w:p/>
-                        </w:tc>
-                        <w:tc>
-                          <w:tcPr>
-                            <w:tcW w:w="3150" w:type="dxa"/>
-                          </w:tcPr>
-                          <w:p/>
-                        </w:tc>
-                      </w:tr>
-                      <w:tr>
-                        <w:tc>
-                          <w:tcPr>
-                            <w:tcW w:w="3150" w:type="dxa"/>
-                          </w:tcPr>
-                          <w:p/>
-                        </w:tc>
-                        <w:tc>
-                          <w:tcPr>
-                            <w:tcW w:w="3150" w:type="dxa"/>
-                          </w:tcPr>
-                          <w:p/>
-                        </w:tc>
-                      </w:tr>
-                    </w:tbl>
-                    <w:p>
-                      <w:pPr>
-                        <w:spacing w:after="0" w:line="240" w:lineRule="auto"/>
-                        <w:jc w:val="center"/>
-                        <w:rPr>
-                          <w:b/>
-                          <w:sz w:val="18"/>
-                          <w:szCs w:val="18"/>
-                        </w:rPr>
-                      </w:pPr>
-                    </w:p>
-                    <w:p>
-                      <w:pPr>
-                        <w:spacing w:after="0" w:line="240" w:lineRule="auto"/>
-                        <w:jc w:val="center"/>
-                        <w:rPr>
-                          <w:sz w:val="18"/>
-                          <w:szCs w:val="18"/>
-                        </w:rPr>
-                      </w:pPr>
-                    </w:p>
-                    <w:p>
-                      <w:pPr>
-                        <w:spacing w:after="0" w:line="240" w:lineRule="auto"/>
-                        <w:jc w:val="center"/>
-                        <w:rPr>
-                          <w:sz w:val="18"/>
-                          <w:szCs w:val="18"/>
-                        </w:rPr>
-                      </w:pPr>
-                    </w:p>
-                    <w:p>
-                      <w:pPr>
-                        <w:spacing w:after="0" w:line="240" w:lineRule="auto"/>
-                        <w:jc w:val="center"/>
-                        <w:rPr>
-                          <w:sz w:val="18"/>
-                          <w:szCs w:val="18"/>
-                        </w:rPr>
-                      </w:pPr>
-                    </w:p>
-                    <w:p>
-                      <w:pPr>
-                        <w:spacing w:after="0" w:line="240" w:lineRule="auto"/>
-                        <w:jc w:val="center"/>
-                        <w:rPr>
-                          <w:sz w:val="18"/>
-                          <w:szCs w:val="18"/>
-                        </w:rPr>
-                      </w:pPr>
-                    </w:p>
-                    <w:p>
-                      <w:pPr>
-                        <w:spacing w:after="0" w:line="240" w:lineRule="auto"/>
-                        <w:rPr>
-                          <w:sz w:val="18"/>
-                          <w:szCs w:val="18"/>
-                        </w:rPr>
-                      </w:pPr>
-                    </w:p>
-                    <w:p>
-                      <w:pPr>
-                        <w:spacing w:after="0" w:line="240" w:lineRule="auto"/>
-                        <w:jc w:val="center"/>
-                        <w:rPr>
-                          <w:sz w:val="18"/>
-                          <w:szCs w:val="18"/>
-                        </w:rPr>
-                      </w:pPr>
-                    </w:p>
-                    <w:p>
-                      <w:pPr>
-                        <w:spacing w:line="240" w:lineRule="auto"/>
-                        <w:jc w:val="center"/>
-                      </w:pPr>
-                      <w:r>
-                        <w:t xml:space="preserve">Quy Nhơn, tháng </w:t>
-                      </w:r>
-                      <w:r>
-                        <w:t>11</w:t>
-                      </w:r>
-                      <w:r>
-                        <w:t xml:space="preserve"> năm 20</w:t>
-                      </w:r>
-                      <w:r>
-                        <w:t>25</w:t>
-                      </w:r>
-                    </w:p>
-                    <w:p>
-                      <w:pPr>
-                        <w:spacing w:after="0" w:line="240" w:lineRule="auto"/>
-                        <w:jc w:val="center"/>
-                        <w:rPr>
-                          <w:b/>
-                          <w:sz w:val="18"/>
-                          <w:szCs w:val="18"/>
-                        </w:rPr>
-                      </w:pPr>
-                    </w:p>
-                  </w:txbxContent>
-                </v:textbox>
-                <w10:wrap anchorx="margin"/>
-              </v:shape>
-            </w:pict>
-          </mc:Fallback>
-        </mc:AlternateContent>
-      </w:r>
-      <w:r>
-        <w:rPr>
-          <w:b/>
-          <w:bCs/>
-        </w:rPr>
-        <w:t>TRƯỜNG ĐẠI HỌC QUY NHƠN</w:t>
-      </w:r>
-    </w:p>
-    <w:p>
-      <w:pPr>
-        <w:spacing w:line="240" w:lineRule="auto"/>
-        <w:jc w:val="center"/>
-        <w:rPr>
-          <w:b/>
-        </w:rPr>
-      </w:pPr>
-      <w:r>
-        <w:rPr>
-          <w:b/>
-        </w:rPr>
-        <w:t>KHOA CÔNG NGHỆ THÔNG TIN</w:t>
-      </w:r>
-    </w:p>
-    <w:p>
-      <w:pPr>
-        <w:spacing w:after="0" w:line="240" w:lineRule="auto"/>
-        <w:jc w:val="center"/>
-        <w:rPr>
-          <w:b/>
-          <w:sz w:val="18"/>
-        </w:rPr>
-      </w:pPr>
-    </w:p>
-    <w:p>
-      <w:pPr>
-        <w:spacing w:after="0" w:line="240" w:lineRule="auto"/>
-        <w:jc w:val="center"/>
-        <w:rPr>
-          <w:b/>
-          <w:sz w:val="18"/>
-        </w:rPr>
-      </w:pPr>
-    </w:p>
-    <w:p>
-      <w:pPr>
-        <w:spacing w:after="0" w:line="240" w:lineRule="auto"/>
-        <w:jc w:val="center"/>
-        <w:rPr>
-          <w:b/>
-        </w:rPr>
-      </w:pPr>
-      <w:r>
-        <w:rPr>
-          <w:b/>
-          <w:noProof/>
-          <w:lang w:val="en-GB" w:eastAsia="en-GB"/>
+          <w:sz w:val="32"/>
+          <w:szCs w:val="32"/>
+          <w:lang w:eastAsia="ja-JP"/>
         </w:rPr>
         <w:drawing>
-          <wp:inline distT="0" distB="0" distL="0" distR="0" wp14:anchorId="27DB56D0" wp14:editId="249E353E">
-            <wp:extent cx="2120900" cy="2051050"/>
-            <wp:effectExtent l="0" t="0" r="0" b="6350"/>
-            <wp:docPr id="4" name="Picture 4"/>
-            <wp:cNvGraphicFramePr>
-              <a:graphicFrameLocks xmlns:a="http://schemas.openxmlformats.org/drawingml/2006/main" noChangeAspect="1"/>
-            </wp:cNvGraphicFramePr>
+          <wp:anchor distT="0" distB="0" distL="0" distR="0" simplePos="0" relativeHeight="251659264" behindDoc="1" locked="0" layoutInCell="1" hidden="0" allowOverlap="1" wp14:anchorId="41C74619" wp14:editId="59147614">
+            <wp:simplePos x="0" y="0"/>
+            <wp:positionH relativeFrom="page">
+              <wp:posOffset>541564</wp:posOffset>
+            </wp:positionH>
+            <wp:positionV relativeFrom="margin">
+              <wp:posOffset>-333647</wp:posOffset>
+            </wp:positionV>
+            <wp:extent cx="6570436" cy="10010321"/>
+            <wp:effectExtent l="19050" t="19050" r="20955" b="10160"/>
+            <wp:wrapNone/>
+            <wp:docPr id="1988725350" name="image6.jpg" descr="Shape, square&#10;&#10;Description automatically generated"/>
+            <wp:cNvGraphicFramePr/>
             <a:graphic xmlns:a="http://schemas.openxmlformats.org/drawingml/2006/main">
               <a:graphicData uri="http://schemas.openxmlformats.org/drawingml/2006/picture">
                 <pic:pic xmlns:pic="http://schemas.openxmlformats.org/drawingml/2006/picture">
                   <pic:nvPicPr>
-                    <pic:cNvPr id="1" name=""/>
-                    <pic:cNvPicPr/>
+                    <pic:cNvPr id="0" name="image6.jpg" descr="Shape, square&#10;&#10;Description automatically generated"/>
+                    <pic:cNvPicPr preferRelativeResize="0"/>
                   </pic:nvPicPr>
                   <pic:blipFill>
                     <a:blip r:embed="rId8"/>
+                    <a:srcRect t="138" b="138"/>
                     <a:stretch>
                       <a:fillRect/>
                     </a:stretch>
@@ -999,11 +55,153 @@
                   <pic:spPr>
                     <a:xfrm>
                       <a:off x="0" y="0"/>
-                      <a:ext cx="2120900" cy="2051050"/>
+                      <a:ext cx="6577619" cy="10021264"/>
                     </a:xfrm>
                     <a:prstGeom prst="rect">
                       <a:avLst/>
                     </a:prstGeom>
+                    <a:ln w="9525">
+                      <a:solidFill>
+                        <a:srgbClr val="0000FF"/>
+                      </a:solidFill>
+                      <a:prstDash val="solid"/>
+                    </a:ln>
+                  </pic:spPr>
+                </pic:pic>
+              </a:graphicData>
+            </a:graphic>
+            <wp14:sizeRelH relativeFrom="margin">
+              <wp14:pctWidth>0</wp14:pctWidth>
+            </wp14:sizeRelH>
+            <wp14:sizeRelV relativeFrom="margin">
+              <wp14:pctHeight>0</wp14:pctHeight>
+            </wp14:sizeRelV>
+          </wp:anchor>
+        </w:drawing>
+      </w:r>
+      <w:r>
+        <w:rPr>
+          <w:b/>
+          <w:sz w:val="32"/>
+          <w:szCs w:val="32"/>
+        </w:rPr>
+        <w:t>TRƯỜNG ĐẠI HỌC QUY NHƠN</w:t>
+      </w:r>
+    </w:p>
+    <w:p>
+      <w:pPr>
+        <w:tabs>
+          <w:tab w:val="left" w:pos="2490"/>
+          <w:tab w:val="center" w:pos="4677"/>
+          <w:tab w:val="right" w:pos="9354"/>
+        </w:tabs>
+        <w:spacing w:after="40"/>
+        <w:rPr>
+          <w:sz w:val="32"/>
+          <w:szCs w:val="32"/>
+        </w:rPr>
+      </w:pPr>
+      <w:r>
+        <w:rPr>
+          <w:sz w:val="32"/>
+          <w:szCs w:val="32"/>
+        </w:rPr>
+        <w:tab/>
+      </w:r>
+      <w:r>
+        <w:rPr>
+          <w:sz w:val="32"/>
+          <w:szCs w:val="32"/>
+        </w:rPr>
+        <w:tab/>
+        <w:t>KHOA CÔNG NGHỆ THÔNG TIN</w:t>
+      </w:r>
+      <w:r>
+        <w:rPr>
+          <w:sz w:val="32"/>
+          <w:szCs w:val="32"/>
+        </w:rPr>
+        <w:tab/>
+      </w:r>
+    </w:p>
+    <w:p>
+      <w:pPr>
+        <w:tabs>
+          <w:tab w:val="center" w:pos="3420"/>
+        </w:tabs>
+        <w:spacing w:after="120"/>
+        <w:ind w:right="-51"/>
+        <w:jc w:val="center"/>
+        <w:rPr>
+          <w:sz w:val="28"/>
+          <w:szCs w:val="28"/>
+        </w:rPr>
+      </w:pPr>
+      <w:r>
+        <w:rPr>
+          <w:sz w:val="28"/>
+          <w:szCs w:val="28"/>
+        </w:rPr>
+        <w:t>-----🙞🙜🕮🙞🙜-----</w:t>
+      </w:r>
+    </w:p>
+    <w:bookmarkEnd w:id="0"/>
+    <w:p>
+      <w:pPr>
+        <w:spacing w:after="120"/>
+        <w:jc w:val="center"/>
+        <w:rPr>
+          <w:sz w:val="28"/>
+          <w:szCs w:val="28"/>
+        </w:rPr>
+      </w:pPr>
+    </w:p>
+    <w:p>
+      <w:pPr>
+        <w:spacing w:after="120"/>
+        <w:jc w:val="center"/>
+        <w:rPr>
+          <w:b/>
+          <w:sz w:val="48"/>
+          <w:szCs w:val="48"/>
+        </w:rPr>
+      </w:pPr>
+      <w:r>
+        <w:rPr>
+          <w:noProof/>
+          <w:sz w:val="32"/>
+          <w:szCs w:val="32"/>
+          <w:lang w:eastAsia="ja-JP"/>
+        </w:rPr>
+        <w:drawing>
+          <wp:inline distT="0" distB="0" distL="0" distR="0" wp14:anchorId="666F6BF2" wp14:editId="5B8D0F69">
+            <wp:extent cx="2088000" cy="2088000"/>
+            <wp:effectExtent l="0" t="0" r="0" b="0"/>
+            <wp:docPr id="1988725359" name="image5.png"/>
+            <wp:cNvGraphicFramePr/>
+            <a:graphic xmlns:a="http://schemas.openxmlformats.org/drawingml/2006/main">
+              <a:graphicData uri="http://schemas.openxmlformats.org/drawingml/2006/picture">
+                <pic:pic xmlns:pic="http://schemas.openxmlformats.org/drawingml/2006/picture">
+                  <pic:nvPicPr>
+                    <pic:cNvPr id="0" name="image5.png"/>
+                    <pic:cNvPicPr preferRelativeResize="0"/>
+                  </pic:nvPicPr>
+                  <pic:blipFill>
+                    <a:blip r:embed="rId9"/>
+                    <a:srcRect/>
+                    <a:stretch>
+                      <a:fillRect/>
+                    </a:stretch>
+                  </pic:blipFill>
+                  <pic:spPr>
+                    <a:xfrm>
+                      <a:off x="0" y="0"/>
+                      <a:ext cx="2088000" cy="2088000"/>
+                    </a:xfrm>
+                    <a:prstGeom prst="rect">
+                      <a:avLst/>
+                    </a:prstGeom>
+                    <a:ln/>
                   </pic:spPr>
                 </pic:pic>
               </a:graphicData>
@@ -1014,482 +212,503 @@
     </w:p>
     <w:p>
       <w:pPr>
+        <w:spacing w:after="120"/>
+        <w:jc w:val="center"/>
+        <w:rPr>
+          <w:b/>
+          <w:sz w:val="28"/>
+          <w:szCs w:val="28"/>
+        </w:rPr>
+      </w:pPr>
+    </w:p>
+    <w:p>
+      <w:pPr>
+        <w:spacing w:after="120"/>
+        <w:jc w:val="center"/>
+        <w:rPr>
+          <w:b/>
+          <w:color w:val="000000"/>
+          <w:sz w:val="36"/>
+          <w:szCs w:val="36"/>
+        </w:rPr>
+      </w:pPr>
+      <w:r>
+        <w:rPr>
+          <w:b/>
+          <w:color w:val="000000"/>
+          <w:sz w:val="36"/>
+          <w:szCs w:val="36"/>
+        </w:rPr>
+        <w:t>ĐỀ CƯƠNG</w:t>
+      </w:r>
+    </w:p>
+    <w:p>
+      <w:pPr>
+        <w:tabs>
+          <w:tab w:val="left" w:pos="2490"/>
+        </w:tabs>
+        <w:spacing w:after="120"/>
+        <w:jc w:val="center"/>
+        <w:rPr>
+          <w:b/>
+          <w:color w:val="000000"/>
+          <w:sz w:val="36"/>
+          <w:szCs w:val="36"/>
+        </w:rPr>
+      </w:pPr>
+      <w:r>
+        <w:rPr>
+          <w:b/>
+          <w:color w:val="000000"/>
+          <w:sz w:val="36"/>
+          <w:szCs w:val="36"/>
+        </w:rPr>
+        <w:t>KHÓA LUẬN TỐT NGHIỆP</w:t>
+      </w:r>
+    </w:p>
+    <w:p>
+      <w:pPr>
+        <w:spacing w:after="120"/>
+        <w:ind w:left="720"/>
+        <w:jc w:val="center"/>
+        <w:rPr>
+          <w:b/>
+          <w:color w:val="000000"/>
+          <w:sz w:val="36"/>
+          <w:szCs w:val="36"/>
+        </w:rPr>
+      </w:pPr>
+      <w:r>
+        <w:rPr>
+          <w:b/>
+          <w:color w:val="000000"/>
+          <w:sz w:val="36"/>
+          <w:szCs w:val="36"/>
+          <w:u w:val="single"/>
+        </w:rPr>
+        <w:t>ĐỀ TÀI:</w:t>
+      </w:r>
+      <w:r>
+        <w:rPr>
+          <w:b/>
+          <w:color w:val="000000"/>
+          <w:sz w:val="36"/>
+          <w:szCs w:val="36"/>
+        </w:rPr>
+        <w:t xml:space="preserve"> </w:t>
+      </w:r>
+      <w:r>
+        <w:rPr>
+          <w:b/>
+          <w:color w:val="000000"/>
+          <w:sz w:val="36"/>
+          <w:szCs w:val="36"/>
+        </w:rPr>
+        <w:t>HỖ TRỢ TÌM KIẾM VIỆC LÀM VÀ KẾT NỐI NHÀ TUYỂN DỤNG</w:t>
+      </w:r>
+    </w:p>
+    <w:p>
+      <w:pPr>
+        <w:spacing w:after="120"/>
+        <w:jc w:val="center"/>
+        <w:rPr>
+          <w:b/>
+          <w:color w:val="000000"/>
+          <w:sz w:val="36"/>
+          <w:szCs w:val="36"/>
+        </w:rPr>
+      </w:pPr>
+    </w:p>
+    <w:p>
+      <w:pPr>
+        <w:spacing w:after="120"/>
+        <w:rPr>
+          <w:b/>
+          <w:color w:val="000000"/>
+          <w:sz w:val="28"/>
+          <w:szCs w:val="28"/>
+        </w:rPr>
+      </w:pPr>
+    </w:p>
+    <w:p>
+      <w:pPr>
+        <w:spacing w:after="120"/>
+        <w:ind w:firstLine="720"/>
+        <w:rPr>
+          <w:sz w:val="32"/>
+          <w:szCs w:val="32"/>
+        </w:rPr>
+      </w:pPr>
+      <w:bookmarkStart w:id="1" w:name="_Hlk199507079"/>
+      <w:r>
+        <w:rPr>
+          <w:bCs/>
+          <w:i/>
+          <w:sz w:val="32"/>
+          <w:szCs w:val="32"/>
+        </w:rPr>
+        <w:t>Giảng viên hướng dẫn:</w:t>
+      </w:r>
+      <w:r>
+        <w:rPr>
+          <w:sz w:val="32"/>
+          <w:szCs w:val="32"/>
+        </w:rPr>
+        <w:tab/>
+      </w:r>
+      <w:r>
+        <w:rPr>
+          <w:sz w:val="32"/>
+          <w:szCs w:val="32"/>
+        </w:rPr>
+        <w:t>THS. PHAN ĐÌNH SINH</w:t>
+      </w:r>
+    </w:p>
+    <w:p>
+      <w:pPr>
+        <w:tabs>
+          <w:tab w:val="left" w:pos="1703"/>
+        </w:tabs>
+        <w:spacing w:after="120"/>
+        <w:ind w:firstLine="720"/>
+        <w:rPr>
+          <w:sz w:val="32"/>
+          <w:szCs w:val="32"/>
+        </w:rPr>
+      </w:pPr>
+      <w:r>
+        <w:rPr>
+          <w:i/>
+          <w:iCs/>
+          <w:sz w:val="32"/>
+          <w:szCs w:val="32"/>
+        </w:rPr>
+        <w:t>Sinh viên thực hiện:</w:t>
+      </w:r>
+      <w:r>
+        <w:rPr>
+          <w:sz w:val="32"/>
+          <w:szCs w:val="32"/>
+        </w:rPr>
+        <w:tab/>
+      </w:r>
+      <w:r>
+        <w:rPr>
+          <w:sz w:val="32"/>
+          <w:szCs w:val="32"/>
+        </w:rPr>
+        <w:tab/>
+      </w:r>
+      <w:r>
+        <w:rPr>
+          <w:sz w:val="32"/>
+          <w:szCs w:val="32"/>
+        </w:rPr>
+        <w:t xml:space="preserve">NGUYỄN </w:t>
+      </w:r>
+      <w:r>
+        <w:rPr>
+          <w:sz w:val="30"/>
+          <w:szCs w:val="30"/>
+        </w:rPr>
+        <w:t>NGỌC</w:t>
+      </w:r>
+      <w:r>
+        <w:rPr>
+          <w:sz w:val="32"/>
+          <w:szCs w:val="32"/>
+        </w:rPr>
+        <w:t xml:space="preserve"> HẢI</w:t>
+      </w:r>
+    </w:p>
+    <w:p>
+      <w:pPr>
+        <w:spacing w:after="120"/>
+        <w:rPr>
+          <w:sz w:val="32"/>
+          <w:szCs w:val="32"/>
+        </w:rPr>
+      </w:pPr>
+      <w:r>
+        <w:rPr>
+          <w:sz w:val="32"/>
+          <w:szCs w:val="32"/>
+        </w:rPr>
+        <w:tab/>
+      </w:r>
+      <w:r>
+        <w:rPr>
+          <w:i/>
+          <w:iCs/>
+          <w:sz w:val="32"/>
+          <w:szCs w:val="32"/>
+        </w:rPr>
+        <w:t>Mã sinh viên</w:t>
+      </w:r>
+      <w:r>
+        <w:rPr>
+          <w:bCs/>
+          <w:i/>
+          <w:iCs/>
+          <w:sz w:val="32"/>
+          <w:szCs w:val="32"/>
+        </w:rPr>
+        <w:t>:</w:t>
+      </w:r>
+      <w:r>
+        <w:rPr>
+          <w:sz w:val="32"/>
+          <w:szCs w:val="32"/>
+        </w:rPr>
+        <w:tab/>
+      </w:r>
+      <w:r>
+        <w:rPr>
+          <w:sz w:val="32"/>
+          <w:szCs w:val="32"/>
+        </w:rPr>
+        <w:tab/>
+      </w:r>
+      <w:r>
+        <w:rPr>
+          <w:sz w:val="32"/>
+          <w:szCs w:val="32"/>
+        </w:rPr>
+        <w:tab/>
+        <w:t>4551050053</w:t>
+      </w:r>
+    </w:p>
+    <w:p>
+      <w:pPr>
+        <w:spacing w:after="120"/>
+        <w:rPr>
+          <w:sz w:val="32"/>
+          <w:szCs w:val="32"/>
+        </w:rPr>
+      </w:pPr>
+      <w:r>
+        <w:rPr>
+          <w:sz w:val="32"/>
+          <w:szCs w:val="32"/>
+        </w:rPr>
+        <w:tab/>
+      </w:r>
+      <w:r>
+        <w:rPr>
+          <w:bCs/>
+          <w:i/>
+          <w:sz w:val="32"/>
+          <w:szCs w:val="32"/>
+        </w:rPr>
+        <w:t>Khoa:</w:t>
+      </w:r>
+      <w:r>
+        <w:rPr>
+          <w:bCs/>
+          <w:sz w:val="32"/>
+          <w:szCs w:val="32"/>
+        </w:rPr>
+        <w:tab/>
+      </w:r>
+      <w:r>
+        <w:rPr>
+          <w:sz w:val="32"/>
+          <w:szCs w:val="32"/>
+        </w:rPr>
+        <w:tab/>
+      </w:r>
+      <w:r>
+        <w:rPr>
+          <w:sz w:val="32"/>
+          <w:szCs w:val="32"/>
+        </w:rPr>
+        <w:tab/>
+      </w:r>
+      <w:r>
+        <w:rPr>
+          <w:sz w:val="32"/>
+          <w:szCs w:val="32"/>
+        </w:rPr>
+        <w:tab/>
+        <w:t>CÔNG NGHỆ THÔNG TIN</w:t>
+      </w:r>
+    </w:p>
+    <w:p>
+      <w:pPr>
+        <w:spacing w:after="120"/>
+        <w:rPr>
+          <w:sz w:val="32"/>
+          <w:szCs w:val="32"/>
+        </w:rPr>
+      </w:pPr>
+      <w:r>
+        <w:rPr>
+          <w:b/>
+          <w:i/>
+          <w:sz w:val="32"/>
+          <w:szCs w:val="32"/>
+        </w:rPr>
+        <w:tab/>
+      </w:r>
+      <w:r>
+        <w:rPr>
+          <w:bCs/>
+          <w:i/>
+          <w:sz w:val="32"/>
+          <w:szCs w:val="32"/>
+        </w:rPr>
+        <w:t>Ngành và khóa:</w:t>
+      </w:r>
+      <w:r>
+        <w:rPr>
+          <w:bCs/>
+          <w:sz w:val="32"/>
+          <w:szCs w:val="32"/>
+        </w:rPr>
+        <w:tab/>
+      </w:r>
+      <w:r>
+        <w:rPr>
+          <w:bCs/>
+          <w:sz w:val="32"/>
+          <w:szCs w:val="32"/>
+        </w:rPr>
+        <w:tab/>
+      </w:r>
+      <w:r>
+        <w:rPr>
+          <w:sz w:val="32"/>
+          <w:szCs w:val="32"/>
+        </w:rPr>
+        <w:tab/>
+        <w:t>HỆ THỐNG THÔNG TIN K45</w:t>
+      </w:r>
+    </w:p>
+    <w:bookmarkEnd w:id="1"/>
+    <w:p>
+      <w:pPr>
+        <w:tabs>
+          <w:tab w:val="left" w:pos="2490"/>
+        </w:tabs>
+        <w:spacing w:after="120"/>
+        <w:jc w:val="center"/>
+        <w:rPr>
+          <w:sz w:val="28"/>
+          <w:szCs w:val="28"/>
+        </w:rPr>
+      </w:pPr>
+    </w:p>
+    <w:p>
+      <w:pPr>
+        <w:tabs>
+          <w:tab w:val="left" w:pos="2490"/>
+        </w:tabs>
+        <w:spacing w:after="120"/>
+        <w:jc w:val="center"/>
+        <w:rPr>
+          <w:sz w:val="28"/>
+          <w:szCs w:val="28"/>
+        </w:rPr>
+      </w:pPr>
+    </w:p>
+    <w:p>
+      <w:pPr>
+        <w:tabs>
+          <w:tab w:val="left" w:pos="2490"/>
+        </w:tabs>
+        <w:rPr>
+          <w:sz w:val="28"/>
+          <w:szCs w:val="28"/>
+        </w:rPr>
+      </w:pPr>
+    </w:p>
+    <w:p>
+      <w:pPr>
+        <w:tabs>
+          <w:tab w:val="left" w:pos="2490"/>
+        </w:tabs>
+        <w:jc w:val="center"/>
+        <w:rPr>
+          <w:sz w:val="28"/>
+          <w:szCs w:val="28"/>
+        </w:rPr>
+      </w:pPr>
+    </w:p>
+    <w:p>
+      <w:pPr>
+        <w:tabs>
+          <w:tab w:val="left" w:pos="2490"/>
+        </w:tabs>
+        <w:spacing w:after="120"/>
+        <w:jc w:val="center"/>
+        <w:rPr>
+          <w:b/>
+          <w:i/>
+          <w:sz w:val="28"/>
+          <w:szCs w:val="28"/>
+        </w:rPr>
+        <w:sectPr>
+          <w:headerReference w:type="default" r:id="rId10"/>
+          <w:footerReference w:type="even" r:id="rId11"/>
+          <w:pgSz w:w="11906" w:h="16838" w:code="9"/>
+          <w:pgMar w:top="851" w:right="1134" w:bottom="851" w:left="1418" w:header="720" w:footer="720" w:gutter="0"/>
+          <w:pgNumType w:start="1"/>
+          <w:cols w:space="720"/>
+          <w:docGrid w:linePitch="354"/>
+        </w:sectPr>
+      </w:pPr>
+      <w:r>
+        <w:rPr>
+          <w:b/>
+          <w:i/>
+          <w:sz w:val="28"/>
+          <w:szCs w:val="28"/>
+        </w:rPr>
+        <w:t>Gia Lai</w:t>
+      </w:r>
+      <w:r>
+        <w:rPr>
+          <w:b/>
+          <w:i/>
+          <w:sz w:val="28"/>
+          <w:szCs w:val="28"/>
+        </w:rPr>
+        <w:t xml:space="preserve">, Tháng </w:t>
+      </w:r>
+      <w:r>
+        <w:rPr>
+          <w:b/>
+          <w:i/>
+          <w:sz w:val="28"/>
+          <w:szCs w:val="28"/>
+        </w:rPr>
+        <w:t>11</w:t>
+      </w:r>
+      <w:r>
+        <w:rPr>
+          <w:b/>
+          <w:i/>
+          <w:sz w:val="28"/>
+          <w:szCs w:val="28"/>
+        </w:rPr>
+        <w:t xml:space="preserve"> năm 2025</w:t>
+      </w:r>
+    </w:p>
+    <w:p>
+      <w:pPr>
         <w:spacing w:after="0" w:line="240" w:lineRule="auto"/>
         <w:jc w:val="center"/>
         <w:rPr>
           <w:b/>
-          <w:sz w:val="18"/>
-          <w:szCs w:val="18"/>
-        </w:rPr>
-      </w:pPr>
-    </w:p>
-    <w:p>
-      <w:pPr>
-        <w:spacing w:after="0" w:line="240" w:lineRule="auto"/>
-        <w:jc w:val="center"/>
-        <w:rPr>
-          <w:b/>
-          <w:sz w:val="18"/>
-          <w:szCs w:val="18"/>
-        </w:rPr>
-      </w:pPr>
-    </w:p>
-    <w:p>
-      <w:pPr>
-        <w:spacing w:line="240" w:lineRule="auto"/>
-        <w:jc w:val="center"/>
-        <w:rPr>
-          <w:b/>
-        </w:rPr>
-      </w:pPr>
-      <w:r>
-        <w:rPr>
-          <w:b/>
-        </w:rPr>
-        <w:t>ĐỀ CƯƠNG</w:t>
-      </w:r>
-    </w:p>
-    <w:p>
-      <w:pPr>
-        <w:spacing w:line="240" w:lineRule="auto"/>
-        <w:jc w:val="center"/>
-        <w:rPr>
-          <w:b/>
-        </w:rPr>
-      </w:pPr>
-      <w:r>
-        <w:rPr>
-          <w:b/>
-        </w:rPr>
-        <w:t>KHÓA LUẬN TỐT NGHIỆP</w:t>
-      </w:r>
-    </w:p>
-    <w:p>
-      <w:pPr>
-        <w:spacing w:line="240" w:lineRule="auto"/>
-        <w:jc w:val="center"/>
-        <w:rPr>
-          <w:b/>
-        </w:rPr>
-      </w:pPr>
-      <w:r>
-        <w:rPr>
-          <w:b/>
-        </w:rPr>
-        <w:t>XÂY DỰNG MÔ HÌNH DEEP LEARNING NHẬN DẠNG BIỂN BÁO GIAO THÔNG</w:t>
-      </w:r>
-    </w:p>
-    <w:p>
-      <w:pPr>
-        <w:spacing w:line="240" w:lineRule="auto"/>
-        <w:jc w:val="center"/>
-        <w:rPr>
-          <w:b/>
-        </w:rPr>
-      </w:pPr>
-    </w:p>
-    <w:p>
-      <w:pPr>
-        <w:spacing w:line="240" w:lineRule="auto"/>
-        <w:jc w:val="center"/>
-        <w:rPr>
-          <w:b/>
-        </w:rPr>
-      </w:pPr>
-    </w:p>
-    <w:p>
-      <w:pPr>
-        <w:spacing w:line="240" w:lineRule="auto"/>
-        <w:jc w:val="center"/>
-        <w:rPr>
-          <w:b/>
-        </w:rPr>
-      </w:pPr>
-    </w:p>
-    <w:p>
-      <w:pPr>
-        <w:spacing w:line="240" w:lineRule="auto"/>
-        <w:jc w:val="center"/>
-        <w:rPr>
-          <w:b/>
-        </w:rPr>
-      </w:pPr>
-    </w:p>
-    <w:p>
-      <w:pPr>
-        <w:spacing w:line="240" w:lineRule="auto"/>
-        <w:jc w:val="center"/>
-        <w:rPr>
-          <w:b/>
-        </w:rPr>
-      </w:pPr>
-    </w:p>
-    <w:tbl>
-      <w:tblPr>
-        <w:tblStyle w:val="TableGrid"/>
-        <w:tblW w:w="0" w:type="auto"/>
-        <w:tblInd w:w="1908" w:type="dxa"/>
-        <w:tblBorders>
-          <w:top w:val="none" w:sz="0" w:space="0" w:color="auto"/>
-          <w:left w:val="none" w:sz="0" w:space="0" w:color="auto"/>
-          <w:bottom w:val="none" w:sz="0" w:space="0" w:color="auto"/>
-          <w:right w:val="none" w:sz="0" w:space="0" w:color="auto"/>
-          <w:insideH w:val="none" w:sz="0" w:space="0" w:color="auto"/>
-          <w:insideV w:val="none" w:sz="0" w:space="0" w:color="auto"/>
-        </w:tblBorders>
-        <w:tblLook w:val="04A0" w:firstRow="1" w:lastRow="0" w:firstColumn="1" w:lastColumn="0" w:noHBand="0" w:noVBand="1"/>
-      </w:tblPr>
-      <w:tblGrid>
-        <w:gridCol w:w="3150"/>
-        <w:gridCol w:w="3150"/>
-      </w:tblGrid>
-      <w:tr>
-        <w:tc>
-          <w:tcPr>
-            <w:tcW w:w="3150" w:type="dxa"/>
-          </w:tcPr>
-          <w:p>
-            <w:pPr>
-              <w:rPr>
-                <w:b/>
-              </w:rPr>
-            </w:pPr>
-            <w:r>
-              <w:rPr>
-                <w:b/>
-              </w:rPr>
-              <w:t>Sinh viên</w:t>
-            </w:r>
-          </w:p>
-        </w:tc>
-        <w:tc>
-          <w:tcPr>
-            <w:tcW w:w="3150" w:type="dxa"/>
-          </w:tcPr>
-          <w:p>
-            <w:pPr>
-              <w:rPr>
-                <w:b/>
-              </w:rPr>
-            </w:pPr>
-            <w:r>
-              <w:rPr>
-                <w:b/>
-              </w:rPr>
-              <w:t>Lê Thị Minh Tâm</w:t>
-            </w:r>
-          </w:p>
-        </w:tc>
-      </w:tr>
-      <w:tr>
-        <w:tc>
-          <w:tcPr>
-            <w:tcW w:w="3150" w:type="dxa"/>
-          </w:tcPr>
-          <w:p>
-            <w:pPr>
-              <w:rPr>
-                <w:b/>
-              </w:rPr>
-            </w:pPr>
-            <w:r>
-              <w:rPr>
-                <w:b/>
-              </w:rPr>
-              <w:t>Chuyên ngành</w:t>
-            </w:r>
-          </w:p>
-        </w:tc>
-        <w:tc>
-          <w:tcPr>
-            <w:tcW w:w="3150" w:type="dxa"/>
-          </w:tcPr>
-          <w:p>
-            <w:pPr>
-              <w:rPr>
-                <w:b/>
-              </w:rPr>
-            </w:pPr>
-            <w:r>
-              <w:rPr>
-                <w:b/>
-              </w:rPr>
-              <w:t>Khoa học máy tính</w:t>
-            </w:r>
-          </w:p>
-        </w:tc>
-      </w:tr>
-      <w:tr>
-        <w:tc>
-          <w:tcPr>
-            <w:tcW w:w="3150" w:type="dxa"/>
-          </w:tcPr>
-          <w:p>
-            <w:pPr>
-              <w:rPr>
-                <w:b/>
-              </w:rPr>
-            </w:pPr>
-            <w:r>
-              <w:rPr>
-                <w:b/>
-              </w:rPr>
-              <w:t>Khóa học</w:t>
-            </w:r>
-          </w:p>
-        </w:tc>
-        <w:tc>
-          <w:tcPr>
-            <w:tcW w:w="3150" w:type="dxa"/>
-          </w:tcPr>
-          <w:p>
-            <w:pPr>
-              <w:rPr>
-                <w:b/>
-              </w:rPr>
-            </w:pPr>
-            <w:r>
-              <w:rPr>
-                <w:b/>
-              </w:rPr>
-              <w:t>K41</w:t>
-            </w:r>
-          </w:p>
-        </w:tc>
-      </w:tr>
-      <w:tr>
-        <w:tc>
-          <w:tcPr>
-            <w:tcW w:w="3150" w:type="dxa"/>
-          </w:tcPr>
-          <w:p>
-            <w:pPr>
-              <w:rPr>
-                <w:b/>
-              </w:rPr>
-            </w:pPr>
-          </w:p>
-        </w:tc>
-        <w:tc>
-          <w:tcPr>
-            <w:tcW w:w="3150" w:type="dxa"/>
-          </w:tcPr>
-          <w:p>
-            <w:pPr>
-              <w:rPr>
-                <w:b/>
-              </w:rPr>
-            </w:pPr>
-          </w:p>
-        </w:tc>
-      </w:tr>
-      <w:tr>
-        <w:tc>
-          <w:tcPr>
-            <w:tcW w:w="3150" w:type="dxa"/>
-          </w:tcPr>
-          <w:p>
-            <w:pPr>
-              <w:rPr>
-                <w:b/>
-              </w:rPr>
-            </w:pPr>
-            <w:r>
-              <w:rPr>
-                <w:b/>
-              </w:rPr>
-              <w:t>Người hướng dẫn</w:t>
-            </w:r>
-          </w:p>
-        </w:tc>
-        <w:tc>
-          <w:tcPr>
-            <w:tcW w:w="3150" w:type="dxa"/>
-          </w:tcPr>
-          <w:p>
-            <w:pPr>
-              <w:rPr>
-                <w:b/>
-              </w:rPr>
-            </w:pPr>
-            <w:r>
-              <w:rPr>
-                <w:b/>
-              </w:rPr>
-              <w:t>TS. Lê Xuân Vinh</w:t>
-            </w:r>
-          </w:p>
-        </w:tc>
-      </w:tr>
-      <w:tr>
-        <w:tc>
-          <w:tcPr>
-            <w:tcW w:w="3150" w:type="dxa"/>
-          </w:tcPr>
-          <w:p>
-            <w:pPr>
-              <w:rPr>
-                <w:b/>
-              </w:rPr>
-            </w:pPr>
-          </w:p>
-        </w:tc>
-        <w:tc>
-          <w:tcPr>
-            <w:tcW w:w="3150" w:type="dxa"/>
-          </w:tcPr>
-          <w:p>
-            <w:pPr>
-              <w:rPr>
-                <w:b/>
-              </w:rPr>
-            </w:pPr>
-          </w:p>
-        </w:tc>
-      </w:tr>
-    </w:tbl>
-    <w:p>
-      <w:pPr>
-        <w:spacing w:after="0" w:line="240" w:lineRule="auto"/>
-        <w:jc w:val="center"/>
-        <w:rPr>
-          <w:b/>
-          <w:sz w:val="18"/>
-          <w:szCs w:val="18"/>
-        </w:rPr>
-      </w:pPr>
-    </w:p>
-    <w:p>
-      <w:pPr>
-        <w:spacing w:after="0" w:line="240" w:lineRule="auto"/>
-        <w:jc w:val="center"/>
-        <w:rPr>
-          <w:b/>
-          <w:sz w:val="18"/>
-          <w:szCs w:val="18"/>
-        </w:rPr>
-      </w:pPr>
-    </w:p>
-    <w:p>
-      <w:pPr>
-        <w:spacing w:after="0" w:line="240" w:lineRule="auto"/>
-        <w:jc w:val="center"/>
-        <w:rPr>
-          <w:b/>
-          <w:sz w:val="18"/>
-          <w:szCs w:val="18"/>
-        </w:rPr>
-      </w:pPr>
-    </w:p>
-    <w:p>
-      <w:pPr>
-        <w:spacing w:after="0" w:line="240" w:lineRule="auto"/>
-        <w:jc w:val="center"/>
-        <w:rPr>
-          <w:b/>
-          <w:sz w:val="18"/>
-          <w:szCs w:val="18"/>
-        </w:rPr>
-      </w:pPr>
-    </w:p>
-    <w:p>
-      <w:pPr>
-        <w:spacing w:after="0" w:line="240" w:lineRule="auto"/>
-        <w:jc w:val="center"/>
-        <w:rPr>
-          <w:b/>
-          <w:sz w:val="18"/>
-          <w:szCs w:val="18"/>
-        </w:rPr>
-      </w:pPr>
-    </w:p>
-    <w:p>
-      <w:pPr>
-        <w:spacing w:after="0" w:line="240" w:lineRule="auto"/>
-        <w:jc w:val="center"/>
-        <w:rPr>
-          <w:b/>
-          <w:sz w:val="18"/>
-          <w:szCs w:val="18"/>
-        </w:rPr>
-      </w:pPr>
-    </w:p>
-    <w:p>
-      <w:pPr>
-        <w:spacing w:after="0" w:line="240" w:lineRule="auto"/>
-        <w:jc w:val="center"/>
-        <w:rPr>
-          <w:b/>
-          <w:sz w:val="18"/>
-          <w:szCs w:val="18"/>
-        </w:rPr>
-      </w:pPr>
-    </w:p>
-    <w:p>
-      <w:pPr>
-        <w:spacing w:after="0" w:line="240" w:lineRule="auto"/>
-        <w:jc w:val="center"/>
-        <w:rPr>
-          <w:b/>
-          <w:sz w:val="18"/>
-          <w:szCs w:val="18"/>
-        </w:rPr>
-      </w:pPr>
-    </w:p>
-    <w:p>
-      <w:pPr>
-        <w:spacing w:line="240" w:lineRule="auto"/>
-        <w:jc w:val="center"/>
-        <w:rPr>
-          <w:b/>
-        </w:rPr>
-      </w:pPr>
-      <w:r>
-        <w:rPr>
-          <w:b/>
-        </w:rPr>
-        <w:t>Quy Nhơn, tháng 11 năm 2021</w:t>
-      </w:r>
-    </w:p>
-    <w:p>
-      <w:pPr>
-        <w:spacing w:line="240" w:lineRule="auto"/>
-        <w:rPr>
-          <w:del w:id="0" w:author="Hoai" w:date="2022-10-23T18:27:00Z"/>
-          <w:b/>
-        </w:rPr>
-      </w:pPr>
-      <w:r>
-        <w:rPr>
-          <w:b/>
-        </w:rPr>
-        <w:t>Ung minh hoài</w:t>
-      </w:r>
-    </w:p>
-    <w:p>
-      <w:pPr>
-        <w:rPr>
-          <w:b/>
-        </w:rPr>
-      </w:pPr>
-      <w:r>
-        <w:rPr>
-          <w:b/>
-        </w:rPr>
-        <w:br w:type="page"/>
-      </w:r>
-      <w:r>
-        <w:rPr>
-          <w:b/>
-        </w:rPr>
-        <w:lastRenderedPageBreak/>
-        <w:br w:type="page"/>
-      </w:r>
+          <w:szCs w:val="26"/>
+        </w:rPr>
+      </w:pPr>
     </w:p>
     <w:sdt>
       <w:sdtPr>
         <w:rPr>
           <w:b/>
+          <w:szCs w:val="26"/>
         </w:rPr>
         <w:id w:val="-1439206670"/>
         <w:docPartObj>
@@ -1506,13 +725,16 @@
       <w:sdtContent>
         <w:p>
           <w:pPr>
+            <w:ind w:right="237"/>
             <w:rPr>
               <w:b/>
+              <w:szCs w:val="26"/>
             </w:rPr>
           </w:pPr>
           <w:r>
             <w:rPr>
               <w:b/>
+              <w:szCs w:val="26"/>
             </w:rPr>
             <w:t>MỤC LỤC</w:t>
           </w:r>
@@ -1523,29 +745,35 @@
             <w:rPr>
               <w:rFonts w:asciiTheme="minorHAnsi" w:eastAsiaTheme="minorEastAsia" w:hAnsiTheme="minorHAnsi" w:cstheme="minorBidi"/>
               <w:noProof/>
-              <w:sz w:val="22"/>
-              <w:lang w:val="en-GB" w:eastAsia="en-GB"/>
+              <w:kern w:val="2"/>
+              <w:sz w:val="24"/>
+              <w:szCs w:val="24"/>
+              <w:lang w:eastAsia="ja-JP"/>
+              <w14:ligatures w14:val="standardContextual"/>
             </w:rPr>
           </w:pPr>
           <w:r>
             <w:rPr>
               <w:b/>
+              <w:szCs w:val="26"/>
             </w:rPr>
             <w:fldChar w:fldCharType="begin"/>
           </w:r>
           <w:r>
             <w:rPr>
               <w:b/>
+              <w:szCs w:val="26"/>
             </w:rPr>
             <w:instrText xml:space="preserve"> TOC \o "1-3" \h \z \u </w:instrText>
           </w:r>
           <w:r>
             <w:rPr>
               <w:b/>
+              <w:szCs w:val="26"/>
             </w:rPr>
             <w:fldChar w:fldCharType="separate"/>
           </w:r>
-          <w:hyperlink w:anchor="_Toc117475368" w:history="1">
+          <w:hyperlink w:anchor="_Toc214875492" w:history="1">
             <w:r>
               <w:rPr>
                 <w:rStyle w:val="Hyperlink"/>
@@ -1573,7 +801,7 @@
                 <w:noProof/>
                 <w:webHidden/>
               </w:rPr>
-              <w:instrText xml:space="preserve"> PAGEREF _Toc117475368 \h </w:instrText>
+              <w:instrText xml:space="preserve"> PAGEREF _Toc214875492 \h </w:instrText>
             </w:r>
             <w:r>
               <w:rPr>
@@ -1593,152 +821,7 @@
                 <w:noProof/>
                 <w:webHidden/>
               </w:rPr>
-              <w:t>4</w:t>
-            </w:r>
-            <w:r>
-              <w:rPr>
-                <w:noProof/>
-                <w:webHidden/>
-              </w:rPr>
-              <w:fldChar w:fldCharType="end"/>
-            </w:r>
-          </w:hyperlink>
-        </w:p>
-        <w:p>
-          <w:pPr>
-            <w:pStyle w:val="TOC2"/>
-            <w:tabs>
-              <w:tab w:val="right" w:leader="dot" w:pos="9681"/>
-            </w:tabs>
-            <w:rPr>
-              <w:rFonts w:asciiTheme="minorHAnsi" w:eastAsiaTheme="minorEastAsia" w:hAnsiTheme="minorHAnsi" w:cstheme="minorBidi"/>
-              <w:noProof/>
-              <w:sz w:val="22"/>
-              <w:lang w:val="en-GB" w:eastAsia="en-GB"/>
-            </w:rPr>
-          </w:pPr>
-          <w:hyperlink w:anchor="_Toc117475369" w:history="1">
-            <w:r>
-              <w:rPr>
-                <w:rStyle w:val="Hyperlink"/>
-                <w:b/>
-                <w:noProof/>
-              </w:rPr>
-              <w:t>1. Lý do chọn đề tài</w:t>
-            </w:r>
-            <w:r>
-              <w:rPr>
-                <w:noProof/>
-                <w:webHidden/>
-              </w:rPr>
-              <w:tab/>
-            </w:r>
-            <w:r>
-              <w:rPr>
-                <w:noProof/>
-                <w:webHidden/>
-              </w:rPr>
-              <w:fldChar w:fldCharType="begin"/>
-            </w:r>
-            <w:r>
-              <w:rPr>
-                <w:noProof/>
-                <w:webHidden/>
-              </w:rPr>
-              <w:instrText xml:space="preserve"> PAGEREF _Toc117475369 \h </w:instrText>
-            </w:r>
-            <w:r>
-              <w:rPr>
-                <w:noProof/>
-                <w:webHidden/>
-              </w:rPr>
-            </w:r>
-            <w:r>
-              <w:rPr>
-                <w:noProof/>
-                <w:webHidden/>
-              </w:rPr>
-              <w:fldChar w:fldCharType="separate"/>
-            </w:r>
-            <w:r>
-              <w:rPr>
-                <w:noProof/>
-                <w:webHidden/>
-              </w:rPr>
-              <w:t>4</w:t>
-            </w:r>
-            <w:r>
-              <w:rPr>
-                <w:noProof/>
-                <w:webHidden/>
-              </w:rPr>
-              <w:fldChar w:fldCharType="end"/>
-            </w:r>
-          </w:hyperlink>
-        </w:p>
-        <w:p>
-          <w:pPr>
-            <w:pStyle w:val="TOC2"/>
-            <w:tabs>
-              <w:tab w:val="right" w:leader="dot" w:pos="9681"/>
-            </w:tabs>
-            <w:rPr>
-              <w:rFonts w:asciiTheme="minorHAnsi" w:eastAsiaTheme="minorEastAsia" w:hAnsiTheme="minorHAnsi" w:cstheme="minorBidi"/>
-              <w:noProof/>
-              <w:sz w:val="22"/>
-              <w:lang w:val="en-GB" w:eastAsia="en-GB"/>
-            </w:rPr>
-          </w:pPr>
-          <w:hyperlink w:anchor="_Toc117475370" w:history="1">
-            <w:r>
-              <w:rPr>
-                <w:rStyle w:val="Hyperlink"/>
-                <w:b/>
-                <w:bCs/>
-                <w:noProof/>
-              </w:rPr>
-              <w:t>2. Mục tiêu nghiên cứu</w:t>
-            </w:r>
-            <w:r>
-              <w:rPr>
-                <w:noProof/>
-                <w:webHidden/>
-              </w:rPr>
-              <w:tab/>
-            </w:r>
-            <w:r>
-              <w:rPr>
-                <w:noProof/>
-                <w:webHidden/>
-              </w:rPr>
-              <w:fldChar w:fldCharType="begin"/>
-            </w:r>
-            <w:r>
-              <w:rPr>
-                <w:noProof/>
-                <w:webHidden/>
-              </w:rPr>
-              <w:instrText xml:space="preserve"> PAGEREF _Toc117475370 \h </w:instrText>
-            </w:r>
-            <w:r>
-              <w:rPr>
-                <w:noProof/>
-                <w:webHidden/>
-              </w:rPr>
-            </w:r>
-            <w:r>
-              <w:rPr>
-                <w:noProof/>
-                <w:webHidden/>
-              </w:rPr>
-              <w:fldChar w:fldCharType="separate"/>
-            </w:r>
-            <w:r>
-              <w:rPr>
-                <w:noProof/>
-                <w:webHidden/>
-              </w:rPr>
-              <w:t>4</w:t>
+              <w:t>3</w:t>
             </w:r>
             <w:r>
               <w:rPr>
@@ -1755,11 +838,129 @@
             <w:rPr>
               <w:rFonts w:asciiTheme="minorHAnsi" w:eastAsiaTheme="minorEastAsia" w:hAnsiTheme="minorHAnsi" w:cstheme="minorBidi"/>
               <w:noProof/>
-              <w:sz w:val="22"/>
-              <w:lang w:val="en-GB" w:eastAsia="en-GB"/>
+              <w:kern w:val="2"/>
+              <w:sz w:val="24"/>
+              <w:szCs w:val="24"/>
+              <w:lang w:eastAsia="ja-JP"/>
+              <w14:ligatures w14:val="standardContextual"/>
             </w:rPr>
           </w:pPr>
-          <w:hyperlink w:anchor="_Toc117475371" w:history="1">
+          <w:r>
+            <w:t xml:space="preserve">     </w:t>
+          </w:r>
+          <w:hyperlink w:anchor="_Toc214875493" w:history="1">
+            <w:r>
+              <w:rPr>
+                <w:rStyle w:val="Hyperlink"/>
+                <w:b/>
+                <w:noProof/>
+              </w:rPr>
+              <w:t>1.</w:t>
+            </w:r>
+            <w:r>
+              <w:rPr>
+                <w:rFonts w:asciiTheme="minorHAnsi" w:eastAsiaTheme="minorEastAsia" w:hAnsiTheme="minorHAnsi" w:cstheme="minorBidi"/>
+                <w:noProof/>
+                <w:kern w:val="2"/>
+                <w:sz w:val="24"/>
+                <w:szCs w:val="24"/>
+                <w:lang w:eastAsia="ja-JP"/>
+                <w14:ligatures w14:val="standardContextual"/>
+              </w:rPr>
+              <w:tab/>
+            </w:r>
+            <w:r>
+              <w:rPr>
+                <w:rFonts w:asciiTheme="minorHAnsi" w:eastAsiaTheme="minorEastAsia" w:hAnsiTheme="minorHAnsi" w:cstheme="minorBidi"/>
+                <w:noProof/>
+                <w:kern w:val="2"/>
+                <w:sz w:val="24"/>
+                <w:szCs w:val="24"/>
+                <w:lang w:eastAsia="ja-JP"/>
+                <w14:ligatures w14:val="standardContextual"/>
+              </w:rPr>
+              <w:t xml:space="preserve">  </w:t>
+            </w:r>
+            <w:r>
+              <w:rPr>
+                <w:rStyle w:val="Hyperlink"/>
+                <w:b/>
+                <w:noProof/>
+              </w:rPr>
+              <w:t>Lý do chọn đề tài</w:t>
+            </w:r>
+            <w:r>
+              <w:rPr>
+                <w:noProof/>
+                <w:webHidden/>
+              </w:rPr>
+              <w:tab/>
+            </w:r>
+            <w:r>
+              <w:rPr>
+                <w:noProof/>
+                <w:webHidden/>
+              </w:rPr>
+              <w:fldChar w:fldCharType="begin"/>
+            </w:r>
+            <w:r>
+              <w:rPr>
+                <w:noProof/>
+                <w:webHidden/>
+              </w:rPr>
+              <w:instrText xml:space="preserve"> PAGEREF _Toc214875493 \h </w:instrText>
+            </w:r>
+            <w:r>
+              <w:rPr>
+                <w:noProof/>
+                <w:webHidden/>
+              </w:rPr>
+            </w:r>
+            <w:r>
+              <w:rPr>
+                <w:noProof/>
+                <w:webHidden/>
+              </w:rPr>
+              <w:fldChar w:fldCharType="separate"/>
+            </w:r>
+            <w:r>
+              <w:rPr>
+                <w:noProof/>
+                <w:webHidden/>
+              </w:rPr>
+              <w:t>3</w:t>
+            </w:r>
+            <w:r>
+              <w:rPr>
+                <w:noProof/>
+                <w:webHidden/>
+              </w:rPr>
+              <w:fldChar w:fldCharType="end"/>
+            </w:r>
+          </w:hyperlink>
+        </w:p>
+        <w:p>
+          <w:pPr>
+            <w:pStyle w:val="TOC2"/>
+            <w:tabs>
+              <w:tab w:val="left" w:pos="720"/>
+              <w:tab w:val="right" w:leader="dot" w:pos="9111"/>
+            </w:tabs>
+            <w:ind w:right="237"/>
+            <w:rPr>
+              <w:rFonts w:asciiTheme="minorHAnsi" w:eastAsiaTheme="minorEastAsia" w:hAnsiTheme="minorHAnsi" w:cstheme="minorBidi"/>
+              <w:noProof/>
+              <w:kern w:val="2"/>
+              <w:sz w:val="24"/>
+              <w:szCs w:val="24"/>
+              <w:lang w:eastAsia="ja-JP"/>
+              <w14:ligatures w14:val="standardContextual"/>
+            </w:rPr>
+          </w:pPr>
+          <w:r>
+            <w:t xml:space="preserve"> </w:t>
+          </w:r>
+          <w:hyperlink w:anchor="_Toc214875494" w:history="1">
             <w:r>
               <w:rPr>
                 <w:rStyle w:val="Hyperlink"/>
@@ -1767,7 +968,28 @@
                 <w:bCs/>
                 <w:noProof/>
               </w:rPr>
-              <w:t>II. Tổng quan</w:t>
+              <w:t>2.</w:t>
+            </w:r>
+            <w:r>
+              <w:rPr>
+                <w:rFonts w:asciiTheme="minorHAnsi" w:eastAsiaTheme="minorEastAsia" w:hAnsiTheme="minorHAnsi" w:cstheme="minorBidi"/>
+                <w:noProof/>
+                <w:kern w:val="2"/>
+                <w:sz w:val="24"/>
+                <w:szCs w:val="24"/>
+                <w:lang w:eastAsia="ja-JP"/>
+                <w14:ligatures w14:val="standardContextual"/>
+              </w:rPr>
+              <w:t xml:space="preserve">  </w:t>
+            </w:r>
+            <w:r>
+              <w:rPr>
+                <w:rStyle w:val="Hyperlink"/>
+                <w:b/>
+                <w:bCs/>
+                <w:noProof/>
+              </w:rPr>
+              <w:t>Mục tiêu nghiên cứu:</w:t>
             </w:r>
             <w:r>
               <w:rPr>
@@ -1788,7 +1010,7 @@
                 <w:noProof/>
                 <w:webHidden/>
               </w:rPr>
-              <w:instrText xml:space="preserve"> PAGEREF _Toc117475371 \h </w:instrText>
+              <w:instrText xml:space="preserve"> PAGEREF _Toc214875494 \h </w:instrText>
             </w:r>
             <w:r>
               <w:rPr>
@@ -1808,7 +1030,7 @@
                 <w:noProof/>
                 <w:webHidden/>
               </w:rPr>
-              <w:t>4</w:t>
+              <w:t>3</w:t>
             </w:r>
             <w:r>
               <w:rPr>
@@ -1825,11 +1047,14 @@
             <w:rPr>
               <w:rFonts w:asciiTheme="minorHAnsi" w:eastAsiaTheme="minorEastAsia" w:hAnsiTheme="minorHAnsi" w:cstheme="minorBidi"/>
               <w:noProof/>
-              <w:sz w:val="22"/>
-              <w:lang w:val="en-GB" w:eastAsia="en-GB"/>
+              <w:kern w:val="2"/>
+              <w:sz w:val="24"/>
+              <w:szCs w:val="24"/>
+              <w:lang w:eastAsia="ja-JP"/>
+              <w14:ligatures w14:val="standardContextual"/>
             </w:rPr>
           </w:pPr>
-          <w:hyperlink w:anchor="_Toc117475372" w:history="1">
+          <w:hyperlink w:anchor="_Toc214875500" w:history="1">
             <w:r>
               <w:rPr>
                 <w:rStyle w:val="Hyperlink"/>
@@ -1837,7 +1062,7 @@
                 <w:bCs/>
                 <w:noProof/>
               </w:rPr>
-              <w:t>III. Nội dung và phương pháp nghiên cứu</w:t>
+              <w:t>II. Tổng quan</w:t>
             </w:r>
             <w:r>
               <w:rPr>
@@ -1858,7 +1083,7 @@
                 <w:noProof/>
                 <w:webHidden/>
               </w:rPr>
-              <w:instrText xml:space="preserve"> PAGEREF _Toc117475372 \h </w:instrText>
+              <w:instrText xml:space="preserve"> PAGEREF _Toc214875500 \h </w:instrText>
             </w:r>
             <w:r>
               <w:rPr>
@@ -1878,226 +1103,7 @@
                 <w:noProof/>
                 <w:webHidden/>
               </w:rPr>
-              <w:t>5</w:t>
-            </w:r>
-            <w:r>
-              <w:rPr>
-                <w:noProof/>
-                <w:webHidden/>
-              </w:rPr>
-              <w:fldChar w:fldCharType="end"/>
-            </w:r>
-          </w:hyperlink>
-        </w:p>
-        <w:p>
-          <w:pPr>
-            <w:pStyle w:val="TOC2"/>
-            <w:tabs>
-              <w:tab w:val="right" w:leader="dot" w:pos="9681"/>
-            </w:tabs>
-            <w:rPr>
-              <w:rFonts w:asciiTheme="minorHAnsi" w:eastAsiaTheme="minorEastAsia" w:hAnsiTheme="minorHAnsi" w:cstheme="minorBidi"/>
-              <w:noProof/>
-              <w:sz w:val="22"/>
-              <w:lang w:val="en-GB" w:eastAsia="en-GB"/>
-            </w:rPr>
-          </w:pPr>
-          <w:hyperlink w:anchor="_Toc117475373" w:history="1">
-            <w:r>
-              <w:rPr>
-                <w:rStyle w:val="Hyperlink"/>
-                <w:b/>
-                <w:bCs/>
-                <w:noProof/>
-              </w:rPr>
-              <w:t>1. Đối tượng và phạm vi nghiên cứu</w:t>
-            </w:r>
-            <w:r>
-              <w:rPr>
-                <w:noProof/>
-                <w:webHidden/>
-              </w:rPr>
-              <w:tab/>
-            </w:r>
-            <w:r>
-              <w:rPr>
-                <w:noProof/>
-                <w:webHidden/>
-              </w:rPr>
-              <w:fldChar w:fldCharType="begin"/>
-            </w:r>
-            <w:r>
-              <w:rPr>
-                <w:noProof/>
-                <w:webHidden/>
-              </w:rPr>
-              <w:instrText xml:space="preserve"> PAGEREF _Toc117475373 \h </w:instrText>
-            </w:r>
-            <w:r>
-              <w:rPr>
-                <w:noProof/>
-                <w:webHidden/>
-              </w:rPr>
-            </w:r>
-            <w:r>
-              <w:rPr>
-                <w:noProof/>
-                <w:webHidden/>
-              </w:rPr>
-              <w:fldChar w:fldCharType="separate"/>
-            </w:r>
-            <w:r>
-              <w:rPr>
-                <w:noProof/>
-                <w:webHidden/>
-              </w:rPr>
-              <w:t>5</w:t>
-            </w:r>
-            <w:r>
-              <w:rPr>
-                <w:noProof/>
-                <w:webHidden/>
-              </w:rPr>
-              <w:fldChar w:fldCharType="end"/>
-            </w:r>
-          </w:hyperlink>
-        </w:p>
-        <w:p>
-          <w:pPr>
-            <w:pStyle w:val="TOC2"/>
-            <w:tabs>
-              <w:tab w:val="right" w:leader="dot" w:pos="9681"/>
-            </w:tabs>
-            <w:rPr>
-              <w:rFonts w:asciiTheme="minorHAnsi" w:eastAsiaTheme="minorEastAsia" w:hAnsiTheme="minorHAnsi" w:cstheme="minorBidi"/>
-              <w:noProof/>
-              <w:sz w:val="22"/>
-              <w:lang w:val="en-GB" w:eastAsia="en-GB"/>
-            </w:rPr>
-          </w:pPr>
-          <w:hyperlink w:anchor="_Toc117475374" w:history="1">
-            <w:r>
-              <w:rPr>
-                <w:rStyle w:val="Hyperlink"/>
-                <w:b/>
-                <w:bCs/>
-                <w:noProof/>
-              </w:rPr>
-              <w:t>2. Nội dung nghiên cứu</w:t>
-            </w:r>
-            <w:r>
-              <w:rPr>
-                <w:noProof/>
-                <w:webHidden/>
-              </w:rPr>
-              <w:tab/>
-            </w:r>
-            <w:r>
-              <w:rPr>
-                <w:noProof/>
-                <w:webHidden/>
-              </w:rPr>
-              <w:fldChar w:fldCharType="begin"/>
-            </w:r>
-            <w:r>
-              <w:rPr>
-                <w:noProof/>
-                <w:webHidden/>
-              </w:rPr>
-              <w:instrText xml:space="preserve"> PAGEREF _Toc117475374 \h </w:instrText>
-            </w:r>
-            <w:r>
-              <w:rPr>
-                <w:noProof/>
-                <w:webHidden/>
-              </w:rPr>
-            </w:r>
-            <w:r>
-              <w:rPr>
-                <w:noProof/>
-                <w:webHidden/>
-              </w:rPr>
-              <w:fldChar w:fldCharType="separate"/>
-            </w:r>
-            <w:r>
-              <w:rPr>
-                <w:noProof/>
-                <w:webHidden/>
-              </w:rPr>
-              <w:t>5</w:t>
-            </w:r>
-            <w:r>
-              <w:rPr>
-                <w:noProof/>
-                <w:webHidden/>
-              </w:rPr>
-              <w:fldChar w:fldCharType="end"/>
-            </w:r>
-          </w:hyperlink>
-        </w:p>
-        <w:p>
-          <w:pPr>
-            <w:pStyle w:val="TOC2"/>
-            <w:tabs>
-              <w:tab w:val="right" w:leader="dot" w:pos="9681"/>
-            </w:tabs>
-            <w:rPr>
-              <w:rFonts w:asciiTheme="minorHAnsi" w:eastAsiaTheme="minorEastAsia" w:hAnsiTheme="minorHAnsi" w:cstheme="minorBidi"/>
-              <w:noProof/>
-              <w:sz w:val="22"/>
-              <w:lang w:val="en-GB" w:eastAsia="en-GB"/>
-            </w:rPr>
-          </w:pPr>
-          <w:hyperlink w:anchor="_Toc117475375" w:history="1">
-            <w:r>
-              <w:rPr>
-                <w:rStyle w:val="Hyperlink"/>
-                <w:b/>
-                <w:bCs/>
-                <w:noProof/>
-              </w:rPr>
-              <w:t>3. Phương pháp nghiên cứu</w:t>
-            </w:r>
-            <w:r>
-              <w:rPr>
-                <w:noProof/>
-                <w:webHidden/>
-              </w:rPr>
-              <w:tab/>
-            </w:r>
-            <w:r>
-              <w:rPr>
-                <w:noProof/>
-                <w:webHidden/>
-              </w:rPr>
-              <w:fldChar w:fldCharType="begin"/>
-            </w:r>
-            <w:r>
-              <w:rPr>
-                <w:noProof/>
-                <w:webHidden/>
-              </w:rPr>
-              <w:instrText xml:space="preserve"> PAGEREF _Toc117475375 \h </w:instrText>
-            </w:r>
-            <w:r>
-              <w:rPr>
-                <w:noProof/>
-                <w:webHidden/>
-              </w:rPr>
-            </w:r>
-            <w:r>
-              <w:rPr>
-                <w:noProof/>
-                <w:webHidden/>
-              </w:rPr>
-              <w:fldChar w:fldCharType="separate"/>
-            </w:r>
-            <w:r>
-              <w:rPr>
-                <w:noProof/>
-                <w:webHidden/>
-              </w:rPr>
-              <w:t>6</w:t>
+              <w:t>4</w:t>
             </w:r>
             <w:r>
               <w:rPr>
@@ -2114,11 +1120,14 @@
             <w:rPr>
               <w:rFonts w:asciiTheme="minorHAnsi" w:eastAsiaTheme="minorEastAsia" w:hAnsiTheme="minorHAnsi" w:cstheme="minorBidi"/>
               <w:noProof/>
-              <w:sz w:val="22"/>
-              <w:lang w:val="en-GB" w:eastAsia="en-GB"/>
+              <w:kern w:val="2"/>
+              <w:sz w:val="24"/>
+              <w:szCs w:val="24"/>
+              <w:lang w:eastAsia="ja-JP"/>
+              <w14:ligatures w14:val="standardContextual"/>
             </w:rPr>
           </w:pPr>
-          <w:hyperlink w:anchor="_Toc117475376" w:history="1">
+          <w:hyperlink w:anchor="_Toc214875501" w:history="1">
             <w:r>
               <w:rPr>
                 <w:rStyle w:val="Hyperlink"/>
@@ -2126,7 +1135,7 @@
                 <w:bCs/>
                 <w:noProof/>
               </w:rPr>
-              <w:t>IV. Dự đoán kết quả</w:t>
+              <w:t>III. Nội dung và phương pháp nghiên cứu</w:t>
             </w:r>
             <w:r>
               <w:rPr>
@@ -2147,7 +1156,7 @@
                 <w:noProof/>
                 <w:webHidden/>
               </w:rPr>
-              <w:instrText xml:space="preserve"> PAGEREF _Toc117475376 \h </w:instrText>
+              <w:instrText xml:space="preserve"> PAGEREF _Toc214875501 \h </w:instrText>
             </w:r>
             <w:r>
               <w:rPr>
@@ -2167,7 +1176,238 @@
                 <w:noProof/>
                 <w:webHidden/>
               </w:rPr>
-              <w:t>7</w:t>
+              <w:t>4</w:t>
+            </w:r>
+            <w:r>
+              <w:rPr>
+                <w:noProof/>
+                <w:webHidden/>
+              </w:rPr>
+              <w:fldChar w:fldCharType="end"/>
+            </w:r>
+          </w:hyperlink>
+        </w:p>
+        <w:p>
+          <w:pPr>
+            <w:pStyle w:val="TOC2"/>
+            <w:tabs>
+              <w:tab w:val="right" w:leader="dot" w:pos="9111"/>
+            </w:tabs>
+            <w:ind w:right="237"/>
+            <w:rPr>
+              <w:rFonts w:asciiTheme="minorHAnsi" w:eastAsiaTheme="minorEastAsia" w:hAnsiTheme="minorHAnsi" w:cstheme="minorBidi"/>
+              <w:noProof/>
+              <w:kern w:val="2"/>
+              <w:sz w:val="24"/>
+              <w:szCs w:val="24"/>
+              <w:lang w:eastAsia="ja-JP"/>
+              <w14:ligatures w14:val="standardContextual"/>
+            </w:rPr>
+          </w:pPr>
+          <w:hyperlink w:anchor="_Toc214875502" w:history="1">
+            <w:r>
+              <w:rPr>
+                <w:rStyle w:val="Hyperlink"/>
+                <w:b/>
+                <w:bCs/>
+                <w:noProof/>
+              </w:rPr>
+              <w:t>1. Đối tượng và phạm vi nghiên cứu</w:t>
+            </w:r>
+            <w:r>
+              <w:rPr>
+                <w:noProof/>
+                <w:webHidden/>
+              </w:rPr>
+              <w:tab/>
+            </w:r>
+            <w:r>
+              <w:rPr>
+                <w:noProof/>
+                <w:webHidden/>
+              </w:rPr>
+              <w:fldChar w:fldCharType="begin"/>
+            </w:r>
+            <w:r>
+              <w:rPr>
+                <w:noProof/>
+                <w:webHidden/>
+              </w:rPr>
+              <w:instrText xml:space="preserve"> PAGEREF _Toc214875502 \h </w:instrText>
+            </w:r>
+            <w:r>
+              <w:rPr>
+                <w:noProof/>
+                <w:webHidden/>
+              </w:rPr>
+            </w:r>
+            <w:r>
+              <w:rPr>
+                <w:noProof/>
+                <w:webHidden/>
+              </w:rPr>
+              <w:fldChar w:fldCharType="separate"/>
+            </w:r>
+            <w:r>
+              <w:rPr>
+                <w:noProof/>
+                <w:webHidden/>
+              </w:rPr>
+              <w:t>4</w:t>
+            </w:r>
+            <w:r>
+              <w:rPr>
+                <w:noProof/>
+                <w:webHidden/>
+              </w:rPr>
+              <w:fldChar w:fldCharType="end"/>
+            </w:r>
+          </w:hyperlink>
+        </w:p>
+        <w:p>
+          <w:pPr>
+            <w:pStyle w:val="TOC2"/>
+            <w:tabs>
+              <w:tab w:val="right" w:leader="dot" w:pos="9111"/>
+            </w:tabs>
+            <w:ind w:right="237"/>
+            <w:rPr>
+              <w:rFonts w:asciiTheme="minorHAnsi" w:eastAsiaTheme="minorEastAsia" w:hAnsiTheme="minorHAnsi" w:cstheme="minorBidi"/>
+              <w:noProof/>
+              <w:kern w:val="2"/>
+              <w:sz w:val="24"/>
+              <w:szCs w:val="24"/>
+              <w:lang w:eastAsia="ja-JP"/>
+              <w14:ligatures w14:val="standardContextual"/>
+            </w:rPr>
+          </w:pPr>
+          <w:hyperlink w:anchor="_Toc214875503" w:history="1">
+            <w:r>
+              <w:rPr>
+                <w:rStyle w:val="Hyperlink"/>
+                <w:b/>
+                <w:bCs/>
+                <w:noProof/>
+              </w:rPr>
+              <w:t>2. Nội dung nghiên cứu</w:t>
+            </w:r>
+            <w:r>
+              <w:rPr>
+                <w:noProof/>
+                <w:webHidden/>
+              </w:rPr>
+              <w:tab/>
+            </w:r>
+            <w:r>
+              <w:rPr>
+                <w:noProof/>
+                <w:webHidden/>
+              </w:rPr>
+              <w:fldChar w:fldCharType="begin"/>
+            </w:r>
+            <w:r>
+              <w:rPr>
+                <w:noProof/>
+                <w:webHidden/>
+              </w:rPr>
+              <w:instrText xml:space="preserve"> PAGEREF _Toc214875503 \h </w:instrText>
+            </w:r>
+            <w:r>
+              <w:rPr>
+                <w:noProof/>
+                <w:webHidden/>
+              </w:rPr>
+            </w:r>
+            <w:r>
+              <w:rPr>
+                <w:noProof/>
+                <w:webHidden/>
+              </w:rPr>
+              <w:fldChar w:fldCharType="separate"/>
+            </w:r>
+            <w:r>
+              <w:rPr>
+                <w:noProof/>
+                <w:webHidden/>
+              </w:rPr>
+              <w:t>5</w:t>
+            </w:r>
+            <w:r>
+              <w:rPr>
+                <w:noProof/>
+                <w:webHidden/>
+              </w:rPr>
+              <w:fldChar w:fldCharType="end"/>
+            </w:r>
+          </w:hyperlink>
+        </w:p>
+        <w:p>
+          <w:pPr>
+            <w:pStyle w:val="TOC2"/>
+            <w:tabs>
+              <w:tab w:val="right" w:leader="dot" w:pos="9111"/>
+            </w:tabs>
+            <w:ind w:right="237"/>
+            <w:rPr>
+              <w:rFonts w:asciiTheme="minorHAnsi" w:eastAsiaTheme="minorEastAsia" w:hAnsiTheme="minorHAnsi" w:cstheme="minorBidi"/>
+              <w:noProof/>
+              <w:kern w:val="2"/>
+              <w:sz w:val="24"/>
+              <w:szCs w:val="24"/>
+              <w:lang w:eastAsia="ja-JP"/>
+              <w14:ligatures w14:val="standardContextual"/>
+            </w:rPr>
+          </w:pPr>
+          <w:hyperlink w:anchor="_Toc214875505" w:history="1">
+            <w:r>
+              <w:rPr>
+                <w:rStyle w:val="Hyperlink"/>
+                <w:b/>
+                <w:bCs/>
+                <w:noProof/>
+              </w:rPr>
+              <w:t>3. Phương pháp nghiên cứu</w:t>
+            </w:r>
+            <w:r>
+              <w:rPr>
+                <w:noProof/>
+                <w:webHidden/>
+              </w:rPr>
+              <w:tab/>
+            </w:r>
+            <w:r>
+              <w:rPr>
+                <w:noProof/>
+                <w:webHidden/>
+              </w:rPr>
+              <w:fldChar w:fldCharType="begin"/>
+            </w:r>
+            <w:r>
+              <w:rPr>
+                <w:noProof/>
+                <w:webHidden/>
+              </w:rPr>
+              <w:instrText xml:space="preserve"> PAGEREF _Toc214875505 \h </w:instrText>
+            </w:r>
+            <w:r>
+              <w:rPr>
+                <w:noProof/>
+                <w:webHidden/>
+              </w:rPr>
+            </w:r>
+            <w:r>
+              <w:rPr>
+                <w:noProof/>
+                <w:webHidden/>
+              </w:rPr>
+              <w:fldChar w:fldCharType="separate"/>
+            </w:r>
+            <w:r>
+              <w:rPr>
+                <w:noProof/>
+                <w:webHidden/>
+              </w:rPr>
+              <w:t>6</w:t>
             </w:r>
             <w:r>
               <w:rPr>
@@ -2184,11 +1424,14 @@
             <w:rPr>
               <w:rFonts w:asciiTheme="minorHAnsi" w:eastAsiaTheme="minorEastAsia" w:hAnsiTheme="minorHAnsi" w:cstheme="minorBidi"/>
               <w:noProof/>
-              <w:sz w:val="22"/>
-              <w:lang w:val="en-GB" w:eastAsia="en-GB"/>
+              <w:kern w:val="2"/>
+              <w:sz w:val="24"/>
+              <w:szCs w:val="24"/>
+              <w:lang w:eastAsia="ja-JP"/>
+              <w14:ligatures w14:val="standardContextual"/>
             </w:rPr>
           </w:pPr>
-          <w:hyperlink w:anchor="_Toc117475377" w:history="1">
+          <w:hyperlink w:anchor="_Toc214875506" w:history="1">
             <w:r>
               <w:rPr>
                 <w:rStyle w:val="Hyperlink"/>
@@ -2196,7 +1439,7 @@
                 <w:bCs/>
                 <w:noProof/>
               </w:rPr>
-              <w:t>V. Tài liệu tham khảo</w:t>
+              <w:t>IV. Dự đoán kết quả</w:t>
             </w:r>
             <w:r>
               <w:rPr>
@@ -2217,7 +1460,7 @@
                 <w:noProof/>
                 <w:webHidden/>
               </w:rPr>
-              <w:instrText xml:space="preserve"> PAGEREF _Toc117475377 \h </w:instrText>
+              <w:instrText xml:space="preserve"> PAGEREF _Toc214875506 \h </w:instrText>
             </w:r>
             <w:r>
               <w:rPr>
@@ -2237,7 +1480,7 @@
                 <w:noProof/>
                 <w:webHidden/>
               </w:rPr>
-              <w:t>7</w:t>
+              <w:t>6</w:t>
             </w:r>
             <w:r>
               <w:rPr>
@@ -2254,11 +1497,14 @@
             <w:rPr>
               <w:rFonts w:asciiTheme="minorHAnsi" w:eastAsiaTheme="minorEastAsia" w:hAnsiTheme="minorHAnsi" w:cstheme="minorBidi"/>
               <w:noProof/>
-              <w:sz w:val="22"/>
-              <w:lang w:val="en-GB" w:eastAsia="en-GB"/>
+              <w:kern w:val="2"/>
+              <w:sz w:val="24"/>
+              <w:szCs w:val="24"/>
+              <w:lang w:eastAsia="ja-JP"/>
+              <w14:ligatures w14:val="standardContextual"/>
             </w:rPr>
           </w:pPr>
-          <w:hyperlink w:anchor="_Toc117475378" w:history="1">
+          <w:hyperlink w:anchor="_Toc214875507" w:history="1">
             <w:r>
               <w:rPr>
                 <w:rStyle w:val="Hyperlink"/>
@@ -2266,7 +1512,7 @@
                 <w:bCs/>
                 <w:noProof/>
               </w:rPr>
-              <w:t>VI. Kế hoạch thực hiện đề tài</w:t>
+              <w:t>V. Tài liệu tham khảo</w:t>
             </w:r>
             <w:r>
               <w:rPr>
@@ -2287,7 +1533,7 @@
                 <w:noProof/>
                 <w:webHidden/>
               </w:rPr>
-              <w:instrText xml:space="preserve"> PAGEREF _Toc117475378 \h </w:instrText>
+              <w:instrText xml:space="preserve"> PAGEREF _Toc214875507 \h </w:instrText>
             </w:r>
             <w:r>
               <w:rPr>
@@ -2307,7 +1553,7 @@
                 <w:noProof/>
                 <w:webHidden/>
               </w:rPr>
-              <w:t>8</w:t>
+              <w:t>7</w:t>
             </w:r>
             <w:r>
               <w:rPr>
@@ -2320,8 +1566,83 @@
         </w:p>
         <w:p>
           <w:pPr>
+            <w:pStyle w:val="TOC1"/>
+            <w:rPr>
+              <w:rFonts w:asciiTheme="minorHAnsi" w:eastAsiaTheme="minorEastAsia" w:hAnsiTheme="minorHAnsi" w:cstheme="minorBidi"/>
+              <w:noProof/>
+              <w:kern w:val="2"/>
+              <w:sz w:val="24"/>
+              <w:szCs w:val="24"/>
+              <w:lang w:eastAsia="ja-JP"/>
+              <w14:ligatures w14:val="standardContextual"/>
+            </w:rPr>
+          </w:pPr>
+          <w:hyperlink w:anchor="_Toc214875512" w:history="1">
+            <w:r>
+              <w:rPr>
+                <w:rStyle w:val="Hyperlink"/>
+                <w:b/>
+                <w:bCs/>
+                <w:noProof/>
+              </w:rPr>
+              <w:t>VI. Kế hoạch thực hiện đề tài</w:t>
+            </w:r>
+            <w:r>
+              <w:rPr>
+                <w:noProof/>
+                <w:webHidden/>
+              </w:rPr>
+              <w:tab/>
+            </w:r>
+            <w:r>
+              <w:rPr>
+                <w:noProof/>
+                <w:webHidden/>
+              </w:rPr>
+              <w:fldChar w:fldCharType="begin"/>
+            </w:r>
+            <w:r>
+              <w:rPr>
+                <w:noProof/>
+                <w:webHidden/>
+              </w:rPr>
+              <w:instrText xml:space="preserve"> PAGEREF _Toc214875512 \h </w:instrText>
+            </w:r>
+            <w:r>
+              <w:rPr>
+                <w:noProof/>
+                <w:webHidden/>
+              </w:rPr>
+            </w:r>
+            <w:r>
+              <w:rPr>
+                <w:noProof/>
+                <w:webHidden/>
+              </w:rPr>
+              <w:fldChar w:fldCharType="separate"/>
+            </w:r>
+            <w:r>
+              <w:rPr>
+                <w:noProof/>
+                <w:webHidden/>
+              </w:rPr>
+              <w:t>7</w:t>
+            </w:r>
+            <w:r>
+              <w:rPr>
+                <w:noProof/>
+                <w:webHidden/>
+              </w:rPr>
+              <w:fldChar w:fldCharType="end"/>
+            </w:r>
+          </w:hyperlink>
+        </w:p>
+        <w:p>
+          <w:pPr>
+            <w:ind w:right="237"/>
             <w:rPr>
               <w:b/>
+              <w:szCs w:val="26"/>
             </w:rPr>
           </w:pPr>
           <w:r>
@@ -2329,6 +1650,7 @@
               <w:b/>
               <w:bCs/>
               <w:noProof/>
+              <w:szCs w:val="26"/>
             </w:rPr>
             <w:fldChar w:fldCharType="end"/>
           </w:r>
@@ -2339,18 +1661,13 @@
       <w:pPr>
         <w:rPr>
           <w:b/>
-        </w:rPr>
-      </w:pPr>
-    </w:p>
-    <w:p>
-      <w:pPr>
-        <w:rPr>
-          <w:b/>
-        </w:rPr>
-      </w:pPr>
-      <w:r>
-        <w:rPr>
-          <w:b/>
+          <w:szCs w:val="26"/>
+        </w:rPr>
+      </w:pPr>
+      <w:r>
+        <w:rPr>
+          <w:b/>
+          <w:szCs w:val="26"/>
         </w:rPr>
         <w:br w:type="page"/>
       </w:r>
@@ -2366,169 +1683,221 @@
         <w:outlineLvl w:val="0"/>
         <w:rPr>
           <w:b/>
-          <w:sz w:val="32"/>
-        </w:rPr>
-      </w:pPr>
-      <w:bookmarkStart w:id="1" w:name="_Toc117475368"/>
-      <w:r>
-        <w:rPr>
-          <w:b/>
-          <w:sz w:val="32"/>
+          <w:szCs w:val="26"/>
+        </w:rPr>
+      </w:pPr>
+      <w:bookmarkStart w:id="2" w:name="_Toc214875492"/>
+      <w:r>
+        <w:rPr>
+          <w:b/>
+          <w:szCs w:val="26"/>
         </w:rPr>
         <w:lastRenderedPageBreak/>
-        <w:t>ĐẶT VẤN ĐỀ</w:t>
-      </w:r>
-      <w:bookmarkEnd w:id="1"/>
+        <w:t>Đặt vấn đề</w:t>
+      </w:r>
+      <w:bookmarkEnd w:id="2"/>
     </w:p>
     <w:p>
       <w:pPr>
         <w:pStyle w:val="ListParagraph"/>
         <w:numPr>
           <w:ilvl w:val="0"/>
-          <w:numId w:val="8"/>
+          <w:numId w:val="21"/>
+        </w:numPr>
+        <w:spacing w:before="120" w:after="120" w:line="360" w:lineRule="auto"/>
+        <w:outlineLvl w:val="0"/>
+        <w:rPr>
+          <w:b/>
+          <w:szCs w:val="26"/>
+        </w:rPr>
+      </w:pPr>
+      <w:bookmarkStart w:id="3" w:name="_Toc214875493"/>
+      <w:r>
+        <w:rPr>
+          <w:b/>
+          <w:szCs w:val="26"/>
+        </w:rPr>
+        <w:t>Lý do chọn đề tài</w:t>
+      </w:r>
+      <w:bookmarkEnd w:id="3"/>
+    </w:p>
+    <w:p>
+      <w:pPr>
+        <w:pStyle w:val="ListParagraph"/>
+        <w:spacing w:before="120" w:after="120" w:line="360" w:lineRule="auto"/>
+        <w:ind w:left="0" w:firstLine="432"/>
+        <w:jc w:val="both"/>
+        <w:rPr>
+          <w:bCs/>
+          <w:szCs w:val="26"/>
+        </w:rPr>
+      </w:pPr>
+      <w:r>
+        <w:rPr>
+          <w:bCs/>
+          <w:szCs w:val="26"/>
+        </w:rPr>
+        <w:t>Trong bối cảnh cuộc cách mạng công nghiệp 4.0 đang diễn ra mạnh mẽ, thị trường lao động Việt Nam ngày càng trở nên sôi động và cạnh tranh. Nhu cầu kết nối giữa nhà tuyển dụng và ứng viên không chỉ tăng về số lượng mà còn đòi hỏi cao hơn về chất lượng và hiệu quả. Tuy nhiên, các phương pháp tìm việc truyền thống bộc lộ nhiều hạn chế, trong khi các nền tảng trực tuyến hiện có đôi khi chưa đáp ứng được trải nghiệm người dùng một cách tối ưu, gây khó khăn trong việc sàng lọc và kết nối đúng người, đúng việc.</w:t>
+      </w:r>
+      <w:r>
+        <w:rPr>
+          <w:bCs/>
+          <w:szCs w:val="26"/>
+        </w:rPr>
+        <w:t xml:space="preserve"> </w:t>
+      </w:r>
+    </w:p>
+    <w:p>
+      <w:pPr>
+        <w:pStyle w:val="ListParagraph"/>
+        <w:spacing w:before="120" w:after="120" w:line="360" w:lineRule="auto"/>
+        <w:ind w:left="0" w:firstLine="432"/>
+        <w:jc w:val="both"/>
+        <w:rPr>
+          <w:szCs w:val="26"/>
+        </w:rPr>
+      </w:pPr>
+      <w:r>
+        <w:rPr>
+          <w:szCs w:val="26"/>
+        </w:rPr>
+        <w:t>Nhận thấy tính cấp thiết của việc xây dựng một công cụ hỗ trợ hiệu quả, cùng với sự phát triển vượt bậc của các công nghệ web hiện đại, tôi quyết định thực hiện đề tài “KORRA Nền tảng tìm kiếm việc làm”. Đề tài hướng tới việc áp dụng các công nghệ tiên tiến để xây dựng một website tuyển dụng thông minh, thân thiện và đáng tin cậy, góp phần giải quyết bài toán nhân sự cho doanh nghiệp và mở ra cơ hội phát triển sự nghiệp cho người lao động.</w:t>
+      </w:r>
+    </w:p>
+    <w:p>
+      <w:pPr>
+        <w:pStyle w:val="ListParagraph"/>
+        <w:numPr>
+          <w:ilvl w:val="0"/>
+          <w:numId w:val="21"/>
         </w:numPr>
         <w:spacing w:before="120" w:after="120" w:line="360" w:lineRule="auto"/>
         <w:jc w:val="both"/>
         <w:outlineLvl w:val="1"/>
         <w:rPr>
           <w:b/>
-          <w:sz w:val="28"/>
-          <w:szCs w:val="26"/>
-        </w:rPr>
-      </w:pPr>
-      <w:bookmarkStart w:id="2" w:name="_Toc117475369"/>
-      <w:r>
-        <w:rPr>
-          <w:b/>
-          <w:sz w:val="28"/>
-          <w:szCs w:val="26"/>
-        </w:rPr>
-        <w:t>LÝ DO CHỌN ĐỀ TÀI</w:t>
-      </w:r>
-      <w:bookmarkEnd w:id="2"/>
-      <w:r>
-        <w:rPr>
-          <w:b/>
-          <w:sz w:val="28"/>
+          <w:bCs/>
+          <w:szCs w:val="26"/>
+        </w:rPr>
+      </w:pPr>
+      <w:bookmarkStart w:id="4" w:name="_Toc214875494"/>
+      <w:r>
+        <w:rPr>
+          <w:b/>
+          <w:bCs/>
+          <w:szCs w:val="26"/>
+        </w:rPr>
+        <w:t>Mục tiêu nghiên cứu:</w:t>
+      </w:r>
+      <w:bookmarkEnd w:id="4"/>
+    </w:p>
+    <w:p>
+      <w:pPr>
+        <w:spacing w:before="120" w:after="120" w:line="360" w:lineRule="auto"/>
+        <w:ind w:left="72" w:firstLine="360"/>
+        <w:jc w:val="both"/>
+        <w:outlineLvl w:val="1"/>
+        <w:rPr>
+          <w:b/>
+          <w:bCs/>
+          <w:szCs w:val="26"/>
+        </w:rPr>
+      </w:pPr>
+      <w:bookmarkStart w:id="5" w:name="_Toc214875495"/>
+      <w:r>
+        <w:rPr>
+          <w:bCs/>
+          <w:szCs w:val="26"/>
+        </w:rPr>
+        <w:t>Mục tiêu chính: Xây dựng thành công một nền tảng web tuyển dụng hoàn chỉnh, cho phép ứng viên tìm kiếm việc làm, tạo và quản lý hồ sơ trực tuyến, trong khi nhà tuyển dụng có thể đăng tin, tìm kiếm, quản lý hồ sơ ứng viên và tương tác hiệu quả.</w:t>
+      </w:r>
+      <w:bookmarkEnd w:id="5"/>
+    </w:p>
+    <w:p>
+      <w:pPr>
+        <w:spacing w:before="120" w:after="120" w:line="360" w:lineRule="auto"/>
+        <w:ind w:left="72" w:firstLine="360"/>
+        <w:jc w:val="both"/>
+        <w:outlineLvl w:val="1"/>
+        <w:rPr>
+          <w:b/>
+          <w:bCs/>
+          <w:szCs w:val="26"/>
+        </w:rPr>
+      </w:pPr>
+      <w:bookmarkStart w:id="6" w:name="_Toc214875496"/>
+      <w:r>
+        <w:rPr>
+          <w:szCs w:val="26"/>
+        </w:rPr>
+        <w:t>Các</w:t>
+      </w:r>
+      <w:r>
+        <w:rPr>
+          <w:b/>
+          <w:bCs/>
           <w:szCs w:val="26"/>
         </w:rPr>
         <w:t xml:space="preserve"> </w:t>
       </w:r>
-    </w:p>
-    <w:p>
-      <w:pPr>
-        <w:pStyle w:val="ListParagraph"/>
-        <w:spacing w:before="120" w:after="120" w:line="360" w:lineRule="auto"/>
-        <w:ind w:left="0"/>
-        <w:jc w:val="both"/>
-        <w:rPr>
-          <w:bCs/>
-          <w:szCs w:val="26"/>
-        </w:rPr>
-      </w:pPr>
-      <w:r>
-        <w:rPr>
-          <w:b/>
-          <w:szCs w:val="26"/>
-        </w:rPr>
-        <w:tab/>
-      </w:r>
-      <w:r>
-        <w:rPr>
-          <w:bCs/>
-          <w:szCs w:val="26"/>
-        </w:rPr>
-        <w:t>Trong bối cảnh cuộc cách mạng công nghiệp 4.0 đang diễn ra mạnh mẽ, thị trường lao động Việt Nam ngày càng trở nên sôi động và cạnh tranh. Nhu cầu kết nối giữa nhà tuyển dụng và ứng viên không chỉ tăng về số lượng mà còn đòi hỏi cao hơn về chất lượng và hiệu quả. Tuy nhiên, các phương pháp tìm việc truyền thống bộc lộ nhiều hạn chế, trong khi các nền tảng trực tuyến hiện có đôi khi chưa đáp ứng được trải nghiệm người dùng một cách tối ưu, gây khó khăn trong việc sàng lọc và kết nối đúng người, đúng việc.</w:t>
-      </w:r>
-      <w:r>
-        <w:rPr>
-          <w:bCs/>
-          <w:szCs w:val="26"/>
-        </w:rPr>
-        <w:t xml:space="preserve"> </w:t>
-      </w:r>
-    </w:p>
-    <w:p>
-      <w:pPr>
-        <w:pStyle w:val="ListParagraph"/>
-        <w:spacing w:before="120" w:after="120" w:line="360" w:lineRule="auto"/>
-        <w:ind w:left="0"/>
-        <w:jc w:val="both"/>
-        <w:rPr>
-          <w:szCs w:val="26"/>
-        </w:rPr>
-      </w:pPr>
-      <w:r>
-        <w:rPr>
-          <w:szCs w:val="26"/>
-        </w:rPr>
-        <w:tab/>
-      </w:r>
-      <w:r>
-        <w:rPr>
-          <w:szCs w:val="26"/>
-        </w:rPr>
-        <w:t>Nhận thấy tính cấp thiết của việc xây dựng một công cụ hỗ trợ hiệu quả, cùng với sự phát triển vượt bậc của các công nghệ web hiện đại, tôi quyết định thực hiện đề tài “KORRA Nền tảng tìm kiếm việc làm”. Đề tài hướng tới việc áp dụng các công nghệ tiên tiến để xây dựng một website tuyển dụng thông minh, thân thiện và đáng tin cậy, góp phần giải quyết bài toán nhân sự cho doanh nghiệp và mở ra cơ hội phát triển sự nghiệp cho người lao động.</w:t>
-      </w:r>
+      <w:r>
+        <w:rPr>
+          <w:bCs/>
+          <w:szCs w:val="26"/>
+        </w:rPr>
+        <w:t>m</w:t>
+      </w:r>
+      <w:r>
+        <w:rPr>
+          <w:bCs/>
+          <w:szCs w:val="26"/>
+        </w:rPr>
+        <w:t xml:space="preserve">ục tiêu </w:t>
+      </w:r>
+      <w:r>
+        <w:rPr>
+          <w:bCs/>
+          <w:szCs w:val="26"/>
+        </w:rPr>
+        <w:t>cụ thể của đề tài bao gồm</w:t>
+      </w:r>
+      <w:r>
+        <w:rPr>
+          <w:bCs/>
+          <w:szCs w:val="26"/>
+        </w:rPr>
+        <w:t>:</w:t>
+      </w:r>
+      <w:bookmarkEnd w:id="6"/>
     </w:p>
     <w:p>
       <w:pPr>
         <w:pStyle w:val="ListParagraph"/>
         <w:numPr>
           <w:ilvl w:val="0"/>
-          <w:numId w:val="8"/>
+          <w:numId w:val="23"/>
         </w:numPr>
         <w:spacing w:before="120" w:after="120" w:line="360" w:lineRule="auto"/>
-        <w:ind w:left="709"/>
         <w:jc w:val="both"/>
         <w:outlineLvl w:val="1"/>
         <w:rPr>
-          <w:b/>
-          <w:bCs/>
-          <w:sz w:val="28"/>
-        </w:rPr>
-      </w:pPr>
-      <w:bookmarkStart w:id="3" w:name="_Toc117475370"/>
-      <w:r>
-        <w:rPr>
-          <w:b/>
-          <w:bCs/>
-          <w:sz w:val="28"/>
-        </w:rPr>
-        <w:t>MỤC TIÊU NGHIÊN CỨU</w:t>
-      </w:r>
-      <w:bookmarkEnd w:id="3"/>
-    </w:p>
-    <w:p>
-      <w:pPr>
-        <w:spacing w:before="120" w:after="120" w:line="360" w:lineRule="auto"/>
-        <w:ind w:firstLine="709"/>
-        <w:jc w:val="both"/>
-        <w:rPr>
-          <w:bCs/>
-        </w:rPr>
-      </w:pPr>
-      <w:r>
-        <w:rPr>
-          <w:bCs/>
-        </w:rPr>
-        <w:t>Mục tiêu chính: Xây dựng thành công một nền tảng web tuyển dụng hoàn chỉnh, cho phép ứng viên tìm kiếm việc làm, tạo và quản lý hồ sơ trực tuyến, trong khi nhà tuyển dụng có thể đăng tin, tìm kiếm, quản lý hồ sơ ứng viên và tương tác hiệu quả.</w:t>
-      </w:r>
-    </w:p>
-    <w:p>
-      <w:pPr>
-        <w:spacing w:before="120" w:after="120" w:line="360" w:lineRule="auto"/>
-        <w:ind w:firstLine="709"/>
-        <w:jc w:val="both"/>
-        <w:rPr>
-          <w:bCs/>
-        </w:rPr>
-      </w:pPr>
-      <w:r>
-        <w:rPr>
-          <w:bCs/>
-        </w:rPr>
-        <w:t>Mục tiêu phụ:</w:t>
+          <w:bCs/>
+          <w:szCs w:val="26"/>
+        </w:rPr>
+      </w:pPr>
+      <w:r>
+        <w:rPr>
+          <w:bCs/>
+          <w:szCs w:val="26"/>
+        </w:rPr>
+        <w:t>Quản lý hồ sơ năng lực (CV) chi tiết cho ứng viên; Quản lý tin đăng và quy trình duyệt hồ sơ cho nhà tuyển dụng; Phân hệ quản trị (Admin) để kiểm duyệt nội dung và người dùng</w:t>
+      </w:r>
+      <w:r>
+        <w:rPr>
+          <w:bCs/>
+          <w:szCs w:val="26"/>
+        </w:rPr>
+        <w:t>.</w:t>
       </w:r>
     </w:p>
     <w:p>
@@ -2536,19 +1905,30 @@
         <w:pStyle w:val="ListParagraph"/>
         <w:numPr>
           <w:ilvl w:val="0"/>
-          <w:numId w:val="19"/>
+          <w:numId w:val="23"/>
         </w:numPr>
         <w:spacing w:before="120" w:after="120" w:line="360" w:lineRule="auto"/>
         <w:jc w:val="both"/>
-        <w:rPr>
-          <w:bCs/>
-        </w:rPr>
-      </w:pPr>
-      <w:r>
-        <w:rPr>
-          <w:bCs/>
-        </w:rPr>
-        <w:t>Tích hợp hệ thống thông báo thời gian thực (real-time notification) để tăng cường sự kết nối tức thì giữa hai bên.</w:t>
+        <w:outlineLvl w:val="1"/>
+        <w:rPr>
+          <w:bCs/>
+          <w:szCs w:val="26"/>
+        </w:rPr>
+      </w:pPr>
+      <w:bookmarkStart w:id="7" w:name="_Toc214875499"/>
+      <w:r>
+        <w:rPr>
+          <w:bCs/>
+          <w:szCs w:val="26"/>
+        </w:rPr>
+        <w:t>Ứng dụng cơ sở dữ liệu đồ thị (Graph Database - Neo4j) để mô hình hóa mối quan hệ giữa kỹ năng, vị trí và ứng viên một cách trực quan</w:t>
+      </w:r>
+      <w:r>
+        <w:rPr>
+          <w:bCs/>
+          <w:szCs w:val="26"/>
+        </w:rPr>
+        <w:t>.</w:t>
       </w:r>
     </w:p>
     <w:p>
@@ -2556,39 +1936,47 @@
         <w:pStyle w:val="ListParagraph"/>
         <w:numPr>
           <w:ilvl w:val="0"/>
-          <w:numId w:val="19"/>
+          <w:numId w:val="23"/>
         </w:numPr>
         <w:spacing w:before="120" w:after="120" w:line="360" w:lineRule="auto"/>
         <w:jc w:val="both"/>
-        <w:rPr>
-          <w:bCs/>
-        </w:rPr>
-      </w:pPr>
-      <w:r>
-        <w:rPr>
-          <w:bCs/>
-        </w:rPr>
-        <w:t>Xây dựng công cụ tìm kiếm nâng cao, cho phép lọc kết quả theo nhiều tiêu chí (vị trí, kỹ năng, mức lương, kinh nghiệm).</w:t>
-      </w:r>
+        <w:outlineLvl w:val="1"/>
+        <w:rPr>
+          <w:bCs/>
+          <w:szCs w:val="26"/>
+        </w:rPr>
+      </w:pPr>
+      <w:r>
+        <w:rPr>
+          <w:bCs/>
+          <w:szCs w:val="26"/>
+        </w:rPr>
+        <w:t>Đảm bảo tính bảo mật thông tin người dùng và cung cấp giao diện quản trị hệ thống dễ sử dụng.</w:t>
+      </w:r>
+      <w:bookmarkEnd w:id="7"/>
     </w:p>
     <w:p>
       <w:pPr>
         <w:pStyle w:val="ListParagraph"/>
         <w:numPr>
           <w:ilvl w:val="0"/>
-          <w:numId w:val="19"/>
+          <w:numId w:val="23"/>
         </w:numPr>
         <w:spacing w:before="120" w:after="120" w:line="360" w:lineRule="auto"/>
         <w:jc w:val="both"/>
-        <w:rPr>
-          <w:bCs/>
-        </w:rPr>
-      </w:pPr>
-      <w:r>
-        <w:rPr>
-          <w:bCs/>
-        </w:rPr>
-        <w:t>Đảm bảo tính bảo mật thông tin người dùng và cung cấp giao diện quản trị hệ thống dễ sử dụng.</w:t>
+        <w:outlineLvl w:val="1"/>
+        <w:rPr>
+          <w:bCs/>
+          <w:szCs w:val="26"/>
+        </w:rPr>
+      </w:pPr>
+      <w:r>
+        <w:rPr>
+          <w:bCs/>
+          <w:szCs w:val="26"/>
+        </w:rPr>
+        <w:lastRenderedPageBreak/>
+        <w:t>Xây dựng hệ thống thông báo tức thì (Real-time Notification) sử dụng Socket.IO, giúp ứng viên và nhà tuyển dụng cập nhật trạng thái ứng tuyển/phỏng vấn ngay lập tức, giảm độ trễ thông tin.</w:t>
       </w:r>
     </w:p>
     <w:p>
@@ -2604,46 +1992,55 @@
         <w:rPr>
           <w:b/>
           <w:bCs/>
-          <w:sz w:val="32"/>
-        </w:rPr>
-      </w:pPr>
-      <w:bookmarkStart w:id="4" w:name="_Toc117475371"/>
-      <w:r>
-        <w:rPr>
-          <w:b/>
-          <w:bCs/>
-          <w:sz w:val="32"/>
-        </w:rPr>
-        <w:t>TỔNG QUAN</w:t>
-      </w:r>
-      <w:bookmarkEnd w:id="4"/>
+          <w:szCs w:val="26"/>
+        </w:rPr>
+      </w:pPr>
+      <w:bookmarkStart w:id="8" w:name="_Toc214875500"/>
+      <w:r>
+        <w:rPr>
+          <w:b/>
+          <w:bCs/>
+          <w:szCs w:val="26"/>
+        </w:rPr>
+        <w:t>T</w:t>
+      </w:r>
+      <w:r>
+        <w:rPr>
+          <w:b/>
+          <w:bCs/>
+          <w:szCs w:val="26"/>
+        </w:rPr>
+        <w:t>ổng quan</w:t>
+      </w:r>
+      <w:bookmarkEnd w:id="8"/>
     </w:p>
     <w:p>
       <w:pPr>
         <w:spacing w:before="120" w:after="120" w:line="360" w:lineRule="auto"/>
         <w:ind w:firstLine="720"/>
         <w:jc w:val="both"/>
-      </w:pPr>
-      <w:r>
-        <w:t xml:space="preserve">Thị trường tuyển dụng trực tuyến tại Việt Nam đã có sự góp mặt của nhiều nền tảng lớn và uy tín như TopCV, VietnamWorks, CareerBuilder. Các hệ thống này đã thành công trong việc số hóa quy trình tuyển dụng, cung cấp một lượng lớn thông tin việc làm và hồ sơ </w:t>
-      </w:r>
-      <w:r>
-        <w:lastRenderedPageBreak/>
-        <w:t xml:space="preserve">ứng viên. Về mặt công nghệ, các nền tảng này thường sử dụng kiến trúc Client-Server, kết hợp các framework JavaScript phổ biến ở phía frontend (như React, Angular) và các ngôn ngữ mạnh mẽ ở phía backend (Node.js, Express) cùng hệ quản trị cơ sở dữ liệu </w:t>
-      </w:r>
-      <w:r>
+        <w:rPr>
+          <w:szCs w:val="26"/>
+        </w:rPr>
+      </w:pPr>
+      <w:r>
+        <w:rPr>
+          <w:szCs w:val="26"/>
+        </w:rPr>
+        <w:t xml:space="preserve">Thị trường tuyển dụng trực tuyến tại Việt Nam đã có sự góp mặt của nhiều nền tảng lớn và uy tín như TopCV, VietnamWorks, CareerBuilder. Các hệ thống này đã thành công trong việc số hóa quy trình tuyển dụng, cung cấp một lượng lớn thông tin việc làm và hồ sơ ứng viên. Về mặt công nghệ, các nền tảng này thường sử dụng kiến trúc Client-Server, kết hợp các framework JavaScript phổ biến ở phía frontend (như React) và các ngôn ngữ mạnh mẽ ở phía backend (Node.js, Express) cùng hệ quản trị cơ sở dữ liệu </w:t>
+      </w:r>
+      <w:r>
+        <w:rPr>
+          <w:szCs w:val="26"/>
+        </w:rPr>
         <w:t>Graph</w:t>
       </w:r>
       <w:r>
+        <w:rPr>
+          <w:szCs w:val="26"/>
+        </w:rPr>
         <w:t xml:space="preserve"> (Neo4j).</w:t>
       </w:r>
-    </w:p>
-    <w:p>
-      <w:pPr>
-        <w:pStyle w:val="ListParagraph"/>
-        <w:spacing w:before="120" w:after="120" w:line="360" w:lineRule="auto"/>
-        <w:jc w:val="both"/>
-      </w:pPr>
     </w:p>
     <w:p>
       <w:pPr>
@@ -2653,10 +2050,26 @@
         <w:jc w:val="both"/>
         <w:rPr>
           <w:bCs/>
-        </w:rPr>
-      </w:pPr>
-      <w:r>
-        <w:t>Tuy nhiên, vẫn còn không gian để cải tiến, đặc biệt là về trải nghiệm người dùng, tốc độ phản hồi của hệ thống và khả năng tương tác tức thì. Đề tài "KORRA" sẽ tập trung vào việc kế thừa những ưu điểm của các hệ thống đi trước, đồng thời áp dụng các công nghệ mới như Socket.io cho thông báo real-time và Full-text search để tối ưu hóa hiệu năng tìm kiếm, nhằm mang lại một giải pháp tuyển dụng hiện đại và hiệu quả hơn.</w:t>
+          <w:szCs w:val="26"/>
+        </w:rPr>
+      </w:pPr>
+      <w:r>
+        <w:rPr>
+          <w:szCs w:val="26"/>
+        </w:rPr>
+        <w:t>Tuy nhiên, vẫn còn không gian để cải tiến, đặc biệt là về trải nghiệm người dùng, tốc độ phản hồi của hệ thống và khả năng tương tác tức thì. Đề tài "KORRA" sẽ tập trung vào việc kế thừa những ưu điểm của các hệ thống đi trước, đồng thời áp dụng các công nghệ mới như Socket.</w:t>
+      </w:r>
+      <w:r>
+        <w:rPr>
+          <w:szCs w:val="26"/>
+        </w:rPr>
+        <w:t>IO</w:t>
+      </w:r>
+      <w:r>
+        <w:rPr>
+          <w:szCs w:val="26"/>
+        </w:rPr>
+        <w:t xml:space="preserve"> cho thông báo real-time và Full-text search để tối ưu hóa hiệu năng tìm kiếm, nhằm mang lại một giải pháp tuyển dụng hiện đại và hiệu quả hơn.</w:t>
       </w:r>
     </w:p>
     <w:p>
@@ -2672,18 +2085,19 @@
         <w:rPr>
           <w:b/>
           <w:bCs/>
-        </w:rPr>
-      </w:pPr>
-      <w:bookmarkStart w:id="5" w:name="_Toc117475372"/>
-      <w:r>
-        <w:rPr>
-          <w:b/>
-          <w:bCs/>
-          <w:sz w:val="32"/>
-        </w:rPr>
-        <w:t>NỘI DUNG VÀ PHƯƠNG PHÁP NGHIÊN CỨU</w:t>
-      </w:r>
-      <w:bookmarkEnd w:id="5"/>
+          <w:szCs w:val="26"/>
+        </w:rPr>
+      </w:pPr>
+      <w:bookmarkStart w:id="9" w:name="_Toc214875501"/>
+      <w:r>
+        <w:rPr>
+          <w:b/>
+          <w:bCs/>
+          <w:szCs w:val="26"/>
+        </w:rPr>
+        <w:t>Nội dung và phương pháp nghiên cứu</w:t>
+      </w:r>
+      <w:bookmarkEnd w:id="9"/>
     </w:p>
     <w:p>
       <w:pPr>
@@ -2699,30 +2113,37 @@
         <w:rPr>
           <w:b/>
           <w:bCs/>
-        </w:rPr>
-      </w:pPr>
-      <w:bookmarkStart w:id="6" w:name="_Toc117475373"/>
-      <w:r>
-        <w:rPr>
-          <w:b/>
-          <w:bCs/>
-          <w:sz w:val="28"/>
-        </w:rPr>
-        <w:t>ĐỐI TƯỢNG VÀ PHẠM VI NGHIÊN CỨU</w:t>
-      </w:r>
-      <w:bookmarkEnd w:id="6"/>
+          <w:szCs w:val="26"/>
+        </w:rPr>
+      </w:pPr>
+      <w:bookmarkStart w:id="10" w:name="_Toc214875502"/>
+      <w:r>
+        <w:rPr>
+          <w:b/>
+          <w:bCs/>
+          <w:szCs w:val="26"/>
+        </w:rPr>
+        <w:t>Đối tượng và phạm vi nghiên cứu</w:t>
+      </w:r>
+      <w:bookmarkEnd w:id="10"/>
     </w:p>
     <w:p>
       <w:pPr>
         <w:pStyle w:val="ListParagraph"/>
         <w:numPr>
           <w:ilvl w:val="0"/>
-          <w:numId w:val="14"/>
+          <w:numId w:val="24"/>
         </w:numPr>
         <w:spacing w:before="120" w:after="120" w:line="360" w:lineRule="auto"/>
         <w:jc w:val="both"/>
-      </w:pPr>
-      <w:r>
+        <w:rPr>
+          <w:szCs w:val="26"/>
+        </w:rPr>
+      </w:pPr>
+      <w:r>
+        <w:rPr>
+          <w:szCs w:val="26"/>
+        </w:rPr>
         <w:t>Đối tượng sử dụng: Ứng viên đang tìm kiếm việc làm và các nhà tuyển dụng/doanh nghiệp có nhu cầu về nhân sự.</w:t>
       </w:r>
     </w:p>
@@ -2731,59 +2152,89 @@
         <w:pStyle w:val="ListParagraph"/>
         <w:numPr>
           <w:ilvl w:val="0"/>
-          <w:numId w:val="14"/>
+          <w:numId w:val="24"/>
         </w:numPr>
         <w:spacing w:before="120" w:after="120" w:line="360" w:lineRule="auto"/>
         <w:jc w:val="both"/>
-      </w:pPr>
-      <w:r>
-        <w:t>Phạm vi nghiên cứu:</w:t>
+        <w:rPr>
+          <w:szCs w:val="26"/>
+        </w:rPr>
+      </w:pPr>
+      <w:r>
+        <w:rPr>
+          <w:szCs w:val="26"/>
+        </w:rPr>
+        <w:t>Nghiên cứu kiến trúc và công nghệ để xây dựng một ứng dụng web hoàn chỉnh.</w:t>
       </w:r>
     </w:p>
     <w:p>
       <w:pPr>
         <w:pStyle w:val="ListParagraph"/>
         <w:numPr>
-          <w:ilvl w:val="1"/>
-          <w:numId w:val="20"/>
+          <w:ilvl w:val="0"/>
+          <w:numId w:val="24"/>
         </w:numPr>
         <w:spacing w:before="120" w:after="120" w:line="360" w:lineRule="auto"/>
         <w:jc w:val="both"/>
-      </w:pPr>
-      <w:r>
-        <w:t>Nghiên cứu kiến trúc và công nghệ để xây dựng một ứng dụng web hoàn chỉnh.</w:t>
+        <w:rPr>
+          <w:szCs w:val="26"/>
+        </w:rPr>
+      </w:pPr>
+      <w:r>
+        <w:rPr>
+          <w:szCs w:val="26"/>
+        </w:rPr>
+        <w:t xml:space="preserve">Phạm vi nghiên cứu: </w:t>
+      </w:r>
+      <w:r>
+        <w:rPr>
+          <w:szCs w:val="26"/>
+        </w:rPr>
+        <w:t>Tập trung vào các tính năng cốt lõi</w:t>
+      </w:r>
+      <w:r>
+        <w:rPr>
+          <w:szCs w:val="26"/>
+        </w:rPr>
+        <w:t xml:space="preserve"> như</w:t>
+      </w:r>
+      <w:r>
+        <w:rPr>
+          <w:szCs w:val="26"/>
+        </w:rPr>
+        <w:t xml:space="preserve"> quản lý người dùng (ứng viên, nhà tuyển dụng, admin), quản lý tin tuyển dụng, quản lý hồ sơ (CV), tìm kiếm và lọc nâng cao, hệ thống thông báo thời gian thực.</w:t>
       </w:r>
     </w:p>
     <w:p>
       <w:pPr>
         <w:pStyle w:val="ListParagraph"/>
         <w:numPr>
-          <w:ilvl w:val="1"/>
-          <w:numId w:val="20"/>
+          <w:ilvl w:val="0"/>
+          <w:numId w:val="24"/>
         </w:numPr>
         <w:spacing w:before="120" w:after="120" w:line="360" w:lineRule="auto"/>
         <w:jc w:val="both"/>
-      </w:pPr>
-      <w:r>
-        <w:t>Tập trung vào các tính năng cốt lõi: quản lý người dùng (ứng viên, nhà tuyển dụng, admin), quản lý tin tuyển dụng, quản lý hồ sơ (CV), tìm kiếm và lọc nâng cao, hệ thống thông báo thời gian thực.</w:t>
-      </w:r>
-    </w:p>
-    <w:p>
-      <w:pPr>
-        <w:pStyle w:val="ListParagraph"/>
-        <w:numPr>
-          <w:ilvl w:val="1"/>
-          <w:numId w:val="20"/>
-        </w:numPr>
+        <w:rPr>
+          <w:b/>
+          <w:szCs w:val="26"/>
+        </w:rPr>
+      </w:pPr>
+      <w:r>
+        <w:rPr>
+          <w:szCs w:val="26"/>
+        </w:rPr>
+        <w:t>Không đi sâu vào các lĩnh vực phức tạp như phân tích dữ liệu lớn hay ứng dụng trí tuệ nhân tạo vào gợi ý việc làm ở giai đoạn đầu.</w:t>
+      </w:r>
+    </w:p>
+    <w:p>
+      <w:pPr>
         <w:spacing w:before="120" w:after="120" w:line="360" w:lineRule="auto"/>
         <w:jc w:val="both"/>
         <w:rPr>
           <w:b/>
-        </w:rPr>
-      </w:pPr>
-      <w:r>
-        <w:t>Không đi sâu vào các lĩnh vực phức tạp như phân tích dữ liệu lớn hay ứng dụng trí tuệ nhân tạo vào gợi ý việc làm ở giai đoạn đầu.</w:t>
-      </w:r>
+          <w:szCs w:val="26"/>
+        </w:rPr>
+      </w:pPr>
     </w:p>
     <w:p>
       <w:pPr>
@@ -2799,48 +2250,44 @@
         <w:rPr>
           <w:b/>
           <w:bCs/>
-          <w:sz w:val="28"/>
-        </w:rPr>
-      </w:pPr>
-      <w:bookmarkStart w:id="7" w:name="_Toc117475374"/>
-      <w:r>
-        <w:rPr>
-          <w:b/>
-          <w:bCs/>
-          <w:sz w:val="28"/>
-        </w:rPr>
-        <w:t>NỘI DUNG NGHIÊN CỨU</w:t>
-      </w:r>
-      <w:bookmarkEnd w:id="7"/>
+          <w:szCs w:val="26"/>
+        </w:rPr>
+      </w:pPr>
+      <w:bookmarkStart w:id="11" w:name="_Toc214875503"/>
+      <w:r>
+        <w:rPr>
+          <w:b/>
+          <w:bCs/>
+          <w:szCs w:val="26"/>
+        </w:rPr>
+        <w:lastRenderedPageBreak/>
+        <w:t>Nội dung nghiên cứu</w:t>
+      </w:r>
+      <w:bookmarkEnd w:id="11"/>
     </w:p>
     <w:p>
       <w:pPr>
         <w:pStyle w:val="ListParagraph"/>
         <w:spacing w:before="120" w:after="120" w:line="360" w:lineRule="auto"/>
-        <w:ind w:left="709"/>
+        <w:ind w:left="180"/>
         <w:jc w:val="both"/>
-        <w:rPr>
-          <w:b/>
-          <w:bCs/>
-          <w:sz w:val="28"/>
-        </w:rPr>
-      </w:pPr>
-      <w:r>
-        <w:rPr>
-          <w:b/>
-          <w:bCs/>
-          <w:sz w:val="28"/>
-        </w:rPr>
-        <w:t xml:space="preserve">CHƯƠNG 1: </w:t>
-      </w:r>
-      <w:r>
-        <w:rPr>
-          <w:b/>
-          <w:bCs/>
-          <w:sz w:val="28"/>
-        </w:rPr>
-        <w:t>CƠ SỞ LÝ THUYẾT</w:t>
-      </w:r>
+        <w:outlineLvl w:val="1"/>
+        <w:rPr>
+          <w:b/>
+          <w:bCs/>
+          <w:szCs w:val="26"/>
+        </w:rPr>
+      </w:pPr>
+      <w:bookmarkStart w:id="12" w:name="_Toc214875504"/>
+      <w:r>
+        <w:rPr>
+          <w:b/>
+          <w:bCs/>
+          <w:szCs w:val="26"/>
+        </w:rPr>
+        <w:t>CHƯƠNG 1: CƠ SỞ LÝ THUYẾT</w:t>
+      </w:r>
+      <w:bookmarkEnd w:id="12"/>
     </w:p>
     <w:p>
       <w:pPr>
@@ -2853,11 +2300,13 @@
         <w:jc w:val="both"/>
         <w:rPr>
           <w:bCs/>
-        </w:rPr>
-      </w:pPr>
-      <w:r>
-        <w:rPr>
-          <w:bCs/>
+          <w:szCs w:val="26"/>
+        </w:rPr>
+      </w:pPr>
+      <w:r>
+        <w:rPr>
+          <w:bCs/>
+          <w:szCs w:val="26"/>
         </w:rPr>
         <w:t>Tổng quan kiến trúc Client-Server.</w:t>
       </w:r>
@@ -2873,11 +2322,13 @@
         <w:jc w:val="both"/>
         <w:rPr>
           <w:bCs/>
-        </w:rPr>
-      </w:pPr>
-      <w:r>
-        <w:rPr>
-          <w:bCs/>
+          <w:szCs w:val="26"/>
+        </w:rPr>
+      </w:pPr>
+      <w:r>
+        <w:rPr>
+          <w:bCs/>
+          <w:szCs w:val="26"/>
         </w:rPr>
         <w:t>Nguyên lý thiết kế giao diện và trải nghiệm người dùng (UI/UX).</w:t>
       </w:r>
@@ -2893,25 +2344,29 @@
         <w:jc w:val="both"/>
         <w:rPr>
           <w:bCs/>
-        </w:rPr>
-      </w:pPr>
-      <w:r>
-        <w:rPr>
-          <w:bCs/>
+          <w:szCs w:val="26"/>
+        </w:rPr>
+      </w:pPr>
+      <w:r>
+        <w:rPr>
+          <w:bCs/>
+          <w:szCs w:val="26"/>
         </w:rPr>
         <w:t>Công nghệ Frontend: React.js</w:t>
       </w:r>
       <w:r>
         <w:rPr>
           <w:bCs/>
+          <w:szCs w:val="26"/>
         </w:rPr>
         <w:t>, CSS</w:t>
       </w:r>
       <w:r>
         <w:rPr>
           <w:bCs/>
-        </w:rPr>
-        <w:t>, Figma.</w:t>
+          <w:szCs w:val="26"/>
+        </w:rPr>
+        <w:t>.</w:t>
       </w:r>
     </w:p>
     <w:p>
@@ -2925,19 +2380,22 @@
         <w:jc w:val="both"/>
         <w:rPr>
           <w:bCs/>
-        </w:rPr>
-      </w:pPr>
-      <w:r>
-        <w:rPr>
-          <w:bCs/>
+          <w:szCs w:val="26"/>
+        </w:rPr>
+      </w:pPr>
+      <w:r>
+        <w:rPr>
+          <w:bCs/>
+          <w:szCs w:val="26"/>
         </w:rPr>
         <w:t>Công nghệ Backend: Node.js, Express.js</w:t>
       </w:r>
       <w:r>
         <w:rPr>
           <w:bCs/>
-        </w:rPr>
-        <w:t>, Postman.</w:t>
+          <w:szCs w:val="26"/>
+        </w:rPr>
+        <w:t>.</w:t>
       </w:r>
     </w:p>
     <w:p>
@@ -2951,13 +2409,15 @@
         <w:jc w:val="both"/>
         <w:rPr>
           <w:bCs/>
-        </w:rPr>
-      </w:pPr>
-      <w:r>
-        <w:rPr>
-          <w:bCs/>
-        </w:rPr>
-        <w:t xml:space="preserve">Hệ quản trị cơ sở dữ liệu: Neo4j và tối ưu tìm kiếm với Elasticsearch </w:t>
+          <w:szCs w:val="26"/>
+        </w:rPr>
+      </w:pPr>
+      <w:r>
+        <w:rPr>
+          <w:bCs/>
+          <w:szCs w:val="26"/>
+        </w:rPr>
+        <w:t>Công cụ hỗ trợ phát triển: Postman.</w:t>
       </w:r>
     </w:p>
     <w:p>
@@ -2971,23 +2431,20 @@
         <w:jc w:val="both"/>
         <w:rPr>
           <w:bCs/>
-        </w:rPr>
-      </w:pPr>
-      <w:r>
-        <w:rPr>
-          <w:bCs/>
-        </w:rPr>
-        <w:t xml:space="preserve">Phương thức bảo mật: JSON Web Token (JWT) </w:t>
-      </w:r>
-      <w:r>
-        <w:rPr>
-          <w:bCs/>
-        </w:rPr>
-        <w:t>và Access Control (RBAC)</w:t>
-      </w:r>
-      <w:r>
-        <w:rPr>
-          <w:bCs/>
+          <w:szCs w:val="26"/>
+        </w:rPr>
+      </w:pPr>
+      <w:r>
+        <w:rPr>
+          <w:bCs/>
+          <w:szCs w:val="26"/>
+        </w:rPr>
+        <w:t>Công cụ hỗ trợ thiết kế: Figma, Draw.io</w:t>
+      </w:r>
+      <w:r>
+        <w:rPr>
+          <w:bCs/>
+          <w:szCs w:val="26"/>
         </w:rPr>
         <w:t>.</w:t>
       </w:r>
@@ -3003,17 +2460,148 @@
         <w:jc w:val="both"/>
         <w:rPr>
           <w:bCs/>
-        </w:rPr>
-      </w:pPr>
-      <w:r>
-        <w:rPr>
-          <w:bCs/>
-        </w:rPr>
-        <w:t>Công nghệ giao tiếp thời gian thực: Socket.io</w:t>
-      </w:r>
-      <w:r>
-        <w:rPr>
-          <w:bCs/>
+          <w:szCs w:val="26"/>
+        </w:rPr>
+      </w:pPr>
+      <w:r>
+        <w:rPr>
+          <w:bCs/>
+          <w:szCs w:val="26"/>
+        </w:rPr>
+        <w:t>Hệ quản trị cơ sở dữ liệu:</w:t>
+      </w:r>
+      <w:r>
+        <w:rPr>
+          <w:bCs/>
+          <w:szCs w:val="26"/>
+        </w:rPr>
+        <w:t>(Graph Database) Neo4j</w:t>
+      </w:r>
+      <w:r>
+        <w:rPr>
+          <w:bCs/>
+          <w:szCs w:val="26"/>
+        </w:rPr>
+        <w:t xml:space="preserve"> và Elasticsearch </w:t>
+      </w:r>
+      <w:r>
+        <w:rPr>
+          <w:bCs/>
+          <w:szCs w:val="26"/>
+        </w:rPr>
+        <w:t>.</w:t>
+      </w:r>
+    </w:p>
+    <w:p>
+      <w:pPr>
+        <w:pStyle w:val="ListParagraph"/>
+        <w:numPr>
+          <w:ilvl w:val="1"/>
+          <w:numId w:val="13"/>
+        </w:numPr>
+        <w:spacing w:before="120" w:after="120" w:line="360" w:lineRule="auto"/>
+        <w:jc w:val="both"/>
+        <w:rPr>
+          <w:bCs/>
+          <w:szCs w:val="26"/>
+        </w:rPr>
+      </w:pPr>
+      <w:r>
+        <w:rPr>
+          <w:bCs/>
+          <w:szCs w:val="26"/>
+        </w:rPr>
+        <w:t xml:space="preserve">Phương thức bảo mật: JSON Web Token (JWT) và </w:t>
+      </w:r>
+      <w:r>
+        <w:rPr>
+          <w:bCs/>
+          <w:szCs w:val="26"/>
+        </w:rPr>
+        <w:t>Role</w:t>
+      </w:r>
+      <w:r>
+        <w:rPr>
+          <w:bCs/>
+          <w:szCs w:val="26"/>
+        </w:rPr>
+        <w:t>-based</w:t>
+      </w:r>
+      <w:r>
+        <w:rPr>
+          <w:bCs/>
+          <w:szCs w:val="26"/>
+        </w:rPr>
+        <w:t xml:space="preserve"> </w:t>
+      </w:r>
+      <w:r>
+        <w:rPr>
+          <w:bCs/>
+          <w:szCs w:val="26"/>
+        </w:rPr>
+        <w:t>Access</w:t>
+      </w:r>
+      <w:r>
+        <w:rPr>
+          <w:bCs/>
+          <w:szCs w:val="26"/>
+        </w:rPr>
+        <w:t xml:space="preserve"> </w:t>
+      </w:r>
+      <w:r>
+        <w:rPr>
+          <w:bCs/>
+          <w:szCs w:val="26"/>
+        </w:rPr>
+        <w:t>Control</w:t>
+      </w:r>
+    </w:p>
+    <w:p>
+      <w:pPr>
+        <w:pStyle w:val="ListParagraph"/>
+        <w:numPr>
+          <w:ilvl w:val="1"/>
+          <w:numId w:val="13"/>
+        </w:numPr>
+        <w:spacing w:before="120" w:after="120" w:line="360" w:lineRule="auto"/>
+        <w:jc w:val="both"/>
+        <w:rPr>
+          <w:bCs/>
+          <w:szCs w:val="26"/>
+        </w:rPr>
+      </w:pPr>
+      <w:r>
+        <w:rPr>
+          <w:bCs/>
+          <w:szCs w:val="26"/>
+        </w:rPr>
+        <w:t>Công nghệ giao tiếp thời gian thực:</w:t>
+      </w:r>
+      <w:r>
+        <w:rPr>
+          <w:bCs/>
+          <w:szCs w:val="26"/>
+        </w:rPr>
+        <w:t xml:space="preserve"> Socket</w:t>
+      </w:r>
+      <w:r>
+        <w:rPr>
+          <w:bCs/>
+          <w:szCs w:val="26"/>
+        </w:rPr>
+        <w:t>.</w:t>
+      </w:r>
+      <w:r>
+        <w:rPr>
+          <w:bCs/>
+          <w:szCs w:val="26"/>
+        </w:rPr>
+        <w:t>IO</w:t>
+      </w:r>
+      <w:r>
+        <w:rPr>
+          <w:bCs/>
+          <w:szCs w:val="26"/>
         </w:rPr>
         <w:t>.</w:t>
       </w:r>
@@ -3022,29 +2610,20 @@
       <w:pPr>
         <w:pStyle w:val="ListParagraph"/>
         <w:spacing w:before="120" w:after="120" w:line="360" w:lineRule="auto"/>
-        <w:ind w:left="709"/>
+        <w:ind w:left="180"/>
         <w:jc w:val="both"/>
         <w:rPr>
           <w:b/>
-          <w:sz w:val="28"/>
-        </w:rPr>
-      </w:pPr>
-      <w:r>
-        <w:rPr>
-          <w:b/>
-          <w:bCs/>
-          <w:sz w:val="28"/>
-        </w:rPr>
-        <w:lastRenderedPageBreak/>
-        <w:t xml:space="preserve">CHƯƠNG 2: </w:t>
-      </w:r>
-      <w:r>
-        <w:rPr>
-          <w:b/>
-          <w:bCs/>
-          <w:sz w:val="28"/>
-        </w:rPr>
-        <w:t>PHÂN TÍCH VÀ THIẾT KẾ HỆ THỐNG</w:t>
+          <w:szCs w:val="26"/>
+        </w:rPr>
+      </w:pPr>
+      <w:r>
+        <w:rPr>
+          <w:b/>
+          <w:bCs/>
+          <w:szCs w:val="26"/>
+        </w:rPr>
+        <w:t>CHƯƠNG 2: PHÂN TÍCH VÀ THIẾT KẾ HỆ THỐNG</w:t>
       </w:r>
     </w:p>
     <w:p>
@@ -3057,8 +2636,14 @@
         <w:spacing w:before="120" w:after="120" w:line="360" w:lineRule="auto"/>
         <w:ind w:hanging="401"/>
         <w:jc w:val="both"/>
-      </w:pPr>
-      <w:r>
+        <w:rPr>
+          <w:szCs w:val="26"/>
+        </w:rPr>
+      </w:pPr>
+      <w:r>
+        <w:rPr>
+          <w:szCs w:val="26"/>
+        </w:rPr>
         <w:t>Phân tích yêu cầu chức năng và phi chức năng.</w:t>
       </w:r>
     </w:p>
@@ -3072,8 +2657,14 @@
         <w:spacing w:before="120" w:after="120" w:line="360" w:lineRule="auto"/>
         <w:ind w:left="1276" w:hanging="567"/>
         <w:jc w:val="both"/>
-      </w:pPr>
-      <w:r>
+        <w:rPr>
+          <w:szCs w:val="26"/>
+        </w:rPr>
+      </w:pPr>
+      <w:r>
+        <w:rPr>
+          <w:szCs w:val="26"/>
+        </w:rPr>
         <w:t>Thiết kế kiến trúc hệ thống tổng thể.</w:t>
       </w:r>
     </w:p>
@@ -3087,11 +2678,20 @@
         <w:spacing w:before="120" w:after="120" w:line="360" w:lineRule="auto"/>
         <w:ind w:left="1276" w:hanging="567"/>
         <w:jc w:val="both"/>
-      </w:pPr>
-      <w:r>
-        <w:t>Thiết kế cơ sở dữ liệu:</w:t>
-      </w:r>
-      <w:r>
+        <w:rPr>
+          <w:szCs w:val="26"/>
+        </w:rPr>
+      </w:pPr>
+      <w:r>
+        <w:rPr>
+          <w:szCs w:val="26"/>
+        </w:rPr>
+        <w:t>Thiết kế cơ sở dữ liệu</w:t>
+      </w:r>
+      <w:r>
+        <w:rPr>
+          <w:szCs w:val="26"/>
+        </w:rPr>
         <w:t>.</w:t>
       </w:r>
     </w:p>
@@ -3105,28 +2705,40 @@
         <w:spacing w:before="120" w:after="120" w:line="360" w:lineRule="auto"/>
         <w:ind w:left="1276" w:hanging="567"/>
         <w:jc w:val="both"/>
-      </w:pPr>
-      <w:r>
+        <w:rPr>
+          <w:szCs w:val="26"/>
+        </w:rPr>
+      </w:pPr>
+      <w:r>
+        <w:rPr>
+          <w:szCs w:val="26"/>
+        </w:rPr>
         <w:t>Thiết kế giao diện người dùng</w:t>
+      </w:r>
+      <w:r>
+        <w:rPr>
+          <w:szCs w:val="26"/>
+        </w:rPr>
+        <w:t>.</w:t>
       </w:r>
     </w:p>
     <w:p>
       <w:pPr>
         <w:pStyle w:val="ListParagraph"/>
         <w:spacing w:before="120" w:after="120" w:line="360" w:lineRule="auto"/>
-        <w:ind w:left="709"/>
+        <w:ind w:left="180"/>
         <w:jc w:val="both"/>
         <w:rPr>
           <w:b/>
           <w:bCs/>
-          <w:sz w:val="28"/>
-        </w:rPr>
-      </w:pPr>
-      <w:r>
-        <w:rPr>
-          <w:b/>
-          <w:bCs/>
-          <w:sz w:val="28"/>
+          <w:szCs w:val="26"/>
+        </w:rPr>
+      </w:pPr>
+      <w:r>
+        <w:rPr>
+          <w:b/>
+          <w:bCs/>
+          <w:szCs w:val="26"/>
         </w:rPr>
         <w:t>CHƯƠNG 3: TRIỂN KHAI VÀ PHÁT TRIỂN HỆ THỐNG</w:t>
       </w:r>
@@ -3230,32 +2842,21 @@
       <w:pPr>
         <w:pStyle w:val="ListParagraph"/>
         <w:spacing w:before="120" w:after="120" w:line="360" w:lineRule="auto"/>
-        <w:ind w:left="709"/>
+        <w:ind w:left="270"/>
         <w:jc w:val="both"/>
         <w:rPr>
           <w:b/>
           <w:bCs/>
-          <w:sz w:val="28"/>
-          <w:szCs w:val="26"/>
-        </w:rPr>
-      </w:pPr>
-      <w:r>
-        <w:rPr>
-          <w:b/>
-          <w:bCs/>
-          <w:sz w:val="28"/>
-          <w:szCs w:val="26"/>
-        </w:rPr>
-        <w:t xml:space="preserve">CHƯƠNG 4: </w:t>
-      </w:r>
-      <w:r>
-        <w:rPr>
-          <w:b/>
-          <w:bCs/>
-          <w:sz w:val="28"/>
-          <w:szCs w:val="26"/>
-        </w:rPr>
-        <w:t>KIỂM THỬ VÀ ĐÁNH GIÁ</w:t>
+          <w:szCs w:val="26"/>
+        </w:rPr>
+      </w:pPr>
+      <w:r>
+        <w:rPr>
+          <w:b/>
+          <w:bCs/>
+          <w:szCs w:val="26"/>
+        </w:rPr>
+        <w:t>CHƯƠNG 4: KIỂM THỬ VÀ ĐÁNH GIÁ</w:t>
       </w:r>
     </w:p>
     <w:p>
@@ -3373,41 +2974,21 @@
       <w:pPr>
         <w:pStyle w:val="ListParagraph"/>
         <w:spacing w:before="120" w:after="120" w:line="360" w:lineRule="auto"/>
-        <w:ind w:left="709"/>
+        <w:ind w:left="270"/>
         <w:jc w:val="both"/>
         <w:rPr>
           <w:b/>
           <w:bCs/>
-          <w:sz w:val="28"/>
-          <w:szCs w:val="26"/>
-        </w:rPr>
-      </w:pPr>
-      <w:r>
-        <w:rPr>
-          <w:b/>
-          <w:bCs/>
-          <w:sz w:val="28"/>
-          <w:szCs w:val="26"/>
-        </w:rPr>
-        <w:t>CHƯƠNG 5</w:t>
-      </w:r>
-      <w:r>
-        <w:rPr>
-          <w:b/>
-          <w:bCs/>
-          <w:sz w:val="28"/>
-          <w:szCs w:val="26"/>
-        </w:rPr>
-        <w:t>: KẾT LUẬN</w:t>
-      </w:r>
-      <w:r>
-        <w:rPr>
-          <w:b/>
-          <w:bCs/>
-          <w:sz w:val="28"/>
-          <w:szCs w:val="26"/>
-        </w:rPr>
-        <w:t xml:space="preserve"> VÀ HƯỚNG PHÁT TRIỂN</w:t>
+          <w:szCs w:val="26"/>
+        </w:rPr>
+      </w:pPr>
+      <w:r>
+        <w:rPr>
+          <w:b/>
+          <w:bCs/>
+          <w:szCs w:val="26"/>
+        </w:rPr>
+        <w:t>CHƯƠNG 5: KẾT LUẬN VÀ HƯỚNG PHÁT TRIỂN</w:t>
       </w:r>
     </w:p>
     <w:p>
@@ -3459,6 +3040,7 @@
           <w:bCs/>
           <w:szCs w:val="26"/>
         </w:rPr>
+        <w:lastRenderedPageBreak/>
         <w:t>5</w:t>
       </w:r>
       <w:r>
@@ -3544,34 +3126,40 @@
         <w:rPr>
           <w:b/>
           <w:bCs/>
-          <w:sz w:val="28"/>
-        </w:rPr>
-      </w:pPr>
-      <w:bookmarkStart w:id="8" w:name="_Toc117475375"/>
-      <w:r>
-        <w:rPr>
-          <w:b/>
-          <w:bCs/>
-          <w:sz w:val="28"/>
-        </w:rPr>
-        <w:t>PHƯƠNG PHÁP NGHIÊN CỨU</w:t>
-      </w:r>
-      <w:bookmarkEnd w:id="8"/>
+          <w:szCs w:val="26"/>
+        </w:rPr>
+      </w:pPr>
+      <w:bookmarkStart w:id="13" w:name="_Toc214875505"/>
+      <w:r>
+        <w:rPr>
+          <w:b/>
+          <w:bCs/>
+          <w:szCs w:val="26"/>
+        </w:rPr>
+        <w:t>Phương pháp nghiên cứu</w:t>
+      </w:r>
+      <w:bookmarkEnd w:id="13"/>
     </w:p>
     <w:p>
       <w:pPr>
         <w:pStyle w:val="ListParagraph"/>
         <w:numPr>
           <w:ilvl w:val="0"/>
-          <w:numId w:val="17"/>
+          <w:numId w:val="26"/>
         </w:numPr>
         <w:tabs>
           <w:tab w:val="left" w:pos="1080"/>
         </w:tabs>
         <w:spacing w:before="120" w:after="120" w:line="360" w:lineRule="auto"/>
         <w:jc w:val="both"/>
-      </w:pPr>
-      <w:r>
+        <w:rPr>
+          <w:szCs w:val="26"/>
+        </w:rPr>
+      </w:pPr>
+      <w:r>
+        <w:rPr>
+          <w:szCs w:val="26"/>
+        </w:rPr>
         <w:t>Nghiên cứu tài liệu: Tìm hiểu, tổng hợp kiến thức từ các tài liệu, giáo trình, bài báo khoa học và tài liệu trực tuyến về các công nghệ liên quan.</w:t>
       </w:r>
     </w:p>
@@ -3580,15 +3168,21 @@
         <w:pStyle w:val="ListParagraph"/>
         <w:numPr>
           <w:ilvl w:val="0"/>
-          <w:numId w:val="17"/>
+          <w:numId w:val="26"/>
         </w:numPr>
         <w:tabs>
           <w:tab w:val="left" w:pos="1080"/>
         </w:tabs>
         <w:spacing w:before="120" w:after="120" w:line="360" w:lineRule="auto"/>
         <w:jc w:val="both"/>
-      </w:pPr>
-      <w:r>
+        <w:rPr>
+          <w:szCs w:val="26"/>
+        </w:rPr>
+      </w:pPr>
+      <w:r>
+        <w:rPr>
+          <w:szCs w:val="26"/>
+        </w:rPr>
         <w:t>Phân tích hệ thống: Phân tích các hệ thống tuyển dụng tương tự để học hỏi ưu, nhược điểm.</w:t>
       </w:r>
     </w:p>
@@ -3597,15 +3191,21 @@
         <w:pStyle w:val="ListParagraph"/>
         <w:numPr>
           <w:ilvl w:val="0"/>
-          <w:numId w:val="17"/>
+          <w:numId w:val="26"/>
         </w:numPr>
         <w:tabs>
           <w:tab w:val="left" w:pos="1080"/>
         </w:tabs>
         <w:spacing w:before="120" w:after="120" w:line="360" w:lineRule="auto"/>
         <w:jc w:val="both"/>
-      </w:pPr>
-      <w:r>
+        <w:rPr>
+          <w:szCs w:val="26"/>
+        </w:rPr>
+      </w:pPr>
+      <w:r>
+        <w:rPr>
+          <w:szCs w:val="26"/>
+        </w:rPr>
         <w:t>Phát triển theo mô hình Agile: Xây dựng và phát triển phần mềm theo từng giai đoạn ngắn, liên tục kiểm thử và cải tiến.</w:t>
       </w:r>
     </w:p>
@@ -3614,12 +3214,21 @@
         <w:pStyle w:val="ListParagraph"/>
         <w:numPr>
           <w:ilvl w:val="0"/>
-          <w:numId w:val="17"/>
+          <w:numId w:val="26"/>
         </w:numPr>
+        <w:tabs>
+          <w:tab w:val="left" w:pos="1080"/>
+        </w:tabs>
         <w:spacing w:before="120" w:after="120" w:line="360" w:lineRule="auto"/>
         <w:jc w:val="both"/>
-      </w:pPr>
-      <w:r>
+        <w:rPr>
+          <w:szCs w:val="26"/>
+        </w:rPr>
+      </w:pPr>
+      <w:r>
+        <w:rPr>
+          <w:szCs w:val="26"/>
+        </w:rPr>
         <w:t>Thực nghiệm: Cài đặt, triển khai và kiểm thử hệ thống trong môi trường thực tế để đánh giá hiệu quả.</w:t>
       </w:r>
     </w:p>
@@ -3636,20 +3245,19 @@
         <w:rPr>
           <w:b/>
           <w:bCs/>
-          <w:sz w:val="32"/>
-        </w:rPr>
-      </w:pPr>
-      <w:bookmarkStart w:id="9" w:name="_Toc117475376"/>
-      <w:r>
-        <w:rPr>
-          <w:b/>
-          <w:bCs/>
-          <w:sz w:val="32"/>
-        </w:rPr>
-        <w:lastRenderedPageBreak/>
-        <w:t>DỰ ĐOÁN KẾT QUẢ</w:t>
-      </w:r>
-      <w:bookmarkEnd w:id="9"/>
+          <w:szCs w:val="26"/>
+        </w:rPr>
+      </w:pPr>
+      <w:bookmarkStart w:id="14" w:name="_Toc214875506"/>
+      <w:r>
+        <w:rPr>
+          <w:b/>
+          <w:bCs/>
+          <w:szCs w:val="26"/>
+        </w:rPr>
+        <w:t>Dự đoán kết quả</w:t>
+      </w:r>
+      <w:bookmarkEnd w:id="14"/>
     </w:p>
     <w:p>
       <w:pPr>
@@ -3721,6 +3329,13 @@
           <w:bCs/>
           <w:szCs w:val="26"/>
         </w:rPr>
+        <w:t xml:space="preserve">Graph Database </w:t>
+      </w:r>
+      <w:r>
+        <w:rPr>
+          <w:bCs/>
+          <w:szCs w:val="26"/>
+        </w:rPr>
         <w:t>Neo4j</w:t>
       </w:r>
       <w:r>
@@ -3728,7 +3343,21 @@
           <w:bCs/>
           <w:szCs w:val="26"/>
         </w:rPr>
-        <w:t>, Socket.io.</w:t>
+        <w:t>, Socket.</w:t>
+      </w:r>
+      <w:r>
+        <w:rPr>
+          <w:bCs/>
+          <w:szCs w:val="26"/>
+        </w:rPr>
+        <w:t>IO</w:t>
+      </w:r>
+      <w:r>
+        <w:rPr>
+          <w:bCs/>
+          <w:szCs w:val="26"/>
+        </w:rPr>
+        <w:t>.</w:t>
       </w:r>
     </w:p>
     <w:p>
@@ -3755,10 +3384,71 @@
     </w:p>
     <w:p>
       <w:pPr>
-        <w:pStyle w:val="ListParagraph"/>
+        <w:spacing w:before="120" w:after="120" w:line="360" w:lineRule="auto"/>
         <w:jc w:val="both"/>
         <w:rPr>
-          <w:b/>
+          <w:bCs/>
+          <w:szCs w:val="26"/>
+        </w:rPr>
+      </w:pPr>
+    </w:p>
+    <w:p>
+      <w:pPr>
+        <w:spacing w:before="120" w:after="120" w:line="360" w:lineRule="auto"/>
+        <w:jc w:val="both"/>
+        <w:rPr>
+          <w:bCs/>
+          <w:szCs w:val="26"/>
+        </w:rPr>
+      </w:pPr>
+    </w:p>
+    <w:p>
+      <w:pPr>
+        <w:spacing w:before="120" w:after="120" w:line="360" w:lineRule="auto"/>
+        <w:jc w:val="both"/>
+        <w:rPr>
+          <w:bCs/>
+          <w:szCs w:val="26"/>
+        </w:rPr>
+      </w:pPr>
+    </w:p>
+    <w:p>
+      <w:pPr>
+        <w:spacing w:before="120" w:after="120" w:line="360" w:lineRule="auto"/>
+        <w:jc w:val="both"/>
+        <w:rPr>
+          <w:bCs/>
+          <w:szCs w:val="26"/>
+        </w:rPr>
+      </w:pPr>
+    </w:p>
+    <w:p>
+      <w:pPr>
+        <w:spacing w:before="120" w:after="120" w:line="360" w:lineRule="auto"/>
+        <w:jc w:val="both"/>
+        <w:rPr>
+          <w:bCs/>
+          <w:szCs w:val="26"/>
+        </w:rPr>
+      </w:pPr>
+    </w:p>
+    <w:p>
+      <w:pPr>
+        <w:spacing w:before="120" w:after="120" w:line="360" w:lineRule="auto"/>
+        <w:jc w:val="both"/>
+        <w:rPr>
+          <w:bCs/>
+          <w:szCs w:val="26"/>
+        </w:rPr>
+      </w:pPr>
+    </w:p>
+    <w:p>
+      <w:pPr>
+        <w:spacing w:before="120" w:after="120" w:line="360" w:lineRule="auto"/>
+        <w:jc w:val="both"/>
+        <w:rPr>
+          <w:bCs/>
+          <w:szCs w:val="26"/>
         </w:rPr>
       </w:pPr>
     </w:p>
@@ -3775,35 +3465,253 @@
         <w:rPr>
           <w:b/>
           <w:bCs/>
-          <w:sz w:val="32"/>
-        </w:rPr>
-      </w:pPr>
-      <w:bookmarkStart w:id="10" w:name="_Toc117475377"/>
-      <w:r>
-        <w:rPr>
-          <w:b/>
-          <w:bCs/>
-          <w:sz w:val="32"/>
-        </w:rPr>
-        <w:t>TÀI LIỆU THAM KHẢO</w:t>
-      </w:r>
-      <w:bookmarkEnd w:id="10"/>
-      <w:r>
-        <w:rPr>
-          <w:b/>
-        </w:rPr>
-        <w:br w:type="page"/>
-      </w:r>
-    </w:p>
-    <w:p>
-      <w:pPr>
-        <w:pStyle w:val="ListParagraph"/>
-        <w:ind w:left="0"/>
+          <w:szCs w:val="26"/>
+        </w:rPr>
+      </w:pPr>
+      <w:bookmarkStart w:id="15" w:name="_Toc214875507"/>
+      <w:r>
+        <w:rPr>
+          <w:b/>
+          <w:bCs/>
+          <w:szCs w:val="26"/>
+        </w:rPr>
+        <w:t>T</w:t>
+      </w:r>
+      <w:r>
+        <w:rPr>
+          <w:b/>
+          <w:bCs/>
+          <w:szCs w:val="26"/>
+        </w:rPr>
+        <w:t>ài liệu tham khảo</w:t>
+      </w:r>
+      <w:bookmarkEnd w:id="15"/>
+    </w:p>
+    <w:p>
+      <w:pPr>
+        <w:spacing w:before="120" w:after="120" w:line="360" w:lineRule="auto"/>
+        <w:ind w:left="360"/>
         <w:jc w:val="both"/>
-        <w:rPr>
-          <w:b/>
-        </w:rPr>
-      </w:pPr>
+        <w:outlineLvl w:val="0"/>
+        <w:rPr>
+          <w:szCs w:val="26"/>
+        </w:rPr>
+      </w:pPr>
+      <w:bookmarkStart w:id="16" w:name="_Toc214875508"/>
+      <w:r>
+        <w:rPr>
+          <w:b/>
+          <w:bCs/>
+          <w:szCs w:val="26"/>
+        </w:rPr>
+        <w:t>[</w:t>
+      </w:r>
+      <w:r>
+        <w:rPr>
+          <w:b/>
+          <w:bCs/>
+          <w:szCs w:val="26"/>
+        </w:rPr>
+        <w:t>1</w:t>
+      </w:r>
+      <w:r>
+        <w:rPr>
+          <w:b/>
+          <w:bCs/>
+          <w:szCs w:val="26"/>
+        </w:rPr>
+        <w:t xml:space="preserve">]  </w:t>
+      </w:r>
+      <w:r>
+        <w:rPr>
+          <w:b/>
+          <w:bCs/>
+          <w:szCs w:val="26"/>
+        </w:rPr>
+        <w:t xml:space="preserve"> </w:t>
+      </w:r>
+      <w:r>
+        <w:rPr>
+          <w:szCs w:val="26"/>
+        </w:rPr>
+        <w:t>Phạm Hữu Khang (2012). </w:t>
+      </w:r>
+      <w:r>
+        <w:rPr>
+          <w:i/>
+          <w:iCs/>
+          <w:szCs w:val="26"/>
+        </w:rPr>
+        <w:t>Lập trình ứng dụng Web với Node.js.</w:t>
+      </w:r>
+      <w:r>
+        <w:rPr>
+          <w:szCs w:val="26"/>
+        </w:rPr>
+        <w:t> NXB Thanh Niên.</w:t>
+      </w:r>
+      <w:bookmarkEnd w:id="16"/>
+    </w:p>
+    <w:p>
+      <w:pPr>
+        <w:spacing w:before="120" w:after="120" w:line="360" w:lineRule="auto"/>
+        <w:ind w:left="360"/>
+        <w:jc w:val="both"/>
+        <w:outlineLvl w:val="0"/>
+        <w:rPr>
+          <w:szCs w:val="26"/>
+        </w:rPr>
+      </w:pPr>
+      <w:bookmarkStart w:id="17" w:name="_Toc214875509"/>
+      <w:r>
+        <w:rPr>
+          <w:b/>
+          <w:bCs/>
+          <w:szCs w:val="26"/>
+        </w:rPr>
+        <w:t>[</w:t>
+      </w:r>
+      <w:r>
+        <w:rPr>
+          <w:b/>
+          <w:bCs/>
+          <w:szCs w:val="26"/>
+        </w:rPr>
+        <w:t>2</w:t>
+      </w:r>
+      <w:r>
+        <w:rPr>
+          <w:b/>
+          <w:bCs/>
+          <w:szCs w:val="26"/>
+        </w:rPr>
+        <w:t xml:space="preserve">]  </w:t>
+      </w:r>
+      <w:r>
+        <w:rPr>
+          <w:b/>
+          <w:bCs/>
+          <w:szCs w:val="26"/>
+        </w:rPr>
+        <w:t xml:space="preserve"> </w:t>
+      </w:r>
+      <w:r>
+        <w:rPr>
+          <w:szCs w:val="26"/>
+        </w:rPr>
+        <w:t>Nguyễn Kim Anh (2018). </w:t>
+      </w:r>
+      <w:r>
+        <w:rPr>
+          <w:i/>
+          <w:iCs/>
+          <w:szCs w:val="26"/>
+        </w:rPr>
+        <w:t>Nguyên lý các hệ cơ sở dữ liệu và Cơ sở dữ liệu NoSQL.</w:t>
+      </w:r>
+      <w:r>
+        <w:rPr>
+          <w:szCs w:val="26"/>
+        </w:rPr>
+        <w:t> Nhà xuất bản Đại học Quốc gia Hà Nội.</w:t>
+      </w:r>
+      <w:bookmarkEnd w:id="17"/>
+    </w:p>
+    <w:p>
+      <w:pPr>
+        <w:spacing w:before="120" w:after="120" w:line="360" w:lineRule="auto"/>
+        <w:ind w:left="360"/>
+        <w:jc w:val="both"/>
+        <w:outlineLvl w:val="0"/>
+        <w:rPr>
+          <w:szCs w:val="26"/>
+        </w:rPr>
+      </w:pPr>
+      <w:bookmarkStart w:id="18" w:name="_Toc214875510"/>
+      <w:r>
+        <w:rPr>
+          <w:b/>
+          <w:bCs/>
+          <w:szCs w:val="26"/>
+        </w:rPr>
+        <w:t xml:space="preserve">[3] </w:t>
+      </w:r>
+      <w:r>
+        <w:rPr>
+          <w:szCs w:val="26"/>
+        </w:rPr>
+        <w:t>Giabelli, A., Malandri, L., Mercorio, F., Mezzanzanica, M., &amp; Seveso, A. (2021). </w:t>
+      </w:r>
+      <w:r>
+        <w:rPr>
+          <w:i/>
+          <w:iCs/>
+          <w:szCs w:val="26"/>
+        </w:rPr>
+        <w:t>Skills2Job: A Recommender System That Encodes Job Offer Embeddings on Graph Databases.</w:t>
+      </w:r>
+      <w:r>
+        <w:rPr>
+          <w:szCs w:val="26"/>
+        </w:rPr>
+        <w:t> Applied Soft Computing, 101, 107049.</w:t>
+      </w:r>
+      <w:bookmarkEnd w:id="18"/>
+    </w:p>
+    <w:p>
+      <w:pPr>
+        <w:spacing w:before="120" w:after="120" w:line="360" w:lineRule="auto"/>
+        <w:ind w:left="360"/>
+        <w:jc w:val="both"/>
+        <w:outlineLvl w:val="0"/>
+        <w:rPr>
+          <w:szCs w:val="26"/>
+        </w:rPr>
+      </w:pPr>
+      <w:bookmarkStart w:id="19" w:name="_Toc214875511"/>
+      <w:r>
+        <w:rPr>
+          <w:b/>
+          <w:bCs/>
+          <w:szCs w:val="26"/>
+        </w:rPr>
+        <w:t xml:space="preserve">[4] </w:t>
+      </w:r>
+      <w:r>
+        <w:rPr>
+          <w:b/>
+          <w:bCs/>
+          <w:szCs w:val="26"/>
+        </w:rPr>
+        <w:t xml:space="preserve"> </w:t>
+      </w:r>
+      <w:r>
+        <w:rPr>
+          <w:szCs w:val="26"/>
+        </w:rPr>
+        <w:t>Kaur, P., &amp; Sharma, M. (2019). </w:t>
+      </w:r>
+      <w:r>
+        <w:rPr>
+          <w:i/>
+          <w:iCs/>
+          <w:szCs w:val="26"/>
+        </w:rPr>
+        <w:t>A Hybrid Approach for Job Recommendation System using Content-Based Filtering and Collaborative Filtering.</w:t>
+      </w:r>
+      <w:r>
+        <w:rPr>
+          <w:szCs w:val="26"/>
+        </w:rPr>
+        <w:t> International Journal of Computer Applications, 178(49), 1-5</w:t>
+      </w:r>
+      <w:r>
+        <w:rPr>
+          <w:szCs w:val="26"/>
+        </w:rPr>
+        <w:t>.</w:t>
+      </w:r>
+      <w:bookmarkEnd w:id="19"/>
     </w:p>
     <w:p>
       <w:pPr>
@@ -3817,24 +3725,24 @@
         <w:rPr>
           <w:b/>
           <w:bCs/>
-          <w:sz w:val="32"/>
-        </w:rPr>
-      </w:pPr>
-      <w:bookmarkStart w:id="11" w:name="_Toc117475378"/>
-      <w:r>
-        <w:rPr>
-          <w:b/>
-          <w:bCs/>
-          <w:sz w:val="32"/>
-        </w:rPr>
-        <w:t>KẾ HOẠCH THỰC HIỆN ĐỀ TÀI</w:t>
-      </w:r>
-      <w:bookmarkEnd w:id="11"/>
+          <w:szCs w:val="26"/>
+        </w:rPr>
+      </w:pPr>
+      <w:bookmarkStart w:id="20" w:name="_Toc214875512"/>
+      <w:r>
+        <w:rPr>
+          <w:b/>
+          <w:bCs/>
+          <w:szCs w:val="26"/>
+        </w:rPr>
+        <w:t>Kế hoạch thực hiện đề tài</w:t>
+      </w:r>
+      <w:bookmarkEnd w:id="20"/>
     </w:p>
     <w:tbl>
       <w:tblPr>
         <w:tblW w:w="9110" w:type="dxa"/>
-        <w:tblInd w:w="730" w:type="dxa"/>
+        <w:jc w:val="center"/>
         <w:tblBorders>
           <w:top w:val="single" w:sz="4" w:space="0" w:color="auto"/>
           <w:left w:val="single" w:sz="4" w:space="0" w:color="auto"/>
@@ -3852,6 +3760,9 @@
         <w:gridCol w:w="3402"/>
       </w:tblGrid>
       <w:tr>
+        <w:trPr>
+          <w:jc w:val="center"/>
+        </w:trPr>
         <w:tc>
           <w:tcPr>
             <w:tcW w:w="776" w:type="dxa"/>
@@ -3950,6 +3861,9 @@
         </w:tc>
       </w:tr>
       <w:tr>
+        <w:trPr>
+          <w:jc w:val="center"/>
+        </w:trPr>
         <w:tc>
           <w:tcPr>
             <w:tcW w:w="776" w:type="dxa"/>
@@ -4060,14 +3974,23 @@
           <w:p>
             <w:pPr>
               <w:jc w:val="both"/>
+              <w:rPr>
+                <w:szCs w:val="26"/>
+              </w:rPr>
             </w:pPr>
             <w:r>
+              <w:rPr>
+                <w:szCs w:val="26"/>
+              </w:rPr>
               <w:t>Hoàn thiện đề cương chi tiết. Nắm vững lý thuyết về các công nghệ. Bản phân tích yêu cầu hệ thống.</w:t>
             </w:r>
           </w:p>
         </w:tc>
       </w:tr>
       <w:tr>
+        <w:trPr>
+          <w:jc w:val="center"/>
+        </w:trPr>
         <w:tc>
           <w:tcPr>
             <w:tcW w:w="776" w:type="dxa"/>
@@ -4224,6 +4147,9 @@
         </w:tc>
       </w:tr>
       <w:tr>
+        <w:trPr>
+          <w:jc w:val="center"/>
+        </w:trPr>
         <w:tc>
           <w:tcPr>
             <w:tcW w:w="776" w:type="dxa"/>
@@ -4356,6 +4282,9 @@
         </w:tc>
       </w:tr>
       <w:tr>
+        <w:trPr>
+          <w:jc w:val="center"/>
+        </w:trPr>
         <w:tc>
           <w:tcPr>
             <w:tcW w:w="776" w:type="dxa"/>
@@ -4476,7 +4405,16 @@
                 <w:sz w:val="26"/>
                 <w:szCs w:val="26"/>
               </w:rPr>
-              <w:t>Hoàn thiện giao diện người dùng, kết nối thành công với API và tích hợp thông báo real-time</w:t>
+              <w:t xml:space="preserve">Hoàn thiện giao diện người dùng, kết nối thành công với </w:t>
+            </w:r>
+            <w:r>
+              <w:rPr>
+                <w:b w:val="0"/>
+                <w:sz w:val="26"/>
+                <w:szCs w:val="26"/>
+              </w:rPr>
+              <w:lastRenderedPageBreak/>
+              <w:t>API và tích hợp thông báo real-time</w:t>
             </w:r>
             <w:r>
               <w:rPr>
@@ -4490,6 +4428,9 @@
         </w:tc>
       </w:tr>
       <w:tr>
+        <w:trPr>
+          <w:jc w:val="center"/>
+        </w:trPr>
         <w:tc>
           <w:tcPr>
             <w:tcW w:w="776" w:type="dxa"/>
@@ -4513,6 +4454,7 @@
                 <w:sz w:val="26"/>
                 <w:szCs w:val="26"/>
               </w:rPr>
+              <w:lastRenderedPageBreak/>
               <w:t>5</w:t>
             </w:r>
           </w:p>
@@ -4619,6 +4561,7 @@
       <w:tr>
         <w:trPr>
           <w:trHeight w:val="689"/>
+          <w:jc w:val="center"/>
         </w:trPr>
         <w:tc>
           <w:tcPr>
@@ -4740,15 +4683,7 @@
                 <w:sz w:val="26"/>
                 <w:szCs w:val="26"/>
               </w:rPr>
-              <w:t>Nộp</w:t>
-            </w:r>
-            <w:r>
-              <w:rPr>
-                <w:b w:val="0"/>
-                <w:sz w:val="26"/>
-                <w:szCs w:val="26"/>
-              </w:rPr>
-              <w:t xml:space="preserve"> báo cáo khóa luận hoàn chỉnh và chuẩn bị sẵn sàng cho buổi bảo vệ</w:t>
+              <w:t>Nộp báo cáo khóa luận hoàn chỉnh và chuẩn bị sẵn sàng cho buổi bảo vệ</w:t>
             </w:r>
           </w:p>
         </w:tc>
@@ -4760,6 +4695,7 @@
         <w:jc w:val="both"/>
         <w:rPr>
           <w:b/>
+          <w:szCs w:val="26"/>
         </w:rPr>
       </w:pPr>
     </w:p>
@@ -4770,6 +4706,7 @@
         <w:jc w:val="both"/>
         <w:rPr>
           <w:b/>
+          <w:szCs w:val="26"/>
         </w:rPr>
       </w:pPr>
     </w:p>
@@ -4801,7 +4738,7 @@
           <w:iCs/>
           <w:szCs w:val="26"/>
         </w:rPr>
-        <w:t>Bình Định</w:t>
+        <w:t>Gia Lai</w:t>
       </w:r>
       <w:r>
         <w:rPr>
@@ -4973,70 +4910,6 @@
       <w:r>
         <w:rPr>
           <w:b/>
-          <w:noProof/>
-          <w:szCs w:val="26"/>
-          <w:lang w:val="en-GB" w:eastAsia="en-GB"/>
-        </w:rPr>
-        <mc:AlternateContent>
-          <mc:Choice Requires="wps">
-            <w:drawing>
-              <wp:anchor distT="0" distB="0" distL="114300" distR="114300" simplePos="0" relativeHeight="251662336" behindDoc="0" locked="0" layoutInCell="1" allowOverlap="1" wp14:anchorId="6B850B02" wp14:editId="1F027043">
-                <wp:simplePos x="0" y="0"/>
-                <wp:positionH relativeFrom="column">
-                  <wp:posOffset>3826510</wp:posOffset>
-                </wp:positionH>
-                <wp:positionV relativeFrom="paragraph">
-                  <wp:posOffset>163830</wp:posOffset>
-                </wp:positionV>
-                <wp:extent cx="809625" cy="133350"/>
-                <wp:effectExtent l="0" t="0" r="28575" b="19050"/>
-                <wp:wrapNone/>
-                <wp:docPr id="2" name="Straight Connector 2"/>
-                <wp:cNvGraphicFramePr/>
-                <a:graphic xmlns:a="http://schemas.openxmlformats.org/drawingml/2006/main">
-                  <a:graphicData uri="http://schemas.microsoft.com/office/word/2010/wordprocessingShape">
-                    <wps:wsp>
-                      <wps:cNvCnPr/>
-                      <wps:spPr>
-                        <a:xfrm flipV="1">
-                          <a:off x="0" y="0"/>
-                          <a:ext cx="809625" cy="133350"/>
-                        </a:xfrm>
-                        <a:prstGeom prst="line">
-                          <a:avLst/>
-                        </a:prstGeom>
-                      </wps:spPr>
-                      <wps:style>
-                        <a:lnRef idx="1">
-                          <a:schemeClr val="dk1"/>
-                        </a:lnRef>
-                        <a:fillRef idx="0">
-                          <a:schemeClr val="dk1"/>
-                        </a:fillRef>
-                        <a:effectRef idx="0">
-                          <a:schemeClr val="dk1"/>
-                        </a:effectRef>
-                        <a:fontRef idx="minor">
-                          <a:schemeClr val="tx1"/>
-                        </a:fontRef>
-                      </wps:style>
-                      <wps:bodyPr/>
-                    </wps:wsp>
-                  </a:graphicData>
-                </a:graphic>
-              </wp:anchor>
-            </w:drawing>
-          </mc:Choice>
-          <mc:Fallback>
-            <w:pict>
-              <v:line w14:anchorId="67C7560C" id="Straight Connector 2" o:spid="_x0000_s1026" style="position:absolute;flip:y;z-index:251662336;visibility:visible;mso-wrap-style:square;mso-wrap-distance-left:9pt;mso-wrap-distance-top:0;mso-wrap-distance-right:9pt;mso-wrap-distance-bottom:0;mso-position-horizontal:absolute;mso-position-horizontal-relative:text;mso-position-vertical:absolute;mso-position-vertical-relative:text" from="301.3pt,12.9pt" to="365.05pt,23.4pt" o:gfxdata="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" strokecolor="black [3040]"/>
-            </w:pict>
-          </mc:Fallback>
-        </mc:AlternateContent>
-      </w:r>
-      <w:r>
-        <w:rPr>
-          <w:b/>
           <w:szCs w:val="26"/>
         </w:rPr>
         <w:tab/>
@@ -5068,13 +4941,6 @@
           <w:szCs w:val="26"/>
         </w:rPr>
         <w:tab/>
-      </w:r>
-      <w:r>
-        <w:rPr>
-          <w:b/>
-          <w:szCs w:val="26"/>
-        </w:rPr>
-        <w:t>Hải</w:t>
       </w:r>
     </w:p>
     <w:p>
@@ -5130,19 +4996,6 @@
           <w:szCs w:val="26"/>
         </w:rPr>
         <w:tab/>
-      </w:r>
-      <w:r>
-        <w:rPr>
-          <w:b/>
-          <w:szCs w:val="26"/>
-        </w:rPr>
-        <w:t>Nguyễn Ngọc Hải</w:t>
-      </w:r>
-      <w:r>
-        <w:rPr>
-          <w:b/>
-          <w:szCs w:val="26"/>
-        </w:rPr>
         <w:t xml:space="preserve"> </w:t>
       </w:r>
     </w:p>
@@ -5183,7 +5036,7 @@
           <w:iCs/>
           <w:szCs w:val="26"/>
         </w:rPr>
-        <w:t>Bình Định</w:t>
+        <w:t>Gia Lai</w:t>
       </w:r>
       <w:r>
         <w:rPr>
@@ -5324,16 +5177,131 @@
     </w:p>
     <w:p>
       <w:pPr>
-        <w:rPr>
-          <w:b/>
-          <w:bCs/>
-        </w:rPr>
-      </w:pPr>
-    </w:p>
-    <w:p>
-      <w:pPr>
-        <w:rPr>
-          <w:b/>
+        <w:tabs>
+          <w:tab w:val="center" w:pos="6600"/>
+        </w:tabs>
+        <w:spacing w:after="0" w:line="240" w:lineRule="auto"/>
+        <w:jc w:val="both"/>
+        <w:rPr>
+          <w:b/>
+          <w:szCs w:val="26"/>
+        </w:rPr>
+      </w:pPr>
+      <w:r>
+        <w:rPr>
+          <w:b/>
+          <w:szCs w:val="26"/>
+        </w:rPr>
+        <w:tab/>
+      </w:r>
+    </w:p>
+    <w:p>
+      <w:pPr>
+        <w:tabs>
+          <w:tab w:val="center" w:pos="6600"/>
+        </w:tabs>
+        <w:spacing w:after="0" w:line="240" w:lineRule="auto"/>
+        <w:jc w:val="both"/>
+        <w:rPr>
+          <w:b/>
+          <w:szCs w:val="26"/>
+        </w:rPr>
+      </w:pPr>
+    </w:p>
+    <w:p>
+      <w:pPr>
+        <w:tabs>
+          <w:tab w:val="center" w:pos="6600"/>
+        </w:tabs>
+        <w:spacing w:after="0" w:line="240" w:lineRule="auto"/>
+        <w:jc w:val="both"/>
+        <w:rPr>
+          <w:b/>
+          <w:szCs w:val="26"/>
+        </w:rPr>
+      </w:pPr>
+      <w:r>
+        <w:rPr>
+          <w:b/>
+          <w:szCs w:val="26"/>
+        </w:rPr>
+        <w:tab/>
+      </w:r>
+    </w:p>
+    <w:p>
+      <w:pPr>
+        <w:tabs>
+          <w:tab w:val="center" w:pos="6600"/>
+        </w:tabs>
+        <w:spacing w:after="0" w:line="240" w:lineRule="auto"/>
+        <w:jc w:val="both"/>
+        <w:rPr>
+          <w:b/>
+          <w:szCs w:val="26"/>
+        </w:rPr>
+      </w:pPr>
+      <w:r>
+        <w:rPr>
+          <w:b/>
+          <w:szCs w:val="26"/>
+        </w:rPr>
+        <w:tab/>
+      </w:r>
+    </w:p>
+    <w:p>
+      <w:pPr>
+        <w:tabs>
+          <w:tab w:val="center" w:pos="6600"/>
+        </w:tabs>
+        <w:spacing w:after="0" w:line="240" w:lineRule="auto"/>
+        <w:jc w:val="both"/>
+        <w:rPr>
+          <w:b/>
+          <w:szCs w:val="26"/>
+        </w:rPr>
+      </w:pPr>
+      <w:r>
+        <w:rPr>
+          <w:b/>
+          <w:szCs w:val="26"/>
+        </w:rPr>
+        <w:tab/>
+      </w:r>
+      <w:r>
+        <w:rPr>
+          <w:b/>
+          <w:szCs w:val="26"/>
+        </w:rPr>
+        <w:t>ThS. Phan Đình Sinh</w:t>
+      </w:r>
+    </w:p>
+    <w:p>
+      <w:pPr>
+        <w:tabs>
+          <w:tab w:val="center" w:pos="6600"/>
+        </w:tabs>
+        <w:spacing w:after="0" w:line="240" w:lineRule="auto"/>
+        <w:jc w:val="both"/>
+        <w:rPr>
+          <w:b/>
+          <w:szCs w:val="26"/>
+        </w:rPr>
+      </w:pPr>
+    </w:p>
+    <w:p>
+      <w:pPr>
+        <w:rPr>
+          <w:b/>
+          <w:bCs/>
+          <w:szCs w:val="26"/>
+        </w:rPr>
+      </w:pPr>
+    </w:p>
+    <w:p>
+      <w:pPr>
+        <w:rPr>
+          <w:b/>
+          <w:szCs w:val="26"/>
         </w:rPr>
       </w:pPr>
     </w:p>
@@ -5342,11 +5310,13 @@
         <w:jc w:val="center"/>
         <w:rPr>
           <w:b/>
-        </w:rPr>
-      </w:pPr>
-      <w:r>
-        <w:rPr>
-          <w:b/>
+          <w:szCs w:val="26"/>
+        </w:rPr>
+      </w:pPr>
+      <w:r>
+        <w:rPr>
+          <w:b/>
+          <w:szCs w:val="26"/>
         </w:rPr>
         <w:t xml:space="preserve">                                                  </w:t>
       </w:r>
@@ -5356,28 +5326,21 @@
         <w:jc w:val="center"/>
         <w:rPr>
           <w:b/>
-          <w:sz w:val="28"/>
-        </w:rPr>
-      </w:pPr>
-      <w:r>
-        <w:rPr>
-          <w:b/>
-          <w:sz w:val="28"/>
-        </w:rPr>
-        <w:t xml:space="preserve">                                                       TS. </w:t>
-      </w:r>
-      <w:r>
-        <w:rPr>
-          <w:b/>
-          <w:sz w:val="28"/>
-        </w:rPr>
-        <w:t>Phan Đình Sinh</w:t>
+          <w:szCs w:val="26"/>
+        </w:rPr>
+      </w:pPr>
+      <w:r>
+        <w:rPr>
+          <w:b/>
+          <w:szCs w:val="26"/>
+        </w:rPr>
+        <w:t xml:space="preserve">                                                       </w:t>
       </w:r>
     </w:p>
     <w:sectPr>
-      <w:footerReference w:type="default" r:id="rId9"/>
-      <w:pgSz w:w="12240" w:h="15840" w:code="1"/>
-      <w:pgMar w:top="1138" w:right="850" w:bottom="1138" w:left="1699" w:header="720" w:footer="720" w:gutter="0"/>
+      <w:footerReference w:type="default" r:id="rId12"/>
+      <w:pgSz w:w="11906" w:h="16838" w:code="9"/>
+      <w:pgMar w:top="1701" w:right="1134" w:bottom="1701" w:left="1985" w:header="720" w:footer="720" w:gutter="0"/>
       <w:cols w:space="720"/>
       <w:docGrid w:linePitch="360"/>
     </w:sectPr>
@@ -5411,6 +5374,78 @@
 </file>
 
 <file path=word/footer1.xml><?xml version="1.0" encoding="utf-8"?>
+<w:ftr xmlns:wpc="http://schemas.microsoft.com/office/word/2010/wordprocessingCanvas" xmlns:cx="http://schemas.microsoft.com/office/drawing/2014/chartex" xmlns:cx1="http://schemas.microsoft.com/office/drawing/2015/9/8/chartex" xmlns:cx2="http://schemas.microsoft.com/office/drawing/2015/10/21/chartex" xmlns:cx3="http://schemas.microsoft.com/office/drawing/2016/5/9/chartex" xmlns:cx4="http://schemas.microsoft.com/office/drawing/2016/5/10/chartex" xmlns:cx5="http://schemas.microsoft.com/office/drawing/2016/5/11/chartex" xmlns:cx6="http://schemas.microsoft.com/office/drawing/2016/5/12/chartex" xmlns:cx7="http://schemas.microsoft.com/office/drawing/2016/5/13/chartex" xmlns:cx8="http://schemas.microsoft.com/office/drawing/2016/5/14/chartex" xmlns:mc="http://schemas.openxmlformats.org/markup-compatibility/2006" xmlns:aink="http://schemas.microsoft.com/office/drawing/2016/ink" xmlns:am3d="http://schemas.microsoft.com/office/drawing/2017/model3d" xmlns:o="urn:schemas-microsoft-com:office:office" xmlns:oel="http://schemas.microsoft.com/office/2019/extlst" xmlns:r="http://schemas.openxmlformats.org/officeDocument/2006/relationships" xmlns:m="http://schemas.openxmlformats.org/officeDocument/2006/math" xmlns:v="urn:schemas-microsoft-com:vml" xmlns:wp14="http://schemas.microsoft.com/office/word/2010/wordprocessingDrawing" xmlns:wp="http://schemas.openxmlformats.org/drawingml/2006/wordprocessingDrawing" xmlns:w10="urn:schemas-microsoft-com:office:word" xmlns:w="http://schemas.openxmlformats.org/wordprocessingml/2006/main" xmlns:w14="http://schemas.microsoft.com/office/word/2010/wordml" xmlns:w15="http://schemas.microsoft.com/office/word/2012/wordml" xmlns:w16cex="http://schemas.microsoft.com/office/word/2018/wordml/cex" xmlns:w16cid="http://schemas.microsoft.com/office/word/2016/wordml/cid" xmlns:w16="http://schemas.microsoft.com/office/word/2018/wordml" xmlns:w16du="http://schemas.microsoft.com/office/word/2023/wordml/word16du" xmlns:w16sdtdh="http://schemas.microsoft.com/office/word/2020/wordml/sdtdatahash" xmlns:w16sdtfl="http://schemas.microsoft.com/office/word/2024/wordml/sdtformatlock" xmlns:w16se="http://schemas.microsoft.com/office/word/2015/wordml/symex" xmlns:wpg="http://schemas.microsoft.com/office/word/2010/wordprocessingGroup" xmlns:wpi="http://schemas.microsoft.com/office/word/2010/wordprocessingInk" xmlns:wne="http://schemas.microsoft.com/office/word/2006/wordml" xmlns:wps="http://schemas.microsoft.com/office/word/2010/wordprocessingShape" mc:Ignorable="w14 w15 w16se w16cid w16 w16cex w16sdtdh w16sdtfl w16du wp14">
+  <w:p>
+    <w:pPr>
+      <w:pBdr>
+        <w:top w:val="single" w:sz="4" w:space="1" w:color="D9D9D9"/>
+        <w:left w:val="nil"/>
+        <w:bottom w:val="nil"/>
+        <w:right w:val="nil"/>
+        <w:between w:val="nil"/>
+      </w:pBdr>
+      <w:tabs>
+        <w:tab w:val="center" w:pos="4680"/>
+        <w:tab w:val="right" w:pos="9360"/>
+      </w:tabs>
+      <w:rPr>
+        <w:color w:val="000000"/>
+      </w:rPr>
+    </w:pPr>
+    <w:r>
+      <w:rPr>
+        <w:color w:val="000000"/>
+      </w:rPr>
+      <w:fldChar w:fldCharType="begin"/>
+    </w:r>
+    <w:r>
+      <w:rPr>
+        <w:color w:val="000000"/>
+      </w:rPr>
+      <w:instrText>PAGE</w:instrText>
+    </w:r>
+    <w:r>
+      <w:rPr>
+        <w:color w:val="000000"/>
+      </w:rPr>
+      <w:fldChar w:fldCharType="separate"/>
+    </w:r>
+    <w:r>
+      <w:rPr>
+        <w:noProof/>
+        <w:color w:val="000000"/>
+      </w:rPr>
+      <w:t>2</w:t>
+    </w:r>
+    <w:r>
+      <w:rPr>
+        <w:color w:val="000000"/>
+      </w:rPr>
+      <w:fldChar w:fldCharType="end"/>
+    </w:r>
+  </w:p>
+  <w:p>
+    <w:pPr>
+      <w:pBdr>
+        <w:top w:val="nil"/>
+        <w:left w:val="nil"/>
+        <w:bottom w:val="nil"/>
+        <w:right w:val="nil"/>
+        <w:between w:val="nil"/>
+      </w:pBdr>
+      <w:tabs>
+        <w:tab w:val="center" w:pos="4680"/>
+        <w:tab w:val="right" w:pos="9360"/>
+      </w:tabs>
+      <w:rPr>
+        <w:color w:val="000000"/>
+      </w:rPr>
+    </w:pPr>
+  </w:p>
+</w:ftr>
+</file>
+
+<file path=word/footer2.xml><?xml version="1.0" encoding="utf-8"?>
 <w:ftr xmlns:wpc="http://schemas.microsoft.com/office/word/2010/wordprocessingCanvas" xmlns:cx="http://schemas.microsoft.com/office/drawing/2014/chartex" xmlns:cx1="http://schemas.microsoft.com/office/drawing/2015/9/8/chartex" xmlns:cx2="http://schemas.microsoft.com/office/drawing/2015/10/21/chartex" xmlns:cx3="http://schemas.microsoft.com/office/drawing/2016/5/9/chartex" xmlns:cx4="http://schemas.microsoft.com/office/drawing/2016/5/10/chartex" xmlns:cx5="http://schemas.microsoft.com/office/drawing/2016/5/11/chartex" xmlns:cx6="http://schemas.microsoft.com/office/drawing/2016/5/12/chartex" xmlns:cx7="http://schemas.microsoft.com/office/drawing/2016/5/13/chartex" xmlns:cx8="http://schemas.microsoft.com/office/drawing/2016/5/14/chartex" xmlns:mc="http://schemas.openxmlformats.org/markup-compatibility/2006" xmlns:aink="http://schemas.microsoft.com/office/drawing/2016/ink" xmlns:am3d="http://schemas.microsoft.com/office/drawing/2017/model3d" xmlns:o="urn:schemas-microsoft-com:office:office" xmlns:oel="http://schemas.microsoft.com/office/2019/extlst" xmlns:r="http://schemas.openxmlformats.org/officeDocument/2006/relationships" xmlns:m="http://schemas.openxmlformats.org/officeDocument/2006/math" xmlns:v="urn:schemas-microsoft-com:vml" xmlns:wp14="http://schemas.microsoft.com/office/word/2010/wordprocessingDrawing" xmlns:wp="http://schemas.openxmlformats.org/drawingml/2006/wordprocessingDrawing" xmlns:w10="urn:schemas-microsoft-com:office:word" xmlns:w="http://schemas.openxmlformats.org/wordprocessingml/2006/main" xmlns:w14="http://schemas.microsoft.com/office/word/2010/wordml" xmlns:w15="http://schemas.microsoft.com/office/word/2012/wordml" xmlns:w16cex="http://schemas.microsoft.com/office/word/2018/wordml/cex" xmlns:w16cid="http://schemas.microsoft.com/office/word/2016/wordml/cid" xmlns:w16="http://schemas.microsoft.com/office/word/2018/wordml" xmlns:w16du="http://schemas.microsoft.com/office/word/2023/wordml/word16du" xmlns:w16sdtdh="http://schemas.microsoft.com/office/word/2020/wordml/sdtdatahash" xmlns:w16sdtfl="http://schemas.microsoft.com/office/word/2024/wordml/sdtformatlock" xmlns:w16se="http://schemas.microsoft.com/office/word/2015/wordml/symex" xmlns:wpg="http://schemas.microsoft.com/office/word/2010/wordprocessingGroup" xmlns:wpi="http://schemas.microsoft.com/office/word/2010/wordprocessingInk" xmlns:wne="http://schemas.microsoft.com/office/word/2006/wordml" xmlns:wps="http://schemas.microsoft.com/office/word/2010/wordprocessingShape" mc:Ignorable="w14 w15 w16se w16cid w16 w16cex w16sdtdh w16sdtfl w16du wp14">
   <w:sdt>
     <w:sdtPr>
@@ -5488,6 +5523,30 @@
 </w:footnotes>
 </file>
 
+<file path=word/header1.xml><?xml version="1.0" encoding="utf-8"?>
+<w:hdr xmlns:wpc="http://schemas.microsoft.com/office/word/2010/wordprocessingCanvas" xmlns:cx="http://schemas.microsoft.com/office/drawing/2014/chartex" xmlns:cx1="http://schemas.microsoft.com/office/drawing/2015/9/8/chartex" xmlns:cx2="http://schemas.microsoft.com/office/drawing/2015/10/21/chartex" xmlns:cx3="http://schemas.microsoft.com/office/drawing/2016/5/9/chartex" xmlns:cx4="http://schemas.microsoft.com/office/drawing/2016/5/10/chartex" xmlns:cx5="http://schemas.microsoft.com/office/drawing/2016/5/11/chartex" xmlns:cx6="http://schemas.microsoft.com/office/drawing/2016/5/12/chartex" xmlns:cx7="http://schemas.microsoft.com/office/drawing/2016/5/13/chartex" xmlns:cx8="http://schemas.microsoft.com/office/drawing/2016/5/14/chartex" xmlns:mc="http://schemas.openxmlformats.org/markup-compatibility/2006" xmlns:aink="http://schemas.microsoft.com/office/drawing/2016/ink" xmlns:am3d="http://schemas.microsoft.com/office/drawing/2017/model3d" xmlns:o="urn:schemas-microsoft-com:office:office" xmlns:oel="http://schemas.microsoft.com/office/2019/extlst" xmlns:r="http://schemas.openxmlformats.org/officeDocument/2006/relationships" xmlns:m="http://schemas.openxmlformats.org/officeDocument/2006/math" xmlns:v="urn:schemas-microsoft-com:vml" xmlns:wp14="http://schemas.microsoft.com/office/word/2010/wordprocessingDrawing" xmlns:wp="http://schemas.openxmlformats.org/drawingml/2006/wordprocessingDrawing" xmlns:w10="urn:schemas-microsoft-com:office:word" xmlns:w="http://schemas.openxmlformats.org/wordprocessingml/2006/main" xmlns:w14="http://schemas.microsoft.com/office/word/2010/wordml" xmlns:w15="http://schemas.microsoft.com/office/word/2012/wordml" xmlns:w16cex="http://schemas.microsoft.com/office/word/2018/wordml/cex" xmlns:w16cid="http://schemas.microsoft.com/office/word/2016/wordml/cid" xmlns:w16="http://schemas.microsoft.com/office/word/2018/wordml" xmlns:w16du="http://schemas.microsoft.com/office/word/2023/wordml/word16du" xmlns:w16sdtdh="http://schemas.microsoft.com/office/word/2020/wordml/sdtdatahash" xmlns:w16sdtfl="http://schemas.microsoft.com/office/word/2024/wordml/sdtformatlock" xmlns:w16se="http://schemas.microsoft.com/office/word/2015/wordml/symex" xmlns:wpg="http://schemas.microsoft.com/office/word/2010/wordprocessingGroup" xmlns:wpi="http://schemas.microsoft.com/office/word/2010/wordprocessingInk" xmlns:wne="http://schemas.microsoft.com/office/word/2006/wordml" xmlns:wps="http://schemas.microsoft.com/office/word/2010/wordprocessingShape" mc:Ignorable="w14 w15 w16se w16cid w16 w16cex w16sdtdh w16sdtfl w16du wp14">
+  <w:p>
+    <w:pPr>
+      <w:pBdr>
+        <w:top w:val="nil"/>
+        <w:left w:val="nil"/>
+        <w:bottom w:val="nil"/>
+        <w:right w:val="nil"/>
+        <w:between w:val="nil"/>
+      </w:pBdr>
+      <w:tabs>
+        <w:tab w:val="center" w:pos="4680"/>
+        <w:tab w:val="right" w:pos="9360"/>
+      </w:tabs>
+      <w:jc w:val="center"/>
+      <w:rPr>
+        <w:color w:val="000000"/>
+      </w:rPr>
+    </w:pPr>
+  </w:p>
+</w:hdr>
+</file>
+
 <file path=word/numbering.xml><?xml version="1.0" encoding="utf-8"?>
 <w:numbering xmlns:wpc="http://schemas.microsoft.com/office/word/2010/wordprocessingCanvas" xmlns:cx="http://schemas.microsoft.com/office/drawing/2014/chartex" xmlns:cx1="http://schemas.microsoft.com/office/drawing/2015/9/8/chartex" xmlns:cx2="http://schemas.microsoft.com/office/drawing/2015/10/21/chartex" xmlns:cx3="http://schemas.microsoft.com/office/drawing/2016/5/9/chartex" xmlns:cx4="http://schemas.microsoft.com/office/drawing/2016/5/10/chartex" xmlns:cx5="http://schemas.microsoft.com/office/drawing/2016/5/11/chartex" xmlns:cx6="http://schemas.microsoft.com/office/drawing/2016/5/12/chartex" xmlns:cx7="http://schemas.microsoft.com/office/drawing/2016/5/13/chartex" xmlns:cx8="http://schemas.microsoft.com/office/drawing/2016/5/14/chartex" xmlns:mc="http://schemas.openxmlformats.org/markup-compatibility/2006" xmlns:aink="http://schemas.microsoft.com/office/drawing/2016/ink" xmlns:am3d="http://schemas.microsoft.com/office/drawing/2017/model3d" xmlns:o="urn:schemas-microsoft-com:office:office" xmlns:oel="http://schemas.microsoft.com/office/2019/extlst" xmlns:r="http://schemas.openxmlformats.org/officeDocument/2006/relationships" xmlns:m="http://schemas.openxmlformats.org/officeDocument/2006/math" xmlns:v="urn:schemas-microsoft-com:vml" xmlns:wp14="http://schemas.microsoft.com/office/word/2010/wordprocessingDrawing" xmlns:wp="http://schemas.openxmlformats.org/drawingml/2006/wordprocessingDrawing" xmlns:w10="urn:schemas-microsoft-com:office:word" xmlns:w="http://schemas.openxmlformats.org/wordprocessingml/2006/main" xmlns:w14="http://schemas.microsoft.com/office/word/2010/wordml" xmlns:w15="http://schemas.microsoft.com/office/word/2012/wordml" xmlns:w16cex="http://schemas.microsoft.com/office/word/2018/wordml/cex" xmlns:w16cid="http://schemas.microsoft.com/office/word/2016/wordml/cid" xmlns:w16="http://schemas.microsoft.com/office/word/2018/wordml" xmlns:w16du="http://schemas.microsoft.com/office/word/2023/wordml/word16du" xmlns:w16sdtdh="http://schemas.microsoft.com/office/word/2020/wordml/sdtdatahash" xmlns:w16sdtfl="http://schemas.microsoft.com/office/word/2024/wordml/sdtformatlock" xmlns:w16se="http://schemas.microsoft.com/office/word/2015/wordml/symex" xmlns:wpg="http://schemas.microsoft.com/office/word/2010/wordprocessingGroup" xmlns:wpi="http://schemas.microsoft.com/office/word/2010/wordprocessingInk" xmlns:wne="http://schemas.microsoft.com/office/word/2006/wordml" xmlns:wps="http://schemas.microsoft.com/office/word/2010/wordprocessingShape" mc:Ignorable="w14 w15 w16se w16cid w16 w16cex w16sdtdh w16sdtfl w16du wp14">
   <w:abstractNum w:abstractNumId="0" w15:restartNumberingAfterBreak="0">
@@ -6349,6 +6408,119 @@
     </w:lvl>
   </w:abstractNum>
   <w:abstractNum w:abstractNumId="8" w15:restartNumberingAfterBreak="0">
+    <w:nsid w:val="3E533E3E"/>
+    <w:multiLevelType w:val="hybridMultilevel"/>
+    <w:tmpl w:val="AE0E0412"/>
+    <w:lvl w:ilvl="0" w:tplc="4852D28A">
+      <w:start w:val="1"/>
+      <w:numFmt w:val="bullet"/>
+      <w:lvlText w:val="-"/>
+      <w:lvlJc w:val="left"/>
+      <w:pPr>
+        <w:ind w:left="792" w:hanging="360"/>
+      </w:pPr>
+      <w:rPr>
+        <w:rFonts w:ascii="Times New Roman" w:eastAsiaTheme="minorHAnsi" w:hAnsi="Times New Roman" w:cs="Times New Roman" w:hint="default"/>
+      </w:rPr>
+    </w:lvl>
+    <w:lvl w:ilvl="1" w:tplc="04090003" w:tentative="1">
+      <w:start w:val="1"/>
+      <w:numFmt w:val="bullet"/>
+      <w:lvlText w:val="o"/>
+      <w:lvlJc w:val="left"/>
+      <w:pPr>
+        <w:ind w:left="1512" w:hanging="360"/>
+      </w:pPr>
+      <w:rPr>
+        <w:rFonts w:ascii="Courier New" w:hAnsi="Courier New" w:cs="Courier New" w:hint="default"/>
+      </w:rPr>
+    </w:lvl>
+    <w:lvl w:ilvl="2" w:tplc="04090005" w:tentative="1">
+      <w:start w:val="1"/>
+      <w:numFmt w:val="bullet"/>
+      <w:lvlText w:val=""/>
+      <w:lvlJc w:val="left"/>
+      <w:pPr>
+        <w:ind w:left="2232" w:hanging="360"/>
+      </w:pPr>
+      <w:rPr>
+        <w:rFonts w:ascii="Wingdings" w:hAnsi="Wingdings" w:hint="default"/>
+      </w:rPr>
+    </w:lvl>
+    <w:lvl w:ilvl="3" w:tplc="04090001" w:tentative="1">
+      <w:start w:val="1"/>
+      <w:numFmt w:val="bullet"/>
+      <w:lvlText w:val=""/>
+      <w:lvlJc w:val="left"/>
+      <w:pPr>
+        <w:ind w:left="2952" w:hanging="360"/>
+      </w:pPr>
+      <w:rPr>
+        <w:rFonts w:ascii="Symbol" w:hAnsi="Symbol" w:hint="default"/>
+      </w:rPr>
+    </w:lvl>
+    <w:lvl w:ilvl="4" w:tplc="04090003" w:tentative="1">
+      <w:start w:val="1"/>
+      <w:numFmt w:val="bullet"/>
+      <w:lvlText w:val="o"/>
+      <w:lvlJc w:val="left"/>
+      <w:pPr>
+        <w:ind w:left="3672" w:hanging="360"/>
+      </w:pPr>
+      <w:rPr>
+        <w:rFonts w:ascii="Courier New" w:hAnsi="Courier New" w:cs="Courier New" w:hint="default"/>
+      </w:rPr>
+    </w:lvl>
+    <w:lvl w:ilvl="5" w:tplc="04090005" w:tentative="1">
+      <w:start w:val="1"/>
+      <w:numFmt w:val="bullet"/>
+      <w:lvlText w:val=""/>
+      <w:lvlJc w:val="left"/>
+      <w:pPr>
+        <w:ind w:left="4392" w:hanging="360"/>
+      </w:pPr>
+      <w:rPr>
+        <w:rFonts w:ascii="Wingdings" w:hAnsi="Wingdings" w:hint="default"/>
+      </w:rPr>
+    </w:lvl>
+    <w:lvl w:ilvl="6" w:tplc="04090001" w:tentative="1">
+      <w:start w:val="1"/>
+      <w:numFmt w:val="bullet"/>
+      <w:lvlText w:val=""/>
+      <w:lvlJc w:val="left"/>
+      <w:pPr>
+        <w:ind w:left="5112" w:hanging="360"/>
+      </w:pPr>
+      <w:rPr>
+        <w:rFonts w:ascii="Symbol" w:hAnsi="Symbol" w:hint="default"/>
+      </w:rPr>
+    </w:lvl>
+    <w:lvl w:ilvl="7" w:tplc="04090003" w:tentative="1">
+      <w:start w:val="1"/>
+      <w:numFmt w:val="bullet"/>
+      <w:lvlText w:val="o"/>
+      <w:lvlJc w:val="left"/>
+      <w:pPr>
+        <w:ind w:left="5832" w:hanging="360"/>
+      </w:pPr>
+      <w:rPr>
+        <w:rFonts w:ascii="Courier New" w:hAnsi="Courier New" w:cs="Courier New" w:hint="default"/>
+      </w:rPr>
+    </w:lvl>
+    <w:lvl w:ilvl="8" w:tplc="04090005" w:tentative="1">
+      <w:start w:val="1"/>
+      <w:numFmt w:val="bullet"/>
+      <w:lvlText w:val=""/>
+      <w:lvlJc w:val="left"/>
+      <w:pPr>
+        <w:ind w:left="6552" w:hanging="360"/>
+      </w:pPr>
+      <w:rPr>
+        <w:rFonts w:ascii="Wingdings" w:hAnsi="Wingdings" w:hint="default"/>
+      </w:rPr>
+    </w:lvl>
+  </w:abstractNum>
+  <w:abstractNum w:abstractNumId="9" w15:restartNumberingAfterBreak="0">
     <w:nsid w:val="47541462"/>
     <w:multiLevelType w:val="hybridMultilevel"/>
     <w:tmpl w:val="5FC8D61C"/>
@@ -6461,7 +6633,7 @@
       </w:rPr>
     </w:lvl>
   </w:abstractNum>
-  <w:abstractNum w:abstractNumId="9" w15:restartNumberingAfterBreak="0">
+  <w:abstractNum w:abstractNumId="10" w15:restartNumberingAfterBreak="0">
     <w:nsid w:val="48634977"/>
     <w:multiLevelType w:val="multilevel"/>
     <w:tmpl w:val="5EE03BA2"/>
@@ -6586,7 +6758,7 @@
       </w:rPr>
     </w:lvl>
   </w:abstractNum>
-  <w:abstractNum w:abstractNumId="10" w15:restartNumberingAfterBreak="0">
+  <w:abstractNum w:abstractNumId="11" w15:restartNumberingAfterBreak="0">
     <w:nsid w:val="49F20D6A"/>
     <w:multiLevelType w:val="hybridMultilevel"/>
     <w:tmpl w:val="ABECFCDC"/>
@@ -6699,7 +6871,7 @@
       </w:rPr>
     </w:lvl>
   </w:abstractNum>
-  <w:abstractNum w:abstractNumId="11" w15:restartNumberingAfterBreak="0">
+  <w:abstractNum w:abstractNumId="12" w15:restartNumberingAfterBreak="0">
     <w:nsid w:val="4BE13DBE"/>
     <w:multiLevelType w:val="hybridMultilevel"/>
     <w:tmpl w:val="CEC01004"/>
@@ -6812,7 +6984,120 @@
       </w:rPr>
     </w:lvl>
   </w:abstractNum>
-  <w:abstractNum w:abstractNumId="12" w15:restartNumberingAfterBreak="0">
+  <w:abstractNum w:abstractNumId="13" w15:restartNumberingAfterBreak="0">
+    <w:nsid w:val="4D8233EE"/>
+    <w:multiLevelType w:val="hybridMultilevel"/>
+    <w:tmpl w:val="DAA0B860"/>
+    <w:lvl w:ilvl="0" w:tplc="5A92232C">
+      <w:start w:val="1"/>
+      <w:numFmt w:val="bullet"/>
+      <w:lvlText w:val=""/>
+      <w:lvlJc w:val="left"/>
+      <w:pPr>
+        <w:ind w:left="720" w:hanging="360"/>
+      </w:pPr>
+      <w:rPr>
+        <w:rFonts w:ascii="Symbol" w:hAnsi="Symbol" w:hint="default"/>
+      </w:rPr>
+    </w:lvl>
+    <w:lvl w:ilvl="1" w:tplc="04090003" w:tentative="1">
+      <w:start w:val="1"/>
+      <w:numFmt w:val="bullet"/>
+      <w:lvlText w:val="o"/>
+      <w:lvlJc w:val="left"/>
+      <w:pPr>
+        <w:ind w:left="1440" w:hanging="360"/>
+      </w:pPr>
+      <w:rPr>
+        <w:rFonts w:ascii="Courier New" w:hAnsi="Courier New" w:cs="Courier New" w:hint="default"/>
+      </w:rPr>
+    </w:lvl>
+    <w:lvl w:ilvl="2" w:tplc="04090005" w:tentative="1">
+      <w:start w:val="1"/>
+      <w:numFmt w:val="bullet"/>
+      <w:lvlText w:val=""/>
+      <w:lvlJc w:val="left"/>
+      <w:pPr>
+        <w:ind w:left="2160" w:hanging="360"/>
+      </w:pPr>
+      <w:rPr>
+        <w:rFonts w:ascii="Wingdings" w:hAnsi="Wingdings" w:hint="default"/>
+      </w:rPr>
+    </w:lvl>
+    <w:lvl w:ilvl="3" w:tplc="04090001" w:tentative="1">
+      <w:start w:val="1"/>
+      <w:numFmt w:val="bullet"/>
+      <w:lvlText w:val=""/>
+      <w:lvlJc w:val="left"/>
+      <w:pPr>
+        <w:ind w:left="2880" w:hanging="360"/>
+      </w:pPr>
+      <w:rPr>
+        <w:rFonts w:ascii="Symbol" w:hAnsi="Symbol" w:hint="default"/>
+      </w:rPr>
+    </w:lvl>
+    <w:lvl w:ilvl="4" w:tplc="04090003" w:tentative="1">
+      <w:start w:val="1"/>
+      <w:numFmt w:val="bullet"/>
+      <w:lvlText w:val="o"/>
+      <w:lvlJc w:val="left"/>
+      <w:pPr>
+        <w:ind w:left="3600" w:hanging="360"/>
+      </w:pPr>
+      <w:rPr>
+        <w:rFonts w:ascii="Courier New" w:hAnsi="Courier New" w:cs="Courier New" w:hint="default"/>
+      </w:rPr>
+    </w:lvl>
+    <w:lvl w:ilvl="5" w:tplc="04090005" w:tentative="1">
+      <w:start w:val="1"/>
+      <w:numFmt w:val="bullet"/>
+      <w:lvlText w:val=""/>
+      <w:lvlJc w:val="left"/>
+      <w:pPr>
+        <w:ind w:left="4320" w:hanging="360"/>
+      </w:pPr>
+      <w:rPr>
+        <w:rFonts w:ascii="Wingdings" w:hAnsi="Wingdings" w:hint="default"/>
+      </w:rPr>
+    </w:lvl>
+    <w:lvl w:ilvl="6" w:tplc="04090001" w:tentative="1">
+      <w:start w:val="1"/>
+      <w:numFmt w:val="bullet"/>
+      <w:lvlText w:val=""/>
+      <w:lvlJc w:val="left"/>
+      <w:pPr>
+        <w:ind w:left="5040" w:hanging="360"/>
+      </w:pPr>
+      <w:rPr>
+        <w:rFonts w:ascii="Symbol" w:hAnsi="Symbol" w:hint="default"/>
+      </w:rPr>
+    </w:lvl>
+    <w:lvl w:ilvl="7" w:tplc="04090003" w:tentative="1">
+      <w:start w:val="1"/>
+      <w:numFmt w:val="bullet"/>
+      <w:lvlText w:val="o"/>
+      <w:lvlJc w:val="left"/>
+      <w:pPr>
+        <w:ind w:left="5760" w:hanging="360"/>
+      </w:pPr>
+      <w:rPr>
+        <w:rFonts w:ascii="Courier New" w:hAnsi="Courier New" w:cs="Courier New" w:hint="default"/>
+      </w:rPr>
+    </w:lvl>
+    <w:lvl w:ilvl="8" w:tplc="04090005" w:tentative="1">
+      <w:start w:val="1"/>
+      <w:numFmt w:val="bullet"/>
+      <w:lvlText w:val=""/>
+      <w:lvlJc w:val="left"/>
+      <w:pPr>
+        <w:ind w:left="6480" w:hanging="360"/>
+      </w:pPr>
+      <w:rPr>
+        <w:rFonts w:ascii="Wingdings" w:hAnsi="Wingdings" w:hint="default"/>
+      </w:rPr>
+    </w:lvl>
+  </w:abstractNum>
+  <w:abstractNum w:abstractNumId="14" w15:restartNumberingAfterBreak="0">
     <w:nsid w:val="56971F1C"/>
     <w:multiLevelType w:val="hybridMultilevel"/>
     <w:tmpl w:val="3ED284F2"/>
@@ -6925,7 +7210,7 @@
       </w:rPr>
     </w:lvl>
   </w:abstractNum>
-  <w:abstractNum w:abstractNumId="13" w15:restartNumberingAfterBreak="0">
+  <w:abstractNum w:abstractNumId="15" w15:restartNumberingAfterBreak="0">
     <w:nsid w:val="5720274C"/>
     <w:multiLevelType w:val="hybridMultilevel"/>
     <w:tmpl w:val="8F4A8916"/>
@@ -7038,7 +7323,7 @@
       </w:rPr>
     </w:lvl>
   </w:abstractNum>
-  <w:abstractNum w:abstractNumId="14" w15:restartNumberingAfterBreak="0">
+  <w:abstractNum w:abstractNumId="16" w15:restartNumberingAfterBreak="0">
     <w:nsid w:val="58E3544B"/>
     <w:multiLevelType w:val="hybridMultilevel"/>
     <w:tmpl w:val="0B96E7F4"/>
@@ -7151,7 +7436,210 @@
       </w:rPr>
     </w:lvl>
   </w:abstractNum>
-  <w:abstractNum w:abstractNumId="15" w15:restartNumberingAfterBreak="0">
+  <w:abstractNum w:abstractNumId="17" w15:restartNumberingAfterBreak="0">
+    <w:nsid w:val="5BF17CEF"/>
+    <w:multiLevelType w:val="hybridMultilevel"/>
+    <w:tmpl w:val="665E7B44"/>
+    <w:lvl w:ilvl="0" w:tplc="5A92232C">
+      <w:start w:val="1"/>
+      <w:numFmt w:val="bullet"/>
+      <w:lvlText w:val=""/>
+      <w:lvlJc w:val="left"/>
+      <w:pPr>
+        <w:ind w:left="720" w:hanging="360"/>
+      </w:pPr>
+      <w:rPr>
+        <w:rFonts w:ascii="Symbol" w:hAnsi="Symbol" w:hint="default"/>
+      </w:rPr>
+    </w:lvl>
+    <w:lvl w:ilvl="1" w:tplc="04090003" w:tentative="1">
+      <w:start w:val="1"/>
+      <w:numFmt w:val="bullet"/>
+      <w:lvlText w:val="o"/>
+      <w:lvlJc w:val="left"/>
+      <w:pPr>
+        <w:ind w:left="1440" w:hanging="360"/>
+      </w:pPr>
+      <w:rPr>
+        <w:rFonts w:ascii="Courier New" w:hAnsi="Courier New" w:cs="Courier New" w:hint="default"/>
+      </w:rPr>
+    </w:lvl>
+    <w:lvl w:ilvl="2" w:tplc="04090005" w:tentative="1">
+      <w:start w:val="1"/>
+      <w:numFmt w:val="bullet"/>
+      <w:lvlText w:val=""/>
+      <w:lvlJc w:val="left"/>
+      <w:pPr>
+        <w:ind w:left="2160" w:hanging="360"/>
+      </w:pPr>
+      <w:rPr>
+        <w:rFonts w:ascii="Wingdings" w:hAnsi="Wingdings" w:hint="default"/>
+      </w:rPr>
+    </w:lvl>
+    <w:lvl w:ilvl="3" w:tplc="04090001" w:tentative="1">
+      <w:start w:val="1"/>
+      <w:numFmt w:val="bullet"/>
+      <w:lvlText w:val=""/>
+      <w:lvlJc w:val="left"/>
+      <w:pPr>
+        <w:ind w:left="2880" w:hanging="360"/>
+      </w:pPr>
+      <w:rPr>
+        <w:rFonts w:ascii="Symbol" w:hAnsi="Symbol" w:hint="default"/>
+      </w:rPr>
+    </w:lvl>
+    <w:lvl w:ilvl="4" w:tplc="04090003" w:tentative="1">
+      <w:start w:val="1"/>
+      <w:numFmt w:val="bullet"/>
+      <w:lvlText w:val="o"/>
+      <w:lvlJc w:val="left"/>
+      <w:pPr>
+        <w:ind w:left="3600" w:hanging="360"/>
+      </w:pPr>
+      <w:rPr>
+        <w:rFonts w:ascii="Courier New" w:hAnsi="Courier New" w:cs="Courier New" w:hint="default"/>
+      </w:rPr>
+    </w:lvl>
+    <w:lvl w:ilvl="5" w:tplc="04090005" w:tentative="1">
+      <w:start w:val="1"/>
+      <w:numFmt w:val="bullet"/>
+      <w:lvlText w:val=""/>
+      <w:lvlJc w:val="left"/>
+      <w:pPr>
+        <w:ind w:left="4320" w:hanging="360"/>
+      </w:pPr>
+      <w:rPr>
+        <w:rFonts w:ascii="Wingdings" w:hAnsi="Wingdings" w:hint="default"/>
+      </w:rPr>
+    </w:lvl>
+    <w:lvl w:ilvl="6" w:tplc="04090001" w:tentative="1">
+      <w:start w:val="1"/>
+      <w:numFmt w:val="bullet"/>
+      <w:lvlText w:val=""/>
+      <w:lvlJc w:val="left"/>
+      <w:pPr>
+        <w:ind w:left="5040" w:hanging="360"/>
+      </w:pPr>
+      <w:rPr>
+        <w:rFonts w:ascii="Symbol" w:hAnsi="Symbol" w:hint="default"/>
+      </w:rPr>
+    </w:lvl>
+    <w:lvl w:ilvl="7" w:tplc="04090003" w:tentative="1">
+      <w:start w:val="1"/>
+      <w:numFmt w:val="bullet"/>
+      <w:lvlText w:val="o"/>
+      <w:lvlJc w:val="left"/>
+      <w:pPr>
+        <w:ind w:left="5760" w:hanging="360"/>
+      </w:pPr>
+      <w:rPr>
+        <w:rFonts w:ascii="Courier New" w:hAnsi="Courier New" w:cs="Courier New" w:hint="default"/>
+      </w:rPr>
+    </w:lvl>
+    <w:lvl w:ilvl="8" w:tplc="04090005" w:tentative="1">
+      <w:start w:val="1"/>
+      <w:numFmt w:val="bullet"/>
+      <w:lvlText w:val=""/>
+      <w:lvlJc w:val="left"/>
+      <w:pPr>
+        <w:ind w:left="6480" w:hanging="360"/>
+      </w:pPr>
+      <w:rPr>
+        <w:rFonts w:ascii="Wingdings" w:hAnsi="Wingdings" w:hint="default"/>
+      </w:rPr>
+    </w:lvl>
+  </w:abstractNum>
+  <w:abstractNum w:abstractNumId="18" w15:restartNumberingAfterBreak="0">
+    <w:nsid w:val="5FE81E21"/>
+    <w:multiLevelType w:val="hybridMultilevel"/>
+    <w:tmpl w:val="A2704332"/>
+    <w:lvl w:ilvl="0" w:tplc="E57AF9B8">
+      <w:start w:val="1"/>
+      <w:numFmt w:val="decimal"/>
+      <w:lvlText w:val="%1."/>
+      <w:lvlJc w:val="left"/>
+      <w:pPr>
+        <w:ind w:left="432" w:hanging="360"/>
+      </w:pPr>
+      <w:rPr>
+        <w:rFonts w:hint="default"/>
+        <w:sz w:val="28"/>
+      </w:rPr>
+    </w:lvl>
+    <w:lvl w:ilvl="1" w:tplc="04090019" w:tentative="1">
+      <w:start w:val="1"/>
+      <w:numFmt w:val="lowerLetter"/>
+      <w:lvlText w:val="%2."/>
+      <w:lvlJc w:val="left"/>
+      <w:pPr>
+        <w:ind w:left="1152" w:hanging="360"/>
+      </w:pPr>
+    </w:lvl>
+    <w:lvl w:ilvl="2" w:tplc="0409001B" w:tentative="1">
+      <w:start w:val="1"/>
+      <w:numFmt w:val="lowerRoman"/>
+      <w:lvlText w:val="%3."/>
+      <w:lvlJc w:val="right"/>
+      <w:pPr>
+        <w:ind w:left="1872" w:hanging="180"/>
+      </w:pPr>
+    </w:lvl>
+    <w:lvl w:ilvl="3" w:tplc="0409000F" w:tentative="1">
+      <w:start w:val="1"/>
+      <w:numFmt w:val="decimal"/>
+      <w:lvlText w:val="%4."/>
+      <w:lvlJc w:val="left"/>
+      <w:pPr>
+        <w:ind w:left="2592" w:hanging="360"/>
+      </w:pPr>
+    </w:lvl>
+    <w:lvl w:ilvl="4" w:tplc="04090019" w:tentative="1">
+      <w:start w:val="1"/>
+      <w:numFmt w:val="lowerLetter"/>
+      <w:lvlText w:val="%5."/>
+      <w:lvlJc w:val="left"/>
+      <w:pPr>
+        <w:ind w:left="3312" w:hanging="360"/>
+      </w:pPr>
+    </w:lvl>
+    <w:lvl w:ilvl="5" w:tplc="0409001B" w:tentative="1">
+      <w:start w:val="1"/>
+      <w:numFmt w:val="lowerRoman"/>
+      <w:lvlText w:val="%6."/>
+      <w:lvlJc w:val="right"/>
+      <w:pPr>
+        <w:ind w:left="4032" w:hanging="180"/>
+      </w:pPr>
+    </w:lvl>
+    <w:lvl w:ilvl="6" w:tplc="0409000F" w:tentative="1">
+      <w:start w:val="1"/>
+      <w:numFmt w:val="decimal"/>
+      <w:lvlText w:val="%7."/>
+      <w:lvlJc w:val="left"/>
+      <w:pPr>
+        <w:ind w:left="4752" w:hanging="360"/>
+      </w:pPr>
+    </w:lvl>
+    <w:lvl w:ilvl="7" w:tplc="04090019" w:tentative="1">
+      <w:start w:val="1"/>
+      <w:numFmt w:val="lowerLetter"/>
+      <w:lvlText w:val="%8."/>
+      <w:lvlJc w:val="left"/>
+      <w:pPr>
+        <w:ind w:left="5472" w:hanging="360"/>
+      </w:pPr>
+    </w:lvl>
+    <w:lvl w:ilvl="8" w:tplc="0409001B" w:tentative="1">
+      <w:start w:val="1"/>
+      <w:numFmt w:val="lowerRoman"/>
+      <w:lvlText w:val="%9."/>
+      <w:lvlJc w:val="right"/>
+      <w:pPr>
+        <w:ind w:left="6192" w:hanging="180"/>
+      </w:pPr>
+    </w:lvl>
+  </w:abstractNum>
+  <w:abstractNum w:abstractNumId="19" w15:restartNumberingAfterBreak="0">
     <w:nsid w:val="665352F4"/>
     <w:multiLevelType w:val="hybridMultilevel"/>
     <w:tmpl w:val="5ADAE7C2"/>
@@ -7240,7 +7728,7 @@
       </w:pPr>
     </w:lvl>
   </w:abstractNum>
-  <w:abstractNum w:abstractNumId="16" w15:restartNumberingAfterBreak="0">
+  <w:abstractNum w:abstractNumId="20" w15:restartNumberingAfterBreak="0">
     <w:nsid w:val="67A16B75"/>
     <w:multiLevelType w:val="hybridMultilevel"/>
     <w:tmpl w:val="C5A011C0"/>
@@ -7330,7 +7818,7 @@
       </w:pPr>
     </w:lvl>
   </w:abstractNum>
-  <w:abstractNum w:abstractNumId="17" w15:restartNumberingAfterBreak="0">
+  <w:abstractNum w:abstractNumId="21" w15:restartNumberingAfterBreak="0">
     <w:nsid w:val="709E3128"/>
     <w:multiLevelType w:val="multilevel"/>
     <w:tmpl w:val="1FE8643E"/>
@@ -7454,7 +7942,7 @@
       </w:rPr>
     </w:lvl>
   </w:abstractNum>
-  <w:abstractNum w:abstractNumId="18" w15:restartNumberingAfterBreak="0">
+  <w:abstractNum w:abstractNumId="22" w15:restartNumberingAfterBreak="0">
     <w:nsid w:val="758A6F65"/>
     <w:multiLevelType w:val="hybridMultilevel"/>
     <w:tmpl w:val="A470F944"/>
@@ -7567,7 +8055,7 @@
       </w:rPr>
     </w:lvl>
   </w:abstractNum>
-  <w:abstractNum w:abstractNumId="19" w15:restartNumberingAfterBreak="0">
+  <w:abstractNum w:abstractNumId="23" w15:restartNumberingAfterBreak="0">
     <w:nsid w:val="75B03F0B"/>
     <w:multiLevelType w:val="hybridMultilevel"/>
     <w:tmpl w:val="858E0BAC"/>
@@ -7680,17 +8168,243 @@
       </w:rPr>
     </w:lvl>
   </w:abstractNum>
+  <w:abstractNum w:abstractNumId="24" w15:restartNumberingAfterBreak="0">
+    <w:nsid w:val="7692190B"/>
+    <w:multiLevelType w:val="hybridMultilevel"/>
+    <w:tmpl w:val="48404BF8"/>
+    <w:lvl w:ilvl="0" w:tplc="5A92232C">
+      <w:start w:val="1"/>
+      <w:numFmt w:val="bullet"/>
+      <w:lvlText w:val=""/>
+      <w:lvlJc w:val="left"/>
+      <w:pPr>
+        <w:ind w:left="1440" w:hanging="360"/>
+      </w:pPr>
+      <w:rPr>
+        <w:rFonts w:ascii="Symbol" w:hAnsi="Symbol" w:hint="default"/>
+      </w:rPr>
+    </w:lvl>
+    <w:lvl w:ilvl="1" w:tplc="FFFFFFFF" w:tentative="1">
+      <w:start w:val="1"/>
+      <w:numFmt w:val="bullet"/>
+      <w:lvlText w:val="o"/>
+      <w:lvlJc w:val="left"/>
+      <w:pPr>
+        <w:ind w:left="2160" w:hanging="360"/>
+      </w:pPr>
+      <w:rPr>
+        <w:rFonts w:ascii="Courier New" w:hAnsi="Courier New" w:cs="Courier New" w:hint="default"/>
+      </w:rPr>
+    </w:lvl>
+    <w:lvl w:ilvl="2" w:tplc="FFFFFFFF" w:tentative="1">
+      <w:start w:val="1"/>
+      <w:numFmt w:val="bullet"/>
+      <w:lvlText w:val=""/>
+      <w:lvlJc w:val="left"/>
+      <w:pPr>
+        <w:ind w:left="2880" w:hanging="360"/>
+      </w:pPr>
+      <w:rPr>
+        <w:rFonts w:ascii="Wingdings" w:hAnsi="Wingdings" w:hint="default"/>
+      </w:rPr>
+    </w:lvl>
+    <w:lvl w:ilvl="3" w:tplc="FFFFFFFF" w:tentative="1">
+      <w:start w:val="1"/>
+      <w:numFmt w:val="bullet"/>
+      <w:lvlText w:val=""/>
+      <w:lvlJc w:val="left"/>
+      <w:pPr>
+        <w:ind w:left="3600" w:hanging="360"/>
+      </w:pPr>
+      <w:rPr>
+        <w:rFonts w:ascii="Symbol" w:hAnsi="Symbol" w:hint="default"/>
+      </w:rPr>
+    </w:lvl>
+    <w:lvl w:ilvl="4" w:tplc="FFFFFFFF" w:tentative="1">
+      <w:start w:val="1"/>
+      <w:numFmt w:val="bullet"/>
+      <w:lvlText w:val="o"/>
+      <w:lvlJc w:val="left"/>
+      <w:pPr>
+        <w:ind w:left="4320" w:hanging="360"/>
+      </w:pPr>
+      <w:rPr>
+        <w:rFonts w:ascii="Courier New" w:hAnsi="Courier New" w:cs="Courier New" w:hint="default"/>
+      </w:rPr>
+    </w:lvl>
+    <w:lvl w:ilvl="5" w:tplc="FFFFFFFF" w:tentative="1">
+      <w:start w:val="1"/>
+      <w:numFmt w:val="bullet"/>
+      <w:lvlText w:val=""/>
+      <w:lvlJc w:val="left"/>
+      <w:pPr>
+        <w:ind w:left="5040" w:hanging="360"/>
+      </w:pPr>
+      <w:rPr>
+        <w:rFonts w:ascii="Wingdings" w:hAnsi="Wingdings" w:hint="default"/>
+      </w:rPr>
+    </w:lvl>
+    <w:lvl w:ilvl="6" w:tplc="FFFFFFFF" w:tentative="1">
+      <w:start w:val="1"/>
+      <w:numFmt w:val="bullet"/>
+      <w:lvlText w:val=""/>
+      <w:lvlJc w:val="left"/>
+      <w:pPr>
+        <w:ind w:left="5760" w:hanging="360"/>
+      </w:pPr>
+      <w:rPr>
+        <w:rFonts w:ascii="Symbol" w:hAnsi="Symbol" w:hint="default"/>
+      </w:rPr>
+    </w:lvl>
+    <w:lvl w:ilvl="7" w:tplc="FFFFFFFF" w:tentative="1">
+      <w:start w:val="1"/>
+      <w:numFmt w:val="bullet"/>
+      <w:lvlText w:val="o"/>
+      <w:lvlJc w:val="left"/>
+      <w:pPr>
+        <w:ind w:left="6480" w:hanging="360"/>
+      </w:pPr>
+      <w:rPr>
+        <w:rFonts w:ascii="Courier New" w:hAnsi="Courier New" w:cs="Courier New" w:hint="default"/>
+      </w:rPr>
+    </w:lvl>
+    <w:lvl w:ilvl="8" w:tplc="FFFFFFFF" w:tentative="1">
+      <w:start w:val="1"/>
+      <w:numFmt w:val="bullet"/>
+      <w:lvlText w:val=""/>
+      <w:lvlJc w:val="left"/>
+      <w:pPr>
+        <w:ind w:left="7200" w:hanging="360"/>
+      </w:pPr>
+      <w:rPr>
+        <w:rFonts w:ascii="Wingdings" w:hAnsi="Wingdings" w:hint="default"/>
+      </w:rPr>
+    </w:lvl>
+  </w:abstractNum>
+  <w:abstractNum w:abstractNumId="25" w15:restartNumberingAfterBreak="0">
+    <w:nsid w:val="7F3C7D96"/>
+    <w:multiLevelType w:val="hybridMultilevel"/>
+    <w:tmpl w:val="48925D0C"/>
+    <w:lvl w:ilvl="0" w:tplc="5A92232C">
+      <w:start w:val="1"/>
+      <w:numFmt w:val="bullet"/>
+      <w:lvlText w:val=""/>
+      <w:lvlJc w:val="left"/>
+      <w:pPr>
+        <w:ind w:left="720" w:hanging="360"/>
+      </w:pPr>
+      <w:rPr>
+        <w:rFonts w:ascii="Symbol" w:hAnsi="Symbol" w:hint="default"/>
+      </w:rPr>
+    </w:lvl>
+    <w:lvl w:ilvl="1" w:tplc="04090003" w:tentative="1">
+      <w:start w:val="1"/>
+      <w:numFmt w:val="bullet"/>
+      <w:lvlText w:val="o"/>
+      <w:lvlJc w:val="left"/>
+      <w:pPr>
+        <w:ind w:left="1440" w:hanging="360"/>
+      </w:pPr>
+      <w:rPr>
+        <w:rFonts w:ascii="Courier New" w:hAnsi="Courier New" w:cs="Courier New" w:hint="default"/>
+      </w:rPr>
+    </w:lvl>
+    <w:lvl w:ilvl="2" w:tplc="04090005" w:tentative="1">
+      <w:start w:val="1"/>
+      <w:numFmt w:val="bullet"/>
+      <w:lvlText w:val=""/>
+      <w:lvlJc w:val="left"/>
+      <w:pPr>
+        <w:ind w:left="2160" w:hanging="360"/>
+      </w:pPr>
+      <w:rPr>
+        <w:rFonts w:ascii="Wingdings" w:hAnsi="Wingdings" w:hint="default"/>
+      </w:rPr>
+    </w:lvl>
+    <w:lvl w:ilvl="3" w:tplc="04090001" w:tentative="1">
+      <w:start w:val="1"/>
+      <w:numFmt w:val="bullet"/>
+      <w:lvlText w:val=""/>
+      <w:lvlJc w:val="left"/>
+      <w:pPr>
+        <w:ind w:left="2880" w:hanging="360"/>
+      </w:pPr>
+      <w:rPr>
+        <w:rFonts w:ascii="Symbol" w:hAnsi="Symbol" w:hint="default"/>
+      </w:rPr>
+    </w:lvl>
+    <w:lvl w:ilvl="4" w:tplc="04090003" w:tentative="1">
+      <w:start w:val="1"/>
+      <w:numFmt w:val="bullet"/>
+      <w:lvlText w:val="o"/>
+      <w:lvlJc w:val="left"/>
+      <w:pPr>
+        <w:ind w:left="3600" w:hanging="360"/>
+      </w:pPr>
+      <w:rPr>
+        <w:rFonts w:ascii="Courier New" w:hAnsi="Courier New" w:cs="Courier New" w:hint="default"/>
+      </w:rPr>
+    </w:lvl>
+    <w:lvl w:ilvl="5" w:tplc="04090005" w:tentative="1">
+      <w:start w:val="1"/>
+      <w:numFmt w:val="bullet"/>
+      <w:lvlText w:val=""/>
+      <w:lvlJc w:val="left"/>
+      <w:pPr>
+        <w:ind w:left="4320" w:hanging="360"/>
+      </w:pPr>
+      <w:rPr>
+        <w:rFonts w:ascii="Wingdings" w:hAnsi="Wingdings" w:hint="default"/>
+      </w:rPr>
+    </w:lvl>
+    <w:lvl w:ilvl="6" w:tplc="04090001" w:tentative="1">
+      <w:start w:val="1"/>
+      <w:numFmt w:val="bullet"/>
+      <w:lvlText w:val=""/>
+      <w:lvlJc w:val="left"/>
+      <w:pPr>
+        <w:ind w:left="5040" w:hanging="360"/>
+      </w:pPr>
+      <w:rPr>
+        <w:rFonts w:ascii="Symbol" w:hAnsi="Symbol" w:hint="default"/>
+      </w:rPr>
+    </w:lvl>
+    <w:lvl w:ilvl="7" w:tplc="04090003" w:tentative="1">
+      <w:start w:val="1"/>
+      <w:numFmt w:val="bullet"/>
+      <w:lvlText w:val="o"/>
+      <w:lvlJc w:val="left"/>
+      <w:pPr>
+        <w:ind w:left="5760" w:hanging="360"/>
+      </w:pPr>
+      <w:rPr>
+        <w:rFonts w:ascii="Courier New" w:hAnsi="Courier New" w:cs="Courier New" w:hint="default"/>
+      </w:rPr>
+    </w:lvl>
+    <w:lvl w:ilvl="8" w:tplc="04090005" w:tentative="1">
+      <w:start w:val="1"/>
+      <w:numFmt w:val="bullet"/>
+      <w:lvlText w:val=""/>
+      <w:lvlJc w:val="left"/>
+      <w:pPr>
+        <w:ind w:left="6480" w:hanging="360"/>
+      </w:pPr>
+      <w:rPr>
+        <w:rFonts w:ascii="Wingdings" w:hAnsi="Wingdings" w:hint="default"/>
+      </w:rPr>
+    </w:lvl>
+  </w:abstractNum>
   <w:num w:numId="1" w16cid:durableId="1352104219">
-    <w:abstractNumId w:val="9"/>
+    <w:abstractNumId w:val="10"/>
   </w:num>
   <w:num w:numId="2" w16cid:durableId="166022947">
     <w:abstractNumId w:val="4"/>
   </w:num>
   <w:num w:numId="3" w16cid:durableId="237062663">
-    <w:abstractNumId w:val="14"/>
+    <w:abstractNumId w:val="16"/>
   </w:num>
   <w:num w:numId="4" w16cid:durableId="1673948856">
-    <w:abstractNumId w:val="17"/>
+    <w:abstractNumId w:val="21"/>
   </w:num>
   <w:num w:numId="5" w16cid:durableId="1722754829">
     <w:abstractNumId w:val="2"/>
@@ -7699,56 +8413,66 @@
     <w:abstractNumId w:val="6"/>
   </w:num>
   <w:num w:numId="7" w16cid:durableId="1918860220">
+    <w:abstractNumId w:val="19"/>
+  </w:num>
+  <w:num w:numId="8" w16cid:durableId="1857453989">
+    <w:abstractNumId w:val="20"/>
+  </w:num>
+  <w:num w:numId="9" w16cid:durableId="2081243360">
     <w:abstractNumId w:val="15"/>
   </w:num>
-  <w:num w:numId="8" w16cid:durableId="1857453989">
-    <w:abstractNumId w:val="16"/>
-  </w:num>
-  <w:num w:numId="9" w16cid:durableId="2081243360">
-    <w:abstractNumId w:val="13"/>
-  </w:num>
   <w:num w:numId="10" w16cid:durableId="577519950">
-    <w:abstractNumId w:val="19"/>
+    <w:abstractNumId w:val="23"/>
   </w:num>
   <w:num w:numId="11" w16cid:durableId="1373113954">
     <w:abstractNumId w:val="0"/>
   </w:num>
   <w:num w:numId="12" w16cid:durableId="999189577">
-    <w:abstractNumId w:val="11"/>
+    <w:abstractNumId w:val="12"/>
   </w:num>
   <w:num w:numId="13" w16cid:durableId="239953047">
     <w:abstractNumId w:val="3"/>
   </w:num>
   <w:num w:numId="14" w16cid:durableId="1493401497">
-    <w:abstractNumId w:val="12"/>
+    <w:abstractNumId w:val="14"/>
   </w:num>
   <w:num w:numId="15" w16cid:durableId="1608806477">
     <w:abstractNumId w:val="5"/>
   </w:num>
   <w:num w:numId="16" w16cid:durableId="981621768">
-    <w:abstractNumId w:val="18"/>
+    <w:abstractNumId w:val="22"/>
   </w:num>
   <w:num w:numId="17" w16cid:durableId="1371105114">
-    <w:abstractNumId w:val="8"/>
+    <w:abstractNumId w:val="9"/>
   </w:num>
   <w:num w:numId="18" w16cid:durableId="12388882">
     <w:abstractNumId w:val="1"/>
   </w:num>
   <w:num w:numId="19" w16cid:durableId="1183978629">
-    <w:abstractNumId w:val="10"/>
+    <w:abstractNumId w:val="11"/>
   </w:num>
   <w:num w:numId="20" w16cid:durableId="704717572">
     <w:abstractNumId w:val="7"/>
   </w:num>
+  <w:num w:numId="21" w16cid:durableId="1106122909">
+    <w:abstractNumId w:val="18"/>
+  </w:num>
+  <w:num w:numId="22" w16cid:durableId="899290614">
+    <w:abstractNumId w:val="8"/>
+  </w:num>
+  <w:num w:numId="23" w16cid:durableId="30767497">
+    <w:abstractNumId w:val="17"/>
+  </w:num>
+  <w:num w:numId="24" w16cid:durableId="935593799">
+    <w:abstractNumId w:val="13"/>
+  </w:num>
+  <w:num w:numId="25" w16cid:durableId="1908345256">
+    <w:abstractNumId w:val="24"/>
+  </w:num>
+  <w:num w:numId="26" w16cid:durableId="1548374217">
+    <w:abstractNumId w:val="25"/>
+  </w:num>
 </w:numbering>
-</file>
-
-<file path=word/people.xml><?xml version="1.0" encoding="utf-8"?>
-<w15:people xmlns:wpc="http://schemas.microsoft.com/office/word/2010/wordprocessingCanvas" xmlns:cx="http://schemas.microsoft.com/office/drawing/2014/chartex" xmlns:cx1="http://schemas.microsoft.com/office/drawing/2015/9/8/chartex" xmlns:cx2="http://schemas.microsoft.com/office/drawing/2015/10/21/chartex" xmlns:cx3="http://schemas.microsoft.com/office/drawing/2016/5/9/chartex" xmlns:cx4="http://schemas.microsoft.com/office/drawing/2016/5/10/chartex" xmlns:cx5="http://schemas.microsoft.com/office/drawing/2016/5/11/chartex" xmlns:cx6="http://schemas.microsoft.com/office/drawing/2016/5/12/chartex" xmlns:cx7="http://schemas.microsoft.com/office/drawing/2016/5/13/chartex" xmlns:cx8="http://schemas.microsoft.com/office/drawing/2016/5/14/chartex" xmlns:mc="http://schemas.openxmlformats.org/markup-compatibility/2006" xmlns:aink="http://schemas.microsoft.com/office/drawing/2016/ink" xmlns:am3d="http://schemas.microsoft.com/office/drawing/2017/model3d" xmlns:o="urn:schemas-microsoft-com:office:office" xmlns:oel="http://schemas.microsoft.com/office/2019/extlst" xmlns:r="http://schemas.openxmlformats.org/officeDocument/2006/relationships" xmlns:m="http://schemas.openxmlformats.org/officeDocument/2006/math" xmlns:v="urn:schemas-microsoft-com:vml" xmlns:wp14="http://schemas.microsoft.com/office/word/2010/wordprocessingDrawing" xmlns:wp="http://schemas.openxmlformats.org/drawingml/2006/wordprocessingDrawing" xmlns:w10="urn:schemas-microsoft-com:office:word" xmlns:w="http://schemas.openxmlformats.org/wordprocessingml/2006/main" xmlns:w14="http://schemas.microsoft.com/office/word/2010/wordml" xmlns:w15="http://schemas.microsoft.com/office/word/2012/wordml" xmlns:w16cex="http://schemas.microsoft.com/office/word/2018/wordml/cex" xmlns:w16cid="http://schemas.microsoft.com/office/word/2016/wordml/cid" xmlns:w16="http://schemas.microsoft.com/office/word/2018/wordml" xmlns:w16du="http://schemas.microsoft.com/office/word/2023/wordml/word16du" xmlns:w16sdtdh="http://schemas.microsoft.com/office/word/2020/wordml/sdtdatahash" xmlns:w16sdtfl="http://schemas.microsoft.com/office/word/2024/wordml/sdtformatlock" xmlns:w16se="http://schemas.microsoft.com/office/word/2015/wordml/symex" xmlns:wpg="http://schemas.microsoft.com/office/word/2010/wordprocessingGroup" xmlns:wpi="http://schemas.microsoft.com/office/word/2010/wordprocessingInk" xmlns:wne="http://schemas.microsoft.com/office/word/2006/wordml" xmlns:wps="http://schemas.microsoft.com/office/word/2010/wordprocessingShape" mc:Ignorable="w14 w15 w16se w16cid w16 w16cex w16sdtdh w16sdtfl w16du wp14">
-  <w15:person w15:author="Hoai">
-    <w15:presenceInfo w15:providerId="Windows Live" w15:userId="a249d7a3297a019b"/>
-  </w15:person>
-</w15:people>
 </file>
 
 <file path=word/styles.xml><?xml version="1.0" encoding="utf-8"?>
@@ -8154,7 +8878,6 @@
   <w:style w:type="character" w:default="1" w:styleId="DefaultParagraphFont">
     <w:name w:val="Default Paragraph Font"/>
     <w:uiPriority w:val="1"/>
-    <w:semiHidden/>
     <w:unhideWhenUsed/>
   </w:style>
   <w:style w:type="table" w:default="1" w:styleId="TableNormal">
@@ -8286,13 +9009,17 @@
     <w:autoRedefine/>
     <w:uiPriority w:val="39"/>
     <w:unhideWhenUsed/>
-    <w:rsid w:val="003D3870"/>
+    <w:rsid w:val="00416D18"/>
     <w:pPr>
       <w:tabs>
+        <w:tab w:val="left" w:pos="180"/>
+        <w:tab w:val="left" w:pos="270"/>
         <w:tab w:val="left" w:pos="440"/>
+        <w:tab w:val="left" w:pos="540"/>
         <w:tab w:val="right" w:leader="dot" w:pos="9681"/>
       </w:tabs>
       <w:spacing w:after="100"/>
+      <w:ind w:right="237"/>
     </w:pPr>
   </w:style>
   <w:style w:type="paragraph" w:styleId="TOC2">
